--- a/docs/STM32智能环境监测终端-项目简介.docx
+++ b/docs/STM32智能环境监测终端-项目简介.docx
@@ -1,67 +1,199 @@
 
 <file path=word/document.xml><?xml version="1.0" encoding="utf-8"?>
-<w:document xmlns:wpc="http://schemas.microsoft.com/office/word/2010/wordprocessingCanvas" xmlns:cx="http://schemas.microsoft.com/office/drawing/2014/chartex" xmlns:cx1="http://schemas.microsoft.com/office/drawing/2015/9/8/chartex" xmlns:cx2="http://schemas.microsoft.com/office/drawing/2015/10/21/chartex" xmlns:cx3="http://schemas.microsoft.com/office/drawing/2016/5/9/chartex" xmlns:cx4="http://schemas.microsoft.com/office/drawing/2016/5/10/chartex" xmlns:cx5="http://schemas.microsoft.com/office/drawing/2016/5/11/chartex" xmlns:cx6="http://schemas.microsoft.com/office/drawing/2016/5/12/chartex" xmlns:cx7="http://schemas.microsoft.com/office/drawing/2016/5/13/chartex" xmlns:cx8="http://schemas.microsoft.com/office/drawing/2016/5/14/chartex" xmlns:mc="http://schemas.openxmlformats.org/markup-compatibility/2006" xmlns:o="urn:schemas-microsoft-com:office:office" xmlns:r="http://schemas.openxmlformats.org/officeDocument/2006/relationships" xmlns:m="http://schemas.openxmlformats.org/officeDocument/2006/math" xmlns:v="urn:schemas-microsoft-com:vml" xmlns:wp14="http://schemas.microsoft.com/office/word/2010/wordprocessingDrawing" xmlns:wp="http://schemas.openxmlformats.org/drawingml/2006/wordprocessingDrawing" xmlns:w="http://schemas.openxmlformats.org/wordprocessingml/2006/main" xmlns:w14="http://schemas.microsoft.com/office/word/2010/wordml" xmlns:w10="urn:schemas-microsoft-com:office:word" xmlns:w15="http://schemas.microsoft.com/office/word/2012/wordml" xmlns:wpg="http://schemas.microsoft.com/office/word/2010/wordprocessingGroup" xmlns:wpi="http://schemas.microsoft.com/office/word/2010/wordprocessingInk" xmlns:wne="http://schemas.microsoft.com/office/word/2006/wordml" xmlns:wps="http://schemas.microsoft.com/office/word/2010/wordprocessingShape" xmlns:wpsCustomData="http://www.wps.cn/officeDocument/2013/wpsCustomData" mc:Ignorable="w14 w15 wp14">
+<w:document xmlns:wpc="http://schemas.microsoft.com/office/word/2010/wordprocessingCanvas" xmlns:cx="http://schemas.microsoft.com/office/drawing/2014/chartex" xmlns:cx1="http://schemas.microsoft.com/office/drawing/2015/9/8/chartex" xmlns:cx2="http://schemas.microsoft.com/office/drawing/2015/10/21/chartex" xmlns:cx3="http://schemas.microsoft.com/office/drawing/2016/5/9/chartex" xmlns:cx4="http://schemas.microsoft.com/office/drawing/2016/5/10/chartex" xmlns:cx5="http://schemas.microsoft.com/office/drawing/2016/5/11/chartex" xmlns:cx6="http://schemas.microsoft.com/office/drawing/2016/5/12/chartex" xmlns:cx7="http://schemas.microsoft.com/office/drawing/2016/5/13/chartex" xmlns:cx8="http://schemas.microsoft.com/office/drawing/2016/5/14/chartex" xmlns:mc="http://schemas.openxmlformats.org/markup-compatibility/2006" xmlns:aink="http://schemas.microsoft.com/office/drawing/2016/ink" xmlns:am3d="http://schemas.microsoft.com/office/drawing/2017/model3d" xmlns:o="urn:schemas-microsoft-com:office:office" xmlns:oel="http://schemas.microsoft.com/office/2019/extlst" xmlns:r="http://schemas.openxmlformats.org/officeDocument/2006/relationships" xmlns:m="http://schemas.openxmlformats.org/officeDocument/2006/math" xmlns:v="urn:schemas-microsoft-com:vml" xmlns:wp14="http://schemas.microsoft.com/office/word/2010/wordprocessingDrawing" xmlns:wp="http://schemas.openxmlformats.org/drawingml/2006/wordprocessingDrawing" xmlns:w10="urn:schemas-microsoft-com:office:word" xmlns:w="http://schemas.openxmlformats.org/wordprocessingml/2006/main" xmlns:w14="http://schemas.microsoft.com/office/word/2010/wordml" xmlns:w15="http://schemas.microsoft.com/office/word/2012/wordml" xmlns:w16cex="http://schemas.microsoft.com/office/word/2018/wordml/cex" xmlns:w16cid="http://schemas.microsoft.com/office/word/2016/wordml/cid" xmlns:w16="http://schemas.microsoft.com/office/word/2018/wordml" xmlns:w16du="http://schemas.microsoft.com/office/word/2023/wordml/word16du" xmlns:w16sdtdh="http://schemas.microsoft.com/office/word/2020/wordml/sdtdatahash" xmlns:w16sdtfl="http://schemas.microsoft.com/office/word/2024/wordml/sdtformatlock" xmlns:w16se="http://schemas.microsoft.com/office/word/2015/wordml/symex" xmlns:wpg="http://schemas.microsoft.com/office/word/2010/wordprocessingGroup" xmlns:wpi="http://schemas.microsoft.com/office/word/2010/wordprocessingInk" xmlns:wne="http://schemas.microsoft.com/office/word/2006/wordml" xmlns:wps="http://schemas.microsoft.com/office/word/2010/wordprocessingShape" mc:Ignorable="w14 w15 w16se w16cid w16 w16cex w16sdtdh w16sdtfl w16du wp14">
   <w:body>
     <w:p>
       <w:pPr>
-        <w:spacing w:before="0" w:after="160" w:line="360" w:lineRule="auto"/>
+        <w:spacing w:after="160" w:line="360" w:lineRule="auto"/>
         <w:jc w:val="center"/>
       </w:pPr>
       <w:r>
         <w:rPr>
-          <w:rFonts w:ascii="Arial" w:hAnsi="Arial" w:eastAsia="微软雅黑" w:cs="Arial"/>
+          <w:rFonts w:ascii="Arial" w:eastAsia="微软雅黑" w:hAnsi="Arial" w:cs="Arial"/>
           <w:b/>
           <w:bCs/>
           <w:sz w:val="40"/>
           <w:szCs w:val="40"/>
         </w:rPr>
-        <w:t>STM32 智能环境监测终端</w:t>
+        <w:t xml:space="preserve">STM32 </w:t>
+      </w:r>
+      <w:r>
+        <w:rPr>
+          <w:rFonts w:ascii="Arial" w:eastAsia="微软雅黑" w:hAnsi="Arial" w:cs="Arial"/>
+          <w:b/>
+          <w:bCs/>
+          <w:sz w:val="40"/>
+          <w:szCs w:val="40"/>
+        </w:rPr>
+        <w:t>智能环境监测终端</w:t>
       </w:r>
     </w:p>
     <w:p>
       <w:pPr>
-        <w:spacing w:before="0" w:after="60" w:line="300" w:lineRule="auto"/>
+        <w:spacing w:after="60" w:line="300" w:lineRule="auto"/>
         <w:jc w:val="center"/>
         <w:rPr>
-          <w:rFonts w:hint="eastAsia" w:eastAsia="微软雅黑"/>
-          <w:lang w:val="en-US" w:eastAsia="zh-CN"/>
+          <w:rFonts w:eastAsia="微软雅黑"/>
         </w:rPr>
       </w:pPr>
       <w:r>
         <w:rPr>
-          <w:rFonts w:ascii="Arial" w:hAnsi="Arial" w:eastAsia="微软雅黑" w:cs="Arial"/>
+          <w:rFonts w:ascii="Arial" w:eastAsia="微软雅黑" w:hAnsi="Arial" w:cs="Arial"/>
           <w:color w:val="595959"/>
           <w:sz w:val="19"/>
           <w:szCs w:val="19"/>
         </w:rPr>
-        <w:t>主控：STM32F103ZET6（ARM Cortex-M3，72 MHz）　|　版本：V1.3.</w:t>
-      </w:r>
-      <w:r>
-        <w:rPr>
-          <w:rFonts w:hint="eastAsia" w:ascii="Arial" w:hAnsi="Arial" w:eastAsia="微软雅黑" w:cs="Arial"/>
+        <w:t>主控：</w:t>
+      </w:r>
+      <w:r>
+        <w:rPr>
+          <w:rFonts w:ascii="Arial" w:eastAsia="微软雅黑" w:hAnsi="Arial" w:cs="Arial"/>
           <w:color w:val="595959"/>
           <w:sz w:val="19"/>
           <w:szCs w:val="19"/>
-          <w:lang w:val="en-US" w:eastAsia="zh-CN"/>
+        </w:rPr>
+        <w:t>STM32F103ZET6</w:t>
+      </w:r>
+      <w:r>
+        <w:rPr>
+          <w:rFonts w:ascii="Arial" w:eastAsia="微软雅黑" w:hAnsi="Arial" w:cs="Arial"/>
+          <w:color w:val="595959"/>
+          <w:sz w:val="19"/>
+          <w:szCs w:val="19"/>
+        </w:rPr>
+        <w:t>（</w:t>
+      </w:r>
+      <w:r>
+        <w:rPr>
+          <w:rFonts w:ascii="Arial" w:eastAsia="微软雅黑" w:hAnsi="Arial" w:cs="Arial"/>
+          <w:color w:val="595959"/>
+          <w:sz w:val="19"/>
+          <w:szCs w:val="19"/>
+        </w:rPr>
+        <w:t>ARM Cortex-M3</w:t>
+      </w:r>
+      <w:r>
+        <w:rPr>
+          <w:rFonts w:ascii="Arial" w:eastAsia="微软雅黑" w:hAnsi="Arial" w:cs="Arial"/>
+          <w:color w:val="595959"/>
+          <w:sz w:val="19"/>
+          <w:szCs w:val="19"/>
+        </w:rPr>
+        <w:t>，</w:t>
+      </w:r>
+      <w:r>
+        <w:rPr>
+          <w:rFonts w:ascii="Arial" w:eastAsia="微软雅黑" w:hAnsi="Arial" w:cs="Arial"/>
+          <w:color w:val="595959"/>
+          <w:sz w:val="19"/>
+          <w:szCs w:val="19"/>
+        </w:rPr>
+        <w:t>72 MHz</w:t>
+      </w:r>
+      <w:r>
+        <w:rPr>
+          <w:rFonts w:ascii="Arial" w:eastAsia="微软雅黑" w:hAnsi="Arial" w:cs="Arial"/>
+          <w:color w:val="595959"/>
+          <w:sz w:val="19"/>
+          <w:szCs w:val="19"/>
+        </w:rPr>
+        <w:t xml:space="preserve">）　</w:t>
+      </w:r>
+      <w:r>
+        <w:rPr>
+          <w:rFonts w:ascii="Arial" w:eastAsia="微软雅黑" w:hAnsi="Arial" w:cs="Arial"/>
+          <w:color w:val="595959"/>
+          <w:sz w:val="19"/>
+          <w:szCs w:val="19"/>
+        </w:rPr>
+        <w:t>|</w:t>
+      </w:r>
+      <w:r>
+        <w:rPr>
+          <w:rFonts w:ascii="Arial" w:eastAsia="微软雅黑" w:hAnsi="Arial" w:cs="Arial"/>
+          <w:color w:val="595959"/>
+          <w:sz w:val="19"/>
+          <w:szCs w:val="19"/>
+        </w:rPr>
+        <w:t xml:space="preserve">　版本：</w:t>
+      </w:r>
+      <w:r>
+        <w:rPr>
+          <w:rFonts w:ascii="Arial" w:eastAsia="微软雅黑" w:hAnsi="Arial" w:cs="Arial"/>
+          <w:color w:val="595959"/>
+          <w:sz w:val="19"/>
+          <w:szCs w:val="19"/>
+        </w:rPr>
+        <w:t>V1.3.</w:t>
+      </w:r>
+      <w:r>
+        <w:rPr>
+          <w:rFonts w:ascii="Arial" w:eastAsia="微软雅黑" w:hAnsi="Arial" w:cs="Arial" w:hint="eastAsia"/>
+          <w:color w:val="595959"/>
+          <w:sz w:val="19"/>
+          <w:szCs w:val="19"/>
         </w:rPr>
         <w:t>3</w:t>
       </w:r>
-      <w:bookmarkStart w:id="0" w:name="_GoBack"/>
-      <w:bookmarkEnd w:id="0"/>
     </w:p>
     <w:p>
       <w:pPr>
-        <w:spacing w:before="0" w:after="60" w:line="300" w:lineRule="auto"/>
+        <w:spacing w:after="60" w:line="300" w:lineRule="auto"/>
         <w:jc w:val="center"/>
       </w:pPr>
       <w:r>
         <w:rPr>
-          <w:rFonts w:ascii="Arial" w:hAnsi="Arial" w:eastAsia="微软雅黑" w:cs="Arial"/>
+          <w:rFonts w:ascii="Arial" w:eastAsia="微软雅黑" w:hAnsi="Arial" w:cs="Arial"/>
           <w:color w:val="595959"/>
           <w:sz w:val="19"/>
           <w:szCs w:val="19"/>
         </w:rPr>
-        <w:t>固件库：STM32Cube HAL　|　开发环境：Keil MDK-ARM</w:t>
+        <w:t>固件库：</w:t>
+      </w:r>
+      <w:r>
+        <w:rPr>
+          <w:rFonts w:ascii="Arial" w:eastAsia="微软雅黑" w:hAnsi="Arial" w:cs="Arial"/>
+          <w:color w:val="595959"/>
+          <w:sz w:val="19"/>
+          <w:szCs w:val="19"/>
+        </w:rPr>
+        <w:t>STM32Cube HAL</w:t>
+      </w:r>
+      <w:r>
+        <w:rPr>
+          <w:rFonts w:ascii="Arial" w:eastAsia="微软雅黑" w:hAnsi="Arial" w:cs="Arial"/>
+          <w:color w:val="595959"/>
+          <w:sz w:val="19"/>
+          <w:szCs w:val="19"/>
+        </w:rPr>
+        <w:t xml:space="preserve">　</w:t>
+      </w:r>
+      <w:r>
+        <w:rPr>
+          <w:rFonts w:ascii="Arial" w:eastAsia="微软雅黑" w:hAnsi="Arial" w:cs="Arial"/>
+          <w:color w:val="595959"/>
+          <w:sz w:val="19"/>
+          <w:szCs w:val="19"/>
+        </w:rPr>
+        <w:t>|</w:t>
+      </w:r>
+      <w:r>
+        <w:rPr>
+          <w:rFonts w:ascii="Arial" w:eastAsia="微软雅黑" w:hAnsi="Arial" w:cs="Arial"/>
+          <w:color w:val="595959"/>
+          <w:sz w:val="19"/>
+          <w:szCs w:val="19"/>
+        </w:rPr>
+        <w:t xml:space="preserve">　开发环境：</w:t>
+      </w:r>
+      <w:r>
+        <w:rPr>
+          <w:rFonts w:ascii="Arial" w:eastAsia="微软雅黑" w:hAnsi="Arial" w:cs="Arial"/>
+          <w:color w:val="595959"/>
+          <w:sz w:val="19"/>
+          <w:szCs w:val="19"/>
+        </w:rPr>
+        <w:t>Keil MDK-ARM</w:t>
       </w:r>
     </w:p>
     <w:p>
@@ -70,7 +202,7 @@
       </w:pPr>
       <w:r>
         <w:rPr>
-          <w:rFonts w:ascii="Arial" w:hAnsi="Arial" w:eastAsia="微软雅黑" w:cs="Arial"/>
+          <w:rFonts w:ascii="Arial" w:eastAsia="微软雅黑" w:hAnsi="Arial" w:cs="Arial"/>
           <w:b/>
           <w:bCs/>
           <w:color w:val="1F4E79"/>
@@ -82,15 +214,210 @@
     </w:p>
     <w:p>
       <w:pPr>
-        <w:spacing w:before="0" w:after="90" w:line="336" w:lineRule="auto"/>
+        <w:spacing w:after="90" w:line="336" w:lineRule="auto"/>
       </w:pPr>
       <w:r>
         <w:rPr>
-          <w:rFonts w:ascii="Arial" w:hAnsi="Arial" w:eastAsia="微软雅黑" w:cs="Arial"/>
-          <w:sz w:val="21"/>
-          <w:szCs w:val="21"/>
-        </w:rPr>
-        <w:t>本项目是基于 STM32F103ZET6 的嵌入式环境采集监测终端，围绕“采集 — 显示 — 交互 — 存储”完整功能链路设计。系统通过 ADC 循环采集 3 路模拟电压（光敏电阻、电位器等），通过 DHT11 单总线采集环境温湿度，数据在 0.96 寸 OLED 上以四个中文页面展示；支持 3 个按键现场翻页、串口命令行远程查询与控制；可按光照阈值自动报警，PWM 无级调节指示灯亮度；阈值、亮度、页码等参数可保存到外部 SPI Flash，掉电后上电自动恢复。</w:t>
+          <w:rFonts w:ascii="Arial" w:eastAsia="微软雅黑" w:hAnsi="Arial" w:cs="Arial"/>
+          <w:szCs w:val="21"/>
+        </w:rPr>
+        <w:t>本项目是基于</w:t>
+      </w:r>
+      <w:r>
+        <w:rPr>
+          <w:rFonts w:ascii="Arial" w:eastAsia="微软雅黑" w:hAnsi="Arial" w:cs="Arial"/>
+          <w:szCs w:val="21"/>
+        </w:rPr>
+        <w:t xml:space="preserve"> STM32F103ZET6 </w:t>
+      </w:r>
+      <w:r>
+        <w:rPr>
+          <w:rFonts w:ascii="Arial" w:eastAsia="微软雅黑" w:hAnsi="Arial" w:cs="Arial"/>
+          <w:szCs w:val="21"/>
+        </w:rPr>
+        <w:t>的嵌入式环境采集监测终端，围绕</w:t>
+      </w:r>
+      <w:r>
+        <w:rPr>
+          <w:rFonts w:ascii="Arial" w:eastAsia="微软雅黑" w:hAnsi="Arial" w:cs="Arial"/>
+          <w:szCs w:val="21"/>
+        </w:rPr>
+        <w:t>“</w:t>
+      </w:r>
+      <w:r>
+        <w:rPr>
+          <w:rFonts w:ascii="Arial" w:eastAsia="微软雅黑" w:hAnsi="Arial" w:cs="Arial"/>
+          <w:szCs w:val="21"/>
+        </w:rPr>
+        <w:t>采集</w:t>
+      </w:r>
+      <w:r>
+        <w:rPr>
+          <w:rFonts w:ascii="Arial" w:eastAsia="微软雅黑" w:hAnsi="Arial" w:cs="Arial"/>
+          <w:szCs w:val="21"/>
+        </w:rPr>
+        <w:t xml:space="preserve"> — </w:t>
+      </w:r>
+      <w:r>
+        <w:rPr>
+          <w:rFonts w:ascii="Arial" w:eastAsia="微软雅黑" w:hAnsi="Arial" w:cs="Arial"/>
+          <w:szCs w:val="21"/>
+        </w:rPr>
+        <w:t>显示</w:t>
+      </w:r>
+      <w:r>
+        <w:rPr>
+          <w:rFonts w:ascii="Arial" w:eastAsia="微软雅黑" w:hAnsi="Arial" w:cs="Arial"/>
+          <w:szCs w:val="21"/>
+        </w:rPr>
+        <w:t xml:space="preserve"> — </w:t>
+      </w:r>
+      <w:r>
+        <w:rPr>
+          <w:rFonts w:ascii="Arial" w:eastAsia="微软雅黑" w:hAnsi="Arial" w:cs="Arial"/>
+          <w:szCs w:val="21"/>
+        </w:rPr>
+        <w:t>交互</w:t>
+      </w:r>
+      <w:r>
+        <w:rPr>
+          <w:rFonts w:ascii="Arial" w:eastAsia="微软雅黑" w:hAnsi="Arial" w:cs="Arial"/>
+          <w:szCs w:val="21"/>
+        </w:rPr>
+        <w:t xml:space="preserve"> — </w:t>
+      </w:r>
+      <w:r>
+        <w:rPr>
+          <w:rFonts w:ascii="Arial" w:eastAsia="微软雅黑" w:hAnsi="Arial" w:cs="Arial"/>
+          <w:szCs w:val="21"/>
+        </w:rPr>
+        <w:t>存储</w:t>
+      </w:r>
+      <w:r>
+        <w:rPr>
+          <w:rFonts w:ascii="Arial" w:eastAsia="微软雅黑" w:hAnsi="Arial" w:cs="Arial"/>
+          <w:szCs w:val="21"/>
+        </w:rPr>
+        <w:t>”</w:t>
+      </w:r>
+      <w:r>
+        <w:rPr>
+          <w:rFonts w:ascii="Arial" w:eastAsia="微软雅黑" w:hAnsi="Arial" w:cs="Arial"/>
+          <w:szCs w:val="21"/>
+        </w:rPr>
+        <w:t>完整功能链路设计。系统通过</w:t>
+      </w:r>
+      <w:r>
+        <w:rPr>
+          <w:rFonts w:ascii="Arial" w:eastAsia="微软雅黑" w:hAnsi="Arial" w:cs="Arial"/>
+          <w:szCs w:val="21"/>
+        </w:rPr>
+        <w:t xml:space="preserve"> ADC </w:t>
+      </w:r>
+      <w:r>
+        <w:rPr>
+          <w:rFonts w:ascii="Arial" w:eastAsia="微软雅黑" w:hAnsi="Arial" w:cs="Arial"/>
+          <w:szCs w:val="21"/>
+        </w:rPr>
+        <w:t>循环采集</w:t>
+      </w:r>
+      <w:r>
+        <w:rPr>
+          <w:rFonts w:ascii="Arial" w:eastAsia="微软雅黑" w:hAnsi="Arial" w:cs="Arial"/>
+          <w:szCs w:val="21"/>
+        </w:rPr>
+        <w:t xml:space="preserve"> 3 </w:t>
+      </w:r>
+      <w:r>
+        <w:rPr>
+          <w:rFonts w:ascii="Arial" w:eastAsia="微软雅黑" w:hAnsi="Arial" w:cs="Arial"/>
+          <w:szCs w:val="21"/>
+        </w:rPr>
+        <w:t>路模拟电压（光敏电阻、电位器等），通过</w:t>
+      </w:r>
+      <w:r>
+        <w:rPr>
+          <w:rFonts w:ascii="Arial" w:eastAsia="微软雅黑" w:hAnsi="Arial" w:cs="Arial"/>
+          <w:szCs w:val="21"/>
+        </w:rPr>
+        <w:t xml:space="preserve"> DHT11 </w:t>
+      </w:r>
+      <w:r>
+        <w:rPr>
+          <w:rFonts w:ascii="Arial" w:eastAsia="微软雅黑" w:hAnsi="Arial" w:cs="Arial"/>
+          <w:szCs w:val="21"/>
+        </w:rPr>
+        <w:t>单总线采集环境温湿度，数据在</w:t>
+      </w:r>
+      <w:r>
+        <w:rPr>
+          <w:rFonts w:ascii="Arial" w:eastAsia="微软雅黑" w:hAnsi="Arial" w:cs="Arial"/>
+          <w:szCs w:val="21"/>
+        </w:rPr>
+        <w:t xml:space="preserve"> 0.96 </w:t>
+      </w:r>
+      <w:r>
+        <w:rPr>
+          <w:rFonts w:ascii="Arial" w:eastAsia="微软雅黑" w:hAnsi="Arial" w:cs="Arial"/>
+          <w:szCs w:val="21"/>
+        </w:rPr>
+        <w:t>寸</w:t>
+      </w:r>
+      <w:r>
+        <w:rPr>
+          <w:rFonts w:ascii="Arial" w:eastAsia="微软雅黑" w:hAnsi="Arial" w:cs="Arial"/>
+          <w:szCs w:val="21"/>
+        </w:rPr>
+        <w:t xml:space="preserve"> OLED </w:t>
+      </w:r>
+      <w:r>
+        <w:rPr>
+          <w:rFonts w:ascii="Arial" w:eastAsia="微软雅黑" w:hAnsi="Arial" w:cs="Arial"/>
+          <w:szCs w:val="21"/>
+        </w:rPr>
+        <w:t>上以四个中文页面展示；支持</w:t>
+      </w:r>
+      <w:r>
+        <w:rPr>
+          <w:rFonts w:ascii="Arial" w:eastAsia="微软雅黑" w:hAnsi="Arial" w:cs="Arial"/>
+          <w:szCs w:val="21"/>
+        </w:rPr>
+        <w:t xml:space="preserve"> 3 </w:t>
+      </w:r>
+      <w:r>
+        <w:rPr>
+          <w:rFonts w:ascii="Arial" w:eastAsia="微软雅黑" w:hAnsi="Arial" w:cs="Arial"/>
+          <w:szCs w:val="21"/>
+        </w:rPr>
+        <w:t>个按键现场翻页、串口命令行远程查询与控制；可按光照阈值自动报警，</w:t>
+      </w:r>
+      <w:r>
+        <w:rPr>
+          <w:rFonts w:ascii="Arial" w:eastAsia="微软雅黑" w:hAnsi="Arial" w:cs="Arial"/>
+          <w:szCs w:val="21"/>
+        </w:rPr>
+        <w:t xml:space="preserve">PWM </w:t>
+      </w:r>
+      <w:r>
+        <w:rPr>
+          <w:rFonts w:ascii="Arial" w:eastAsia="微软雅黑" w:hAnsi="Arial" w:cs="Arial"/>
+          <w:szCs w:val="21"/>
+        </w:rPr>
+        <w:t>无级调节指示灯亮度；阈值、亮度、页码等参数可保存到外部</w:t>
+      </w:r>
+      <w:r>
+        <w:rPr>
+          <w:rFonts w:ascii="Arial" w:eastAsia="微软雅黑" w:hAnsi="Arial" w:cs="Arial"/>
+          <w:szCs w:val="21"/>
+        </w:rPr>
+        <w:t xml:space="preserve"> SPI Flash</w:t>
+      </w:r>
+      <w:r>
+        <w:rPr>
+          <w:rFonts w:ascii="Arial" w:eastAsia="微软雅黑" w:hAnsi="Arial" w:cs="Arial"/>
+          <w:szCs w:val="21"/>
+        </w:rPr>
+        <w:t>，掉电后上电自动恢复。</w:t>
       </w:r>
     </w:p>
     <w:p>
@@ -99,7 +426,7 @@
       </w:pPr>
       <w:r>
         <w:rPr>
-          <w:rFonts w:ascii="Arial" w:hAnsi="Arial" w:eastAsia="微软雅黑" w:cs="Arial"/>
+          <w:rFonts w:ascii="Arial" w:eastAsia="微软雅黑" w:hAnsi="Arial" w:cs="Arial"/>
           <w:b/>
           <w:bCs/>
           <w:color w:val="1F4E79"/>
@@ -111,46 +438,27 @@
     </w:p>
     <w:tbl>
       <w:tblPr>
-        <w:tblStyle w:val="2"/>
         <w:tblW w:w="9026" w:type="dxa"/>
-        <w:tblInd w:w="0" w:type="dxa"/>
         <w:tblBorders>
-          <w:top w:val="single" w:color="9BB7D4" w:sz="4" w:space="0"/>
-          <w:left w:val="single" w:color="9BB7D4" w:sz="4" w:space="0"/>
-          <w:bottom w:val="single" w:color="9BB7D4" w:sz="4" w:space="0"/>
-          <w:right w:val="single" w:color="9BB7D4" w:sz="4" w:space="0"/>
-          <w:insideH w:val="single" w:color="9BB7D4" w:sz="4" w:space="0"/>
-          <w:insideV w:val="single" w:color="9BB7D4" w:sz="4" w:space="0"/>
+          <w:top w:val="single" w:sz="4" w:space="0" w:color="9BB7D4"/>
+          <w:left w:val="single" w:sz="4" w:space="0" w:color="9BB7D4"/>
+          <w:bottom w:val="single" w:sz="4" w:space="0" w:color="9BB7D4"/>
+          <w:right w:val="single" w:sz="4" w:space="0" w:color="9BB7D4"/>
+          <w:insideH w:val="single" w:sz="4" w:space="0" w:color="9BB7D4"/>
+          <w:insideV w:val="single" w:sz="4" w:space="0" w:color="9BB7D4"/>
         </w:tblBorders>
         <w:tblLayout w:type="fixed"/>
         <w:tblCellMar>
-          <w:top w:w="0" w:type="dxa"/>
           <w:left w:w="10" w:type="dxa"/>
-          <w:bottom w:w="0" w:type="dxa"/>
           <w:right w:w="10" w:type="dxa"/>
         </w:tblCellMar>
+        <w:tblLook w:val="04A0" w:firstRow="1" w:lastRow="0" w:firstColumn="1" w:lastColumn="0" w:noHBand="0" w:noVBand="1"/>
       </w:tblPr>
       <w:tblGrid>
         <w:gridCol w:w="1700"/>
         <w:gridCol w:w="7326"/>
       </w:tblGrid>
       <w:tr>
-        <w:tblPrEx>
-          <w:tblBorders>
-            <w:top w:val="single" w:color="9BB7D4" w:sz="4" w:space="0"/>
-            <w:left w:val="single" w:color="9BB7D4" w:sz="4" w:space="0"/>
-            <w:bottom w:val="single" w:color="9BB7D4" w:sz="4" w:space="0"/>
-            <w:right w:val="single" w:color="9BB7D4" w:sz="4" w:space="0"/>
-            <w:insideH w:val="single" w:color="9BB7D4" w:sz="4" w:space="0"/>
-            <w:insideV w:val="single" w:color="9BB7D4" w:sz="4" w:space="0"/>
-          </w:tblBorders>
-          <w:tblCellMar>
-            <w:top w:w="0" w:type="dxa"/>
-            <w:left w:w="10" w:type="dxa"/>
-            <w:bottom w:w="0" w:type="dxa"/>
-            <w:right w:w="10" w:type="dxa"/>
-          </w:tblCellMar>
-        </w:tblPrEx>
         <w:trPr>
           <w:cantSplit/>
           <w:tblHeader/>
@@ -173,7 +481,7 @@
             </w:pPr>
             <w:r>
               <w:rPr>
-                <w:rFonts w:ascii="Arial" w:hAnsi="Arial" w:eastAsia="微软雅黑" w:cs="Arial"/>
+                <w:rFonts w:ascii="Arial" w:eastAsia="微软雅黑" w:hAnsi="Arial" w:cs="Arial"/>
                 <w:b/>
                 <w:bCs/>
                 <w:color w:val="FFFFFF"/>
@@ -202,35 +510,41 @@
             </w:pPr>
             <w:r>
               <w:rPr>
-                <w:rFonts w:ascii="Arial" w:hAnsi="Arial" w:eastAsia="微软雅黑" w:cs="Arial"/>
+                <w:rFonts w:ascii="Arial" w:eastAsia="微软雅黑" w:hAnsi="Arial" w:cs="Arial"/>
                 <w:b/>
                 <w:bCs/>
                 <w:color w:val="FFFFFF"/>
                 <w:sz w:val="20"/>
                 <w:szCs w:val="20"/>
               </w:rPr>
-              <w:t>型号 / 说明</w:t>
+              <w:t>型号</w:t>
+            </w:r>
+            <w:r>
+              <w:rPr>
+                <w:rFonts w:ascii="Arial" w:eastAsia="微软雅黑" w:hAnsi="Arial" w:cs="Arial"/>
+                <w:b/>
+                <w:bCs/>
+                <w:color w:val="FFFFFF"/>
+                <w:sz w:val="20"/>
+                <w:szCs w:val="20"/>
+              </w:rPr>
+              <w:t xml:space="preserve"> / </w:t>
+            </w:r>
+            <w:r>
+              <w:rPr>
+                <w:rFonts w:ascii="Arial" w:eastAsia="微软雅黑" w:hAnsi="Arial" w:cs="Arial"/>
+                <w:b/>
+                <w:bCs/>
+                <w:color w:val="FFFFFF"/>
+                <w:sz w:val="20"/>
+                <w:szCs w:val="20"/>
+              </w:rPr>
+              <w:t>说明</w:t>
             </w:r>
           </w:p>
         </w:tc>
       </w:tr>
       <w:tr>
-        <w:tblPrEx>
-          <w:tblBorders>
-            <w:top w:val="single" w:color="9BB7D4" w:sz="4" w:space="0"/>
-            <w:left w:val="single" w:color="9BB7D4" w:sz="4" w:space="0"/>
-            <w:bottom w:val="single" w:color="9BB7D4" w:sz="4" w:space="0"/>
-            <w:right w:val="single" w:color="9BB7D4" w:sz="4" w:space="0"/>
-            <w:insideH w:val="single" w:color="9BB7D4" w:sz="4" w:space="0"/>
-            <w:insideV w:val="single" w:color="9BB7D4" w:sz="4" w:space="0"/>
-          </w:tblBorders>
-          <w:tblCellMar>
-            <w:top w:w="0" w:type="dxa"/>
-            <w:left w:w="10" w:type="dxa"/>
-            <w:bottom w:w="0" w:type="dxa"/>
-            <w:right w:w="10" w:type="dxa"/>
-          </w:tblCellMar>
-        </w:tblPrEx>
         <w:trPr>
           <w:cantSplit/>
         </w:trPr>
@@ -251,7 +565,7 @@
             </w:pPr>
             <w:r>
               <w:rPr>
-                <w:rFonts w:ascii="Arial" w:hAnsi="Arial" w:eastAsia="微软雅黑" w:cs="Arial"/>
+                <w:rFonts w:ascii="Arial" w:eastAsia="微软雅黑" w:hAnsi="Arial" w:cs="Arial"/>
                 <w:b/>
                 <w:bCs/>
                 <w:sz w:val="20"/>
@@ -278,32 +592,80 @@
             </w:pPr>
             <w:r>
               <w:rPr>
-                <w:rFonts w:ascii="Arial" w:hAnsi="Arial" w:eastAsia="微软雅黑" w:cs="Arial"/>
-                <w:sz w:val="20"/>
-                <w:szCs w:val="20"/>
-              </w:rPr>
-              <w:t>STM32F103ZET6，ARM Cortex-M3 内核，72 MHz，512 KB Flash，64 KB SRAM</w:t>
+                <w:rFonts w:ascii="Arial" w:eastAsia="微软雅黑" w:hAnsi="Arial" w:cs="Arial"/>
+                <w:sz w:val="20"/>
+                <w:szCs w:val="20"/>
+              </w:rPr>
+              <w:t>STM32F103ZET6</w:t>
+            </w:r>
+            <w:r>
+              <w:rPr>
+                <w:rFonts w:ascii="Arial" w:eastAsia="微软雅黑" w:hAnsi="Arial" w:cs="Arial"/>
+                <w:sz w:val="20"/>
+                <w:szCs w:val="20"/>
+              </w:rPr>
+              <w:t>，</w:t>
+            </w:r>
+            <w:r>
+              <w:rPr>
+                <w:rFonts w:ascii="Arial" w:eastAsia="微软雅黑" w:hAnsi="Arial" w:cs="Arial"/>
+                <w:sz w:val="20"/>
+                <w:szCs w:val="20"/>
+              </w:rPr>
+              <w:t xml:space="preserve">ARM Cortex-M3 </w:t>
+            </w:r>
+            <w:r>
+              <w:rPr>
+                <w:rFonts w:ascii="Arial" w:eastAsia="微软雅黑" w:hAnsi="Arial" w:cs="Arial"/>
+                <w:sz w:val="20"/>
+                <w:szCs w:val="20"/>
+              </w:rPr>
+              <w:t>内核，</w:t>
+            </w:r>
+            <w:r>
+              <w:rPr>
+                <w:rFonts w:ascii="Arial" w:eastAsia="微软雅黑" w:hAnsi="Arial" w:cs="Arial"/>
+                <w:sz w:val="20"/>
+                <w:szCs w:val="20"/>
+              </w:rPr>
+              <w:t>72 MHz</w:t>
+            </w:r>
+            <w:r>
+              <w:rPr>
+                <w:rFonts w:ascii="Arial" w:eastAsia="微软雅黑" w:hAnsi="Arial" w:cs="Arial"/>
+                <w:sz w:val="20"/>
+                <w:szCs w:val="20"/>
+              </w:rPr>
+              <w:t>，</w:t>
+            </w:r>
+            <w:r>
+              <w:rPr>
+                <w:rFonts w:ascii="Arial" w:eastAsia="微软雅黑" w:hAnsi="Arial" w:cs="Arial"/>
+                <w:sz w:val="20"/>
+                <w:szCs w:val="20"/>
+              </w:rPr>
+              <w:t>512 KB Flash</w:t>
+            </w:r>
+            <w:r>
+              <w:rPr>
+                <w:rFonts w:ascii="Arial" w:eastAsia="微软雅黑" w:hAnsi="Arial" w:cs="Arial"/>
+                <w:sz w:val="20"/>
+                <w:szCs w:val="20"/>
+              </w:rPr>
+              <w:t>，</w:t>
+            </w:r>
+            <w:r>
+              <w:rPr>
+                <w:rFonts w:ascii="Arial" w:eastAsia="微软雅黑" w:hAnsi="Arial" w:cs="Arial"/>
+                <w:sz w:val="20"/>
+                <w:szCs w:val="20"/>
+              </w:rPr>
+              <w:t>64 KB SRAM</w:t>
             </w:r>
           </w:p>
         </w:tc>
       </w:tr>
       <w:tr>
-        <w:tblPrEx>
-          <w:tblBorders>
-            <w:top w:val="single" w:color="9BB7D4" w:sz="4" w:space="0"/>
-            <w:left w:val="single" w:color="9BB7D4" w:sz="4" w:space="0"/>
-            <w:bottom w:val="single" w:color="9BB7D4" w:sz="4" w:space="0"/>
-            <w:right w:val="single" w:color="9BB7D4" w:sz="4" w:space="0"/>
-            <w:insideH w:val="single" w:color="9BB7D4" w:sz="4" w:space="0"/>
-            <w:insideV w:val="single" w:color="9BB7D4" w:sz="4" w:space="0"/>
-          </w:tblBorders>
-          <w:tblCellMar>
-            <w:top w:w="0" w:type="dxa"/>
-            <w:left w:w="10" w:type="dxa"/>
-            <w:bottom w:w="0" w:type="dxa"/>
-            <w:right w:w="10" w:type="dxa"/>
-          </w:tblCellMar>
-        </w:tblPrEx>
         <w:trPr>
           <w:cantSplit/>
         </w:trPr>
@@ -324,7 +686,7 @@
             </w:pPr>
             <w:r>
               <w:rPr>
-                <w:rFonts w:ascii="Arial" w:hAnsi="Arial" w:eastAsia="微软雅黑" w:cs="Arial"/>
+                <w:rFonts w:ascii="Arial" w:eastAsia="微软雅黑" w:hAnsi="Arial" w:cs="Arial"/>
                 <w:b/>
                 <w:bCs/>
                 <w:sz w:val="20"/>
@@ -351,32 +713,32 @@
             </w:pPr>
             <w:r>
               <w:rPr>
-                <w:rFonts w:ascii="Arial" w:hAnsi="Arial" w:eastAsia="微软雅黑" w:cs="Arial"/>
-                <w:sz w:val="20"/>
-                <w:szCs w:val="20"/>
-              </w:rPr>
-              <w:t>正点原子 STM32F103 开发板</w:t>
+                <w:rFonts w:ascii="Arial" w:eastAsia="微软雅黑" w:hAnsi="Arial" w:cs="Arial"/>
+                <w:sz w:val="20"/>
+                <w:szCs w:val="20"/>
+              </w:rPr>
+              <w:t>正点原子</w:t>
+            </w:r>
+            <w:r>
+              <w:rPr>
+                <w:rFonts w:ascii="Arial" w:eastAsia="微软雅黑" w:hAnsi="Arial" w:cs="Arial"/>
+                <w:sz w:val="20"/>
+                <w:szCs w:val="20"/>
+              </w:rPr>
+              <w:t xml:space="preserve"> STM32F103 </w:t>
+            </w:r>
+            <w:r>
+              <w:rPr>
+                <w:rFonts w:ascii="Arial" w:eastAsia="微软雅黑" w:hAnsi="Arial" w:cs="Arial"/>
+                <w:sz w:val="20"/>
+                <w:szCs w:val="20"/>
+              </w:rPr>
+              <w:t>开发板</w:t>
             </w:r>
           </w:p>
         </w:tc>
       </w:tr>
       <w:tr>
-        <w:tblPrEx>
-          <w:tblBorders>
-            <w:top w:val="single" w:color="9BB7D4" w:sz="4" w:space="0"/>
-            <w:left w:val="single" w:color="9BB7D4" w:sz="4" w:space="0"/>
-            <w:bottom w:val="single" w:color="9BB7D4" w:sz="4" w:space="0"/>
-            <w:right w:val="single" w:color="9BB7D4" w:sz="4" w:space="0"/>
-            <w:insideH w:val="single" w:color="9BB7D4" w:sz="4" w:space="0"/>
-            <w:insideV w:val="single" w:color="9BB7D4" w:sz="4" w:space="0"/>
-          </w:tblBorders>
-          <w:tblCellMar>
-            <w:top w:w="0" w:type="dxa"/>
-            <w:left w:w="10" w:type="dxa"/>
-            <w:bottom w:w="0" w:type="dxa"/>
-            <w:right w:w="10" w:type="dxa"/>
-          </w:tblCellMar>
-        </w:tblPrEx>
         <w:trPr>
           <w:cantSplit/>
         </w:trPr>
@@ -397,7 +759,7 @@
             </w:pPr>
             <w:r>
               <w:rPr>
-                <w:rFonts w:ascii="Arial" w:hAnsi="Arial" w:eastAsia="微软雅黑" w:cs="Arial"/>
+                <w:rFonts w:ascii="Arial" w:eastAsia="微软雅黑" w:hAnsi="Arial" w:cs="Arial"/>
                 <w:b/>
                 <w:bCs/>
                 <w:sz w:val="20"/>
@@ -424,32 +786,120 @@
             </w:pPr>
             <w:r>
               <w:rPr>
-                <w:rFonts w:ascii="Arial" w:hAnsi="Arial" w:eastAsia="微软雅黑" w:cs="Arial"/>
-                <w:sz w:val="20"/>
-                <w:szCs w:val="20"/>
-              </w:rPr>
-              <w:t>0.96 寸 128×64 OLED（SSD1306 兼容，4 针 I2C 接口，GPIO 软件模拟 I2C 驱动）</w:t>
+                <w:rFonts w:ascii="Arial" w:eastAsia="微软雅黑" w:hAnsi="Arial" w:cs="Arial"/>
+                <w:sz w:val="20"/>
+                <w:szCs w:val="20"/>
+              </w:rPr>
+              <w:t xml:space="preserve">0.96 </w:t>
+            </w:r>
+            <w:r>
+              <w:rPr>
+                <w:rFonts w:ascii="Arial" w:eastAsia="微软雅黑" w:hAnsi="Arial" w:cs="Arial"/>
+                <w:sz w:val="20"/>
+                <w:szCs w:val="20"/>
+              </w:rPr>
+              <w:t>寸</w:t>
+            </w:r>
+            <w:r>
+              <w:rPr>
+                <w:rFonts w:ascii="Arial" w:eastAsia="微软雅黑" w:hAnsi="Arial" w:cs="Arial"/>
+                <w:sz w:val="20"/>
+                <w:szCs w:val="20"/>
+              </w:rPr>
+              <w:t xml:space="preserve"> 128×64 OLED</w:t>
+            </w:r>
+            <w:r>
+              <w:rPr>
+                <w:rFonts w:ascii="Arial" w:eastAsia="微软雅黑" w:hAnsi="Arial" w:cs="Arial"/>
+                <w:sz w:val="20"/>
+                <w:szCs w:val="20"/>
+              </w:rPr>
+              <w:t>（</w:t>
+            </w:r>
+            <w:r>
+              <w:rPr>
+                <w:rFonts w:ascii="Arial" w:eastAsia="微软雅黑" w:hAnsi="Arial" w:cs="Arial"/>
+                <w:sz w:val="20"/>
+                <w:szCs w:val="20"/>
+              </w:rPr>
+              <w:t xml:space="preserve">SSD1306 </w:t>
+            </w:r>
+            <w:r>
+              <w:rPr>
+                <w:rFonts w:ascii="Arial" w:eastAsia="微软雅黑" w:hAnsi="Arial" w:cs="Arial"/>
+                <w:sz w:val="20"/>
+                <w:szCs w:val="20"/>
+              </w:rPr>
+              <w:t>兼容，</w:t>
+            </w:r>
+            <w:r>
+              <w:rPr>
+                <w:rFonts w:ascii="Arial" w:eastAsia="微软雅黑" w:hAnsi="Arial" w:cs="Arial"/>
+                <w:sz w:val="20"/>
+                <w:szCs w:val="20"/>
+              </w:rPr>
+              <w:t xml:space="preserve">4 </w:t>
+            </w:r>
+            <w:r>
+              <w:rPr>
+                <w:rFonts w:ascii="Arial" w:eastAsia="微软雅黑" w:hAnsi="Arial" w:cs="Arial"/>
+                <w:sz w:val="20"/>
+                <w:szCs w:val="20"/>
+              </w:rPr>
+              <w:t>针</w:t>
+            </w:r>
+            <w:r>
+              <w:rPr>
+                <w:rFonts w:ascii="Arial" w:eastAsia="微软雅黑" w:hAnsi="Arial" w:cs="Arial"/>
+                <w:sz w:val="20"/>
+                <w:szCs w:val="20"/>
+              </w:rPr>
+              <w:t xml:space="preserve"> I2C </w:t>
+            </w:r>
+            <w:r>
+              <w:rPr>
+                <w:rFonts w:ascii="Arial" w:eastAsia="微软雅黑" w:hAnsi="Arial" w:cs="Arial"/>
+                <w:sz w:val="20"/>
+                <w:szCs w:val="20"/>
+              </w:rPr>
+              <w:t>接口，</w:t>
+            </w:r>
+            <w:r>
+              <w:rPr>
+                <w:rFonts w:ascii="Arial" w:eastAsia="微软雅黑" w:hAnsi="Arial" w:cs="Arial"/>
+                <w:sz w:val="20"/>
+                <w:szCs w:val="20"/>
+              </w:rPr>
+              <w:t xml:space="preserve">GPIO </w:t>
+            </w:r>
+            <w:r>
+              <w:rPr>
+                <w:rFonts w:ascii="Arial" w:eastAsia="微软雅黑" w:hAnsi="Arial" w:cs="Arial"/>
+                <w:sz w:val="20"/>
+                <w:szCs w:val="20"/>
+              </w:rPr>
+              <w:t>软件模拟</w:t>
+            </w:r>
+            <w:r>
+              <w:rPr>
+                <w:rFonts w:ascii="Arial" w:eastAsia="微软雅黑" w:hAnsi="Arial" w:cs="Arial"/>
+                <w:sz w:val="20"/>
+                <w:szCs w:val="20"/>
+              </w:rPr>
+              <w:t xml:space="preserve"> I2C </w:t>
+            </w:r>
+            <w:r>
+              <w:rPr>
+                <w:rFonts w:ascii="Arial" w:eastAsia="微软雅黑" w:hAnsi="Arial" w:cs="Arial"/>
+                <w:sz w:val="20"/>
+                <w:szCs w:val="20"/>
+              </w:rPr>
+              <w:t>驱动）</w:t>
             </w:r>
           </w:p>
         </w:tc>
       </w:tr>
       <w:tr>
-        <w:tblPrEx>
-          <w:tblBorders>
-            <w:top w:val="single" w:color="9BB7D4" w:sz="4" w:space="0"/>
-            <w:left w:val="single" w:color="9BB7D4" w:sz="4" w:space="0"/>
-            <w:bottom w:val="single" w:color="9BB7D4" w:sz="4" w:space="0"/>
-            <w:right w:val="single" w:color="9BB7D4" w:sz="4" w:space="0"/>
-            <w:insideH w:val="single" w:color="9BB7D4" w:sz="4" w:space="0"/>
-            <w:insideV w:val="single" w:color="9BB7D4" w:sz="4" w:space="0"/>
-          </w:tblBorders>
-          <w:tblCellMar>
-            <w:top w:w="0" w:type="dxa"/>
-            <w:left w:w="10" w:type="dxa"/>
-            <w:bottom w:w="0" w:type="dxa"/>
-            <w:right w:w="10" w:type="dxa"/>
-          </w:tblCellMar>
-        </w:tblPrEx>
         <w:trPr>
           <w:cantSplit/>
         </w:trPr>
@@ -470,7 +920,7 @@
             </w:pPr>
             <w:r>
               <w:rPr>
-                <w:rFonts w:ascii="Arial" w:hAnsi="Arial" w:eastAsia="微软雅黑" w:cs="Arial"/>
+                <w:rFonts w:ascii="Arial" w:eastAsia="微软雅黑" w:hAnsi="Arial" w:cs="Arial"/>
                 <w:b/>
                 <w:bCs/>
                 <w:sz w:val="20"/>
@@ -497,32 +947,24 @@
             </w:pPr>
             <w:r>
               <w:rPr>
-                <w:rFonts w:ascii="Arial" w:hAnsi="Arial" w:eastAsia="微软雅黑" w:cs="Arial"/>
-                <w:sz w:val="20"/>
-                <w:szCs w:val="20"/>
-              </w:rPr>
-              <w:t>DHT11 温湿度传感器、光敏电阻、电位器</w:t>
+                <w:rFonts w:ascii="Arial" w:eastAsia="微软雅黑" w:hAnsi="Arial" w:cs="Arial"/>
+                <w:sz w:val="20"/>
+                <w:szCs w:val="20"/>
+              </w:rPr>
+              <w:t xml:space="preserve">DHT11 </w:t>
+            </w:r>
+            <w:r>
+              <w:rPr>
+                <w:rFonts w:ascii="Arial" w:eastAsia="微软雅黑" w:hAnsi="Arial" w:cs="Arial"/>
+                <w:sz w:val="20"/>
+                <w:szCs w:val="20"/>
+              </w:rPr>
+              <w:t>温湿度传感器、光敏电阻、电位器</w:t>
             </w:r>
           </w:p>
         </w:tc>
       </w:tr>
       <w:tr>
-        <w:tblPrEx>
-          <w:tblBorders>
-            <w:top w:val="single" w:color="9BB7D4" w:sz="4" w:space="0"/>
-            <w:left w:val="single" w:color="9BB7D4" w:sz="4" w:space="0"/>
-            <w:bottom w:val="single" w:color="9BB7D4" w:sz="4" w:space="0"/>
-            <w:right w:val="single" w:color="9BB7D4" w:sz="4" w:space="0"/>
-            <w:insideH w:val="single" w:color="9BB7D4" w:sz="4" w:space="0"/>
-            <w:insideV w:val="single" w:color="9BB7D4" w:sz="4" w:space="0"/>
-          </w:tblBorders>
-          <w:tblCellMar>
-            <w:top w:w="0" w:type="dxa"/>
-            <w:left w:w="10" w:type="dxa"/>
-            <w:bottom w:w="0" w:type="dxa"/>
-            <w:right w:w="10" w:type="dxa"/>
-          </w:tblCellMar>
-        </w:tblPrEx>
         <w:trPr>
           <w:cantSplit/>
         </w:trPr>
@@ -543,7 +985,7 @@
             </w:pPr>
             <w:r>
               <w:rPr>
-                <w:rFonts w:ascii="Arial" w:hAnsi="Arial" w:eastAsia="微软雅黑" w:cs="Arial"/>
+                <w:rFonts w:ascii="Arial" w:eastAsia="微软雅黑" w:hAnsi="Arial" w:cs="Arial"/>
                 <w:b/>
                 <w:bCs/>
                 <w:sz w:val="20"/>
@@ -570,32 +1012,64 @@
             </w:pPr>
             <w:r>
               <w:rPr>
-                <w:rFonts w:ascii="Arial" w:hAnsi="Arial" w:eastAsia="微软雅黑" w:cs="Arial"/>
-                <w:sz w:val="20"/>
-                <w:szCs w:val="20"/>
-              </w:rPr>
-              <w:t>W25Q64 SPI Flash；驱动兼容 W25Q128 等型号，运行时读取 JEDEC ID 自动识别</w:t>
+                <w:rFonts w:ascii="Arial" w:eastAsia="微软雅黑" w:hAnsi="Arial" w:cs="Arial"/>
+                <w:sz w:val="20"/>
+                <w:szCs w:val="20"/>
+              </w:rPr>
+              <w:t>W25Q128 SPI Flash</w:t>
+            </w:r>
+            <w:r>
+              <w:rPr>
+                <w:rFonts w:ascii="Arial" w:eastAsia="微软雅黑" w:hAnsi="Arial" w:cs="Arial"/>
+                <w:sz w:val="20"/>
+                <w:szCs w:val="20"/>
+              </w:rPr>
+              <w:t>；驱动兼容</w:t>
+            </w:r>
+            <w:r>
+              <w:rPr>
+                <w:rFonts w:ascii="Arial" w:eastAsia="微软雅黑" w:hAnsi="Arial" w:cs="Arial"/>
+                <w:sz w:val="20"/>
+                <w:szCs w:val="20"/>
+              </w:rPr>
+              <w:t xml:space="preserve"> W25Q64 </w:t>
+            </w:r>
+            <w:r>
+              <w:rPr>
+                <w:rFonts w:ascii="Arial" w:eastAsia="微软雅黑" w:hAnsi="Arial" w:cs="Arial"/>
+                <w:sz w:val="20"/>
+                <w:szCs w:val="20"/>
+              </w:rPr>
+              <w:t>等型号</w:t>
+            </w:r>
+            <w:r>
+              <w:rPr>
+                <w:rFonts w:ascii="Arial" w:eastAsia="微软雅黑" w:hAnsi="Arial" w:cs="Arial"/>
+                <w:sz w:val="20"/>
+                <w:szCs w:val="20"/>
+              </w:rPr>
+              <w:t>，运行时读取</w:t>
+            </w:r>
+            <w:r>
+              <w:rPr>
+                <w:rFonts w:ascii="Arial" w:eastAsia="微软雅黑" w:hAnsi="Arial" w:cs="Arial"/>
+                <w:sz w:val="20"/>
+                <w:szCs w:val="20"/>
+              </w:rPr>
+              <w:t xml:space="preserve"> JEDEC ID </w:t>
+            </w:r>
+            <w:r>
+              <w:rPr>
+                <w:rFonts w:ascii="Arial" w:eastAsia="微软雅黑" w:hAnsi="Arial" w:cs="Arial"/>
+                <w:sz w:val="20"/>
+                <w:szCs w:val="20"/>
+              </w:rPr>
+              <w:t>自动识别</w:t>
             </w:r>
           </w:p>
         </w:tc>
       </w:tr>
       <w:tr>
-        <w:tblPrEx>
-          <w:tblBorders>
-            <w:top w:val="single" w:color="9BB7D4" w:sz="4" w:space="0"/>
-            <w:left w:val="single" w:color="9BB7D4" w:sz="4" w:space="0"/>
-            <w:bottom w:val="single" w:color="9BB7D4" w:sz="4" w:space="0"/>
-            <w:right w:val="single" w:color="9BB7D4" w:sz="4" w:space="0"/>
-            <w:insideH w:val="single" w:color="9BB7D4" w:sz="4" w:space="0"/>
-            <w:insideV w:val="single" w:color="9BB7D4" w:sz="4" w:space="0"/>
-          </w:tblBorders>
-          <w:tblCellMar>
-            <w:top w:w="0" w:type="dxa"/>
-            <w:left w:w="10" w:type="dxa"/>
-            <w:bottom w:w="0" w:type="dxa"/>
-            <w:right w:w="10" w:type="dxa"/>
-          </w:tblCellMar>
-        </w:tblPrEx>
         <w:trPr>
           <w:cantSplit/>
         </w:trPr>
@@ -616,7 +1090,7 @@
             </w:pPr>
             <w:r>
               <w:rPr>
-                <w:rFonts w:ascii="Arial" w:hAnsi="Arial" w:eastAsia="微软雅黑" w:cs="Arial"/>
+                <w:rFonts w:ascii="Arial" w:eastAsia="微软雅黑" w:hAnsi="Arial" w:cs="Arial"/>
                 <w:b/>
                 <w:bCs/>
                 <w:sz w:val="20"/>
@@ -643,11 +1117,67 @@
             </w:pPr>
             <w:r>
               <w:rPr>
-                <w:rFonts w:ascii="Arial" w:hAnsi="Arial" w:eastAsia="微软雅黑" w:cs="Arial"/>
-                <w:sz w:val="20"/>
-                <w:szCs w:val="20"/>
-              </w:rPr>
-              <w:t>LED0（PWM 调光）、LED1（阈值报警）；3 个独立按键</w:t>
+                <w:rFonts w:ascii="Arial" w:eastAsia="微软雅黑" w:hAnsi="Arial" w:cs="Arial"/>
+                <w:sz w:val="20"/>
+                <w:szCs w:val="20"/>
+              </w:rPr>
+              <w:t>LED0</w:t>
+            </w:r>
+            <w:r>
+              <w:rPr>
+                <w:rFonts w:ascii="Arial" w:eastAsia="微软雅黑" w:hAnsi="Arial" w:cs="Arial"/>
+                <w:sz w:val="20"/>
+                <w:szCs w:val="20"/>
+              </w:rPr>
+              <w:t>（</w:t>
+            </w:r>
+            <w:r>
+              <w:rPr>
+                <w:rFonts w:ascii="Arial" w:eastAsia="微软雅黑" w:hAnsi="Arial" w:cs="Arial"/>
+                <w:sz w:val="20"/>
+                <w:szCs w:val="20"/>
+              </w:rPr>
+              <w:t xml:space="preserve">PWM </w:t>
+            </w:r>
+            <w:r>
+              <w:rPr>
+                <w:rFonts w:ascii="Arial" w:eastAsia="微软雅黑" w:hAnsi="Arial" w:cs="Arial"/>
+                <w:sz w:val="20"/>
+                <w:szCs w:val="20"/>
+              </w:rPr>
+              <w:t>调光）、</w:t>
+            </w:r>
+            <w:r>
+              <w:rPr>
+                <w:rFonts w:ascii="Arial" w:eastAsia="微软雅黑" w:hAnsi="Arial" w:cs="Arial"/>
+                <w:sz w:val="20"/>
+                <w:szCs w:val="20"/>
+              </w:rPr>
+              <w:t>LED1</w:t>
+            </w:r>
+            <w:r>
+              <w:rPr>
+                <w:rFonts w:ascii="Arial" w:eastAsia="微软雅黑" w:hAnsi="Arial" w:cs="Arial"/>
+                <w:sz w:val="20"/>
+                <w:szCs w:val="20"/>
+              </w:rPr>
+              <w:t>（阈值报警）；</w:t>
+            </w:r>
+            <w:r>
+              <w:rPr>
+                <w:rFonts w:ascii="Arial" w:eastAsia="微软雅黑" w:hAnsi="Arial" w:cs="Arial"/>
+                <w:sz w:val="20"/>
+                <w:szCs w:val="20"/>
+              </w:rPr>
+              <w:t xml:space="preserve">3 </w:t>
+            </w:r>
+            <w:r>
+              <w:rPr>
+                <w:rFonts w:ascii="Arial" w:eastAsia="微软雅黑" w:hAnsi="Arial" w:cs="Arial"/>
+                <w:sz w:val="20"/>
+                <w:szCs w:val="20"/>
+              </w:rPr>
+              <w:t>个独立按键</w:t>
             </w:r>
           </w:p>
         </w:tc>
@@ -655,7 +1185,7 @@
     </w:tbl>
     <w:p>
       <w:pPr>
-        <w:spacing w:before="0" w:after="80"/>
+        <w:spacing w:after="80"/>
       </w:pPr>
     </w:p>
     <w:p>
@@ -664,7 +1194,7 @@
       </w:pPr>
       <w:r>
         <w:rPr>
-          <w:rFonts w:ascii="Arial" w:hAnsi="Arial" w:eastAsia="微软雅黑" w:cs="Arial"/>
+          <w:rFonts w:ascii="Arial" w:eastAsia="微软雅黑" w:hAnsi="Arial" w:cs="Arial"/>
           <w:b/>
           <w:bCs/>
           <w:color w:val="1F4E79"/>
@@ -676,114 +1206,478 @@
     </w:p>
     <w:p>
       <w:pPr>
-        <w:spacing w:before="0" w:after="70" w:line="336" w:lineRule="auto"/>
+        <w:spacing w:after="70" w:line="336" w:lineRule="auto"/>
         <w:ind w:left="480" w:hanging="300"/>
       </w:pPr>
       <w:r>
         <w:rPr>
-          <w:rFonts w:ascii="Arial" w:hAnsi="Arial" w:eastAsia="微软雅黑" w:cs="Arial"/>
-          <w:sz w:val="21"/>
-          <w:szCs w:val="21"/>
-        </w:rPr>
-        <w:t>●  3 路 ADC 电压采集：DMA 循环模式自动搬运，半传输 / 传输完成双中断标志实现前后台交替处理；软件截尾均值滤波（排序后剔除最大值、最小值），电压值保留 3 位小数。</w:t>
+          <w:rFonts w:ascii="Arial" w:eastAsia="微软雅黑" w:hAnsi="Arial" w:cs="Arial"/>
+          <w:szCs w:val="21"/>
+        </w:rPr>
+        <w:t xml:space="preserve">●  3 </w:t>
+      </w:r>
+      <w:r>
+        <w:rPr>
+          <w:rFonts w:ascii="Arial" w:eastAsia="微软雅黑" w:hAnsi="Arial" w:cs="Arial"/>
+          <w:szCs w:val="21"/>
+        </w:rPr>
+        <w:t>路</w:t>
+      </w:r>
+      <w:r>
+        <w:rPr>
+          <w:rFonts w:ascii="Arial" w:eastAsia="微软雅黑" w:hAnsi="Arial" w:cs="Arial"/>
+          <w:szCs w:val="21"/>
+        </w:rPr>
+        <w:t xml:space="preserve"> ADC </w:t>
+      </w:r>
+      <w:r>
+        <w:rPr>
+          <w:rFonts w:ascii="Arial" w:eastAsia="微软雅黑" w:hAnsi="Arial" w:cs="Arial"/>
+          <w:szCs w:val="21"/>
+        </w:rPr>
+        <w:t>电压采集：</w:t>
+      </w:r>
+      <w:r>
+        <w:rPr>
+          <w:rFonts w:ascii="Arial" w:eastAsia="微软雅黑" w:hAnsi="Arial" w:cs="Arial"/>
+          <w:szCs w:val="21"/>
+        </w:rPr>
+        <w:t xml:space="preserve">DMA </w:t>
+      </w:r>
+      <w:r>
+        <w:rPr>
+          <w:rFonts w:ascii="Arial" w:eastAsia="微软雅黑" w:hAnsi="Arial" w:cs="Arial"/>
+          <w:szCs w:val="21"/>
+        </w:rPr>
+        <w:t>循环模式自动搬运，半传输</w:t>
+      </w:r>
+      <w:r>
+        <w:rPr>
+          <w:rFonts w:ascii="Arial" w:eastAsia="微软雅黑" w:hAnsi="Arial" w:cs="Arial"/>
+          <w:szCs w:val="21"/>
+        </w:rPr>
+        <w:t xml:space="preserve"> / </w:t>
+      </w:r>
+      <w:r>
+        <w:rPr>
+          <w:rFonts w:ascii="Arial" w:eastAsia="微软雅黑" w:hAnsi="Arial" w:cs="Arial"/>
+          <w:szCs w:val="21"/>
+        </w:rPr>
+        <w:t>传输完成双中断标志实现前后台交替</w:t>
+      </w:r>
+      <w:r>
+        <w:rPr>
+          <w:rFonts w:ascii="Arial" w:eastAsia="微软雅黑" w:hAnsi="Arial" w:cs="Arial"/>
+          <w:szCs w:val="21"/>
+        </w:rPr>
+        <w:lastRenderedPageBreak/>
+        <w:t>处理；软件截尾均值滤波（排序后剔除最大值、最小值），电压值保留</w:t>
+      </w:r>
+      <w:r>
+        <w:rPr>
+          <w:rFonts w:ascii="Arial" w:eastAsia="微软雅黑" w:hAnsi="Arial" w:cs="Arial"/>
+          <w:szCs w:val="21"/>
+        </w:rPr>
+        <w:t xml:space="preserve"> 3 </w:t>
+      </w:r>
+      <w:r>
+        <w:rPr>
+          <w:rFonts w:ascii="Arial" w:eastAsia="微软雅黑" w:hAnsi="Arial" w:cs="Arial"/>
+          <w:szCs w:val="21"/>
+        </w:rPr>
+        <w:t>位小数。</w:t>
       </w:r>
     </w:p>
     <w:p>
       <w:pPr>
-        <w:spacing w:before="0" w:after="70" w:line="336" w:lineRule="auto"/>
+        <w:spacing w:after="70" w:line="336" w:lineRule="auto"/>
         <w:ind w:left="480" w:hanging="300"/>
       </w:pPr>
       <w:r>
         <w:rPr>
-          <w:rFonts w:ascii="Arial" w:hAnsi="Arial" w:eastAsia="微软雅黑" w:cs="Arial"/>
-          <w:sz w:val="21"/>
-          <w:szCs w:val="21"/>
-        </w:rPr>
-        <w:t>●  四页 OLED 中文界面：电压页、控制值页、温湿度页、版本页，KEY0 / KEY1 循环翻页。</w:t>
+          <w:rFonts w:ascii="Arial" w:eastAsia="微软雅黑" w:hAnsi="Arial" w:cs="Arial"/>
+          <w:szCs w:val="21"/>
+        </w:rPr>
+        <w:t xml:space="preserve">●  </w:t>
+      </w:r>
+      <w:r>
+        <w:rPr>
+          <w:rFonts w:ascii="Arial" w:eastAsia="微软雅黑" w:hAnsi="Arial" w:cs="Arial"/>
+          <w:szCs w:val="21"/>
+        </w:rPr>
+        <w:t>四页</w:t>
+      </w:r>
+      <w:r>
+        <w:rPr>
+          <w:rFonts w:ascii="Arial" w:eastAsia="微软雅黑" w:hAnsi="Arial" w:cs="Arial"/>
+          <w:szCs w:val="21"/>
+        </w:rPr>
+        <w:t xml:space="preserve"> OLED </w:t>
+      </w:r>
+      <w:r>
+        <w:rPr>
+          <w:rFonts w:ascii="Arial" w:eastAsia="微软雅黑" w:hAnsi="Arial" w:cs="Arial"/>
+          <w:szCs w:val="21"/>
+        </w:rPr>
+        <w:t>中文界面：电压页、控制值页、温湿度页、版本页，</w:t>
+      </w:r>
+      <w:r>
+        <w:rPr>
+          <w:rFonts w:ascii="Arial" w:eastAsia="微软雅黑" w:hAnsi="Arial" w:cs="Arial"/>
+          <w:szCs w:val="21"/>
+        </w:rPr>
+        <w:t xml:space="preserve">KEY0 / KEY1 </w:t>
+      </w:r>
+      <w:r>
+        <w:rPr>
+          <w:rFonts w:ascii="Arial" w:eastAsia="微软雅黑" w:hAnsi="Arial" w:cs="Arial"/>
+          <w:szCs w:val="21"/>
+        </w:rPr>
+        <w:t>循环翻页。</w:t>
       </w:r>
     </w:p>
     <w:p>
       <w:pPr>
-        <w:spacing w:before="0" w:after="70" w:line="336" w:lineRule="auto"/>
+        <w:spacing w:after="70" w:line="336" w:lineRule="auto"/>
         <w:ind w:left="480" w:hanging="300"/>
       </w:pPr>
       <w:r>
         <w:rPr>
-          <w:rFonts w:ascii="Arial" w:hAnsi="Arial" w:eastAsia="微软雅黑" w:cs="Arial"/>
-          <w:sz w:val="21"/>
-          <w:szCs w:val="21"/>
-        </w:rPr>
-        <w:t>●  两级刷新机制：切页时整屏静态绘制一次，运行中只刷新数值变化的行，减少屏幕闪烁与 I2C 总线开销。</w:t>
+          <w:rFonts w:ascii="Arial" w:eastAsia="微软雅黑" w:hAnsi="Arial" w:cs="Arial"/>
+          <w:szCs w:val="21"/>
+        </w:rPr>
+        <w:t xml:space="preserve">●  </w:t>
+      </w:r>
+      <w:r>
+        <w:rPr>
+          <w:rFonts w:ascii="Arial" w:eastAsia="微软雅黑" w:hAnsi="Arial" w:cs="Arial"/>
+          <w:szCs w:val="21"/>
+        </w:rPr>
+        <w:t>两级刷新机制：切页时整屏静态绘制一次，运行中只刷新数值变化的行，减少屏幕闪烁与</w:t>
+      </w:r>
+      <w:r>
+        <w:rPr>
+          <w:rFonts w:ascii="Arial" w:eastAsia="微软雅黑" w:hAnsi="Arial" w:cs="Arial"/>
+          <w:szCs w:val="21"/>
+        </w:rPr>
+        <w:t xml:space="preserve"> I2C </w:t>
+      </w:r>
+      <w:r>
+        <w:rPr>
+          <w:rFonts w:ascii="Arial" w:eastAsia="微软雅黑" w:hAnsi="Arial" w:cs="Arial"/>
+          <w:szCs w:val="21"/>
+        </w:rPr>
+        <w:t>总线开销。</w:t>
       </w:r>
     </w:p>
     <w:p>
       <w:pPr>
-        <w:spacing w:before="0" w:after="70" w:line="336" w:lineRule="auto"/>
+        <w:spacing w:after="70" w:line="336" w:lineRule="auto"/>
         <w:ind w:left="480" w:hanging="300"/>
       </w:pPr>
       <w:r>
         <w:rPr>
-          <w:rFonts w:ascii="Arial" w:hAnsi="Arial" w:eastAsia="微软雅黑" w:cs="Arial"/>
-          <w:sz w:val="21"/>
-          <w:szCs w:val="21"/>
-        </w:rPr>
-        <w:t>●  串口命令行：115200-8-N-1，DMA + 空闲中断实现不定长接收，支持一行内发送多条命令。</w:t>
+          <w:rFonts w:ascii="Arial" w:eastAsia="微软雅黑" w:hAnsi="Arial" w:cs="Arial"/>
+          <w:szCs w:val="21"/>
+        </w:rPr>
+        <w:t xml:space="preserve">●  </w:t>
+      </w:r>
+      <w:r>
+        <w:rPr>
+          <w:rFonts w:ascii="Arial" w:eastAsia="微软雅黑" w:hAnsi="Arial" w:cs="Arial"/>
+          <w:szCs w:val="21"/>
+        </w:rPr>
+        <w:t>串口命令行：</w:t>
+      </w:r>
+      <w:r>
+        <w:rPr>
+          <w:rFonts w:ascii="Arial" w:eastAsia="微软雅黑" w:hAnsi="Arial" w:cs="Arial"/>
+          <w:szCs w:val="21"/>
+        </w:rPr>
+        <w:t>115200-8-N-1</w:t>
+      </w:r>
+      <w:r>
+        <w:rPr>
+          <w:rFonts w:ascii="Arial" w:eastAsia="微软雅黑" w:hAnsi="Arial" w:cs="Arial"/>
+          <w:szCs w:val="21"/>
+        </w:rPr>
+        <w:t>，</w:t>
+      </w:r>
+      <w:r>
+        <w:rPr>
+          <w:rFonts w:ascii="Arial" w:eastAsia="微软雅黑" w:hAnsi="Arial" w:cs="Arial"/>
+          <w:szCs w:val="21"/>
+        </w:rPr>
+        <w:t xml:space="preserve">DMA + </w:t>
+      </w:r>
+      <w:r>
+        <w:rPr>
+          <w:rFonts w:ascii="Arial" w:eastAsia="微软雅黑" w:hAnsi="Arial" w:cs="Arial"/>
+          <w:szCs w:val="21"/>
+        </w:rPr>
+        <w:t>空闲中断实现不定长接收，支持一行内发送多条命令。</w:t>
       </w:r>
     </w:p>
     <w:p>
       <w:pPr>
-        <w:spacing w:before="0" w:after="70" w:line="336" w:lineRule="auto"/>
+        <w:spacing w:after="70" w:line="336" w:lineRule="auto"/>
         <w:ind w:left="480" w:hanging="300"/>
       </w:pPr>
       <w:r>
         <w:rPr>
-          <w:rFonts w:ascii="Arial" w:hAnsi="Arial" w:eastAsia="微软雅黑" w:cs="Arial"/>
-          <w:sz w:val="21"/>
-          <w:szCs w:val="21"/>
-        </w:rPr>
-        <w:t>●  PWM 调光：TIM3_CH2 输出 PWM，0～999 共 1000 级占空比调节 LED0 亮度。</w:t>
+          <w:rFonts w:ascii="Arial" w:eastAsia="微软雅黑" w:hAnsi="Arial" w:cs="Arial"/>
+          <w:szCs w:val="21"/>
+        </w:rPr>
+        <w:t xml:space="preserve">●  PWM </w:t>
+      </w:r>
+      <w:r>
+        <w:rPr>
+          <w:rFonts w:ascii="Arial" w:eastAsia="微软雅黑" w:hAnsi="Arial" w:cs="Arial"/>
+          <w:szCs w:val="21"/>
+        </w:rPr>
+        <w:t>调光：</w:t>
+      </w:r>
+      <w:r>
+        <w:rPr>
+          <w:rFonts w:ascii="Arial" w:eastAsia="微软雅黑" w:hAnsi="Arial" w:cs="Arial"/>
+          <w:szCs w:val="21"/>
+        </w:rPr>
+        <w:t xml:space="preserve">TIM3_CH2 </w:t>
+      </w:r>
+      <w:r>
+        <w:rPr>
+          <w:rFonts w:ascii="Arial" w:eastAsia="微软雅黑" w:hAnsi="Arial" w:cs="Arial"/>
+          <w:szCs w:val="21"/>
+        </w:rPr>
+        <w:t>输出</w:t>
+      </w:r>
+      <w:r>
+        <w:rPr>
+          <w:rFonts w:ascii="Arial" w:eastAsia="微软雅黑" w:hAnsi="Arial" w:cs="Arial"/>
+          <w:szCs w:val="21"/>
+        </w:rPr>
+        <w:t xml:space="preserve"> PWM</w:t>
+      </w:r>
+      <w:r>
+        <w:rPr>
+          <w:rFonts w:ascii="Arial" w:eastAsia="微软雅黑" w:hAnsi="Arial" w:cs="Arial"/>
+          <w:szCs w:val="21"/>
+        </w:rPr>
+        <w:t>，</w:t>
+      </w:r>
+      <w:r>
+        <w:rPr>
+          <w:rFonts w:ascii="Arial" w:eastAsia="微软雅黑" w:hAnsi="Arial" w:cs="Arial"/>
+          <w:szCs w:val="21"/>
+        </w:rPr>
+        <w:t>0</w:t>
+      </w:r>
+      <w:r>
+        <w:rPr>
+          <w:rFonts w:ascii="Arial" w:eastAsia="微软雅黑" w:hAnsi="Arial" w:cs="Arial"/>
+          <w:szCs w:val="21"/>
+        </w:rPr>
+        <w:t>～</w:t>
+      </w:r>
+      <w:r>
+        <w:rPr>
+          <w:rFonts w:ascii="Arial" w:eastAsia="微软雅黑" w:hAnsi="Arial" w:cs="Arial"/>
+          <w:szCs w:val="21"/>
+        </w:rPr>
+        <w:t xml:space="preserve">999 </w:t>
+      </w:r>
+      <w:r>
+        <w:rPr>
+          <w:rFonts w:ascii="Arial" w:eastAsia="微软雅黑" w:hAnsi="Arial" w:cs="Arial"/>
+          <w:szCs w:val="21"/>
+        </w:rPr>
+        <w:t>共</w:t>
+      </w:r>
+      <w:r>
+        <w:rPr>
+          <w:rFonts w:ascii="Arial" w:eastAsia="微软雅黑" w:hAnsi="Arial" w:cs="Arial"/>
+          <w:szCs w:val="21"/>
+        </w:rPr>
+        <w:t xml:space="preserve"> 1000 </w:t>
+      </w:r>
+      <w:r>
+        <w:rPr>
+          <w:rFonts w:ascii="Arial" w:eastAsia="微软雅黑" w:hAnsi="Arial" w:cs="Arial"/>
+          <w:szCs w:val="21"/>
+        </w:rPr>
+        <w:t>级占空比调节</w:t>
+      </w:r>
+      <w:r>
+        <w:rPr>
+          <w:rFonts w:ascii="Arial" w:eastAsia="微软雅黑" w:hAnsi="Arial" w:cs="Arial"/>
+          <w:szCs w:val="21"/>
+        </w:rPr>
+        <w:t xml:space="preserve"> LED0 </w:t>
+      </w:r>
+      <w:r>
+        <w:rPr>
+          <w:rFonts w:ascii="Arial" w:eastAsia="微软雅黑" w:hAnsi="Arial" w:cs="Arial"/>
+          <w:szCs w:val="21"/>
+        </w:rPr>
+        <w:t>亮度。</w:t>
       </w:r>
     </w:p>
     <w:p>
       <w:pPr>
-        <w:spacing w:before="0" w:after="70" w:line="336" w:lineRule="auto"/>
+        <w:spacing w:after="70" w:line="336" w:lineRule="auto"/>
         <w:ind w:left="480" w:hanging="300"/>
       </w:pPr>
       <w:r>
         <w:rPr>
-          <w:rFonts w:ascii="Arial" w:hAnsi="Arial" w:eastAsia="微软雅黑" w:cs="Arial"/>
-          <w:sz w:val="21"/>
-          <w:szCs w:val="21"/>
-        </w:rPr>
-        <w:t>●  光照越限报警：当采集值超过设定阈值时自动点亮 LED1，回落到阈值以下后熄灭。</w:t>
+          <w:rFonts w:ascii="Arial" w:eastAsia="微软雅黑" w:hAnsi="Arial" w:cs="Arial"/>
+          <w:szCs w:val="21"/>
+        </w:rPr>
+        <w:t xml:space="preserve">●  </w:t>
+      </w:r>
+      <w:r>
+        <w:rPr>
+          <w:rFonts w:ascii="Arial" w:eastAsia="微软雅黑" w:hAnsi="Arial" w:cs="Arial"/>
+          <w:szCs w:val="21"/>
+        </w:rPr>
+        <w:t>光照越限报警：当采集值超过设定阈值时自动点亮</w:t>
+      </w:r>
+      <w:r>
+        <w:rPr>
+          <w:rFonts w:ascii="Arial" w:eastAsia="微软雅黑" w:hAnsi="Arial" w:cs="Arial"/>
+          <w:szCs w:val="21"/>
+        </w:rPr>
+        <w:t xml:space="preserve"> LED1</w:t>
+      </w:r>
+      <w:r>
+        <w:rPr>
+          <w:rFonts w:ascii="Arial" w:eastAsia="微软雅黑" w:hAnsi="Arial" w:cs="Arial"/>
+          <w:szCs w:val="21"/>
+        </w:rPr>
+        <w:t>，回落到阈值以下后熄灭。</w:t>
       </w:r>
     </w:p>
     <w:p>
       <w:pPr>
-        <w:spacing w:before="0" w:after="70" w:line="336" w:lineRule="auto"/>
+        <w:spacing w:after="70" w:line="336" w:lineRule="auto"/>
         <w:ind w:left="480" w:hanging="300"/>
       </w:pPr>
       <w:r>
         <w:rPr>
-          <w:rFonts w:ascii="Arial" w:hAnsi="Arial" w:eastAsia="微软雅黑" w:cs="Arial"/>
-          <w:sz w:val="21"/>
-          <w:szCs w:val="21"/>
-        </w:rPr>
-        <w:t>●  DHT11 温湿度检测：定时读取并在第 3 页显示，传感器未接入时给出异常提示。</w:t>
+          <w:rFonts w:ascii="Arial" w:eastAsia="微软雅黑" w:hAnsi="Arial" w:cs="Arial"/>
+          <w:szCs w:val="21"/>
+        </w:rPr>
+        <w:t xml:space="preserve">●  DHT11 </w:t>
+      </w:r>
+      <w:r>
+        <w:rPr>
+          <w:rFonts w:ascii="Arial" w:eastAsia="微软雅黑" w:hAnsi="Arial" w:cs="Arial"/>
+          <w:szCs w:val="21"/>
+        </w:rPr>
+        <w:t>温湿度检测：定时读取并在第</w:t>
+      </w:r>
+      <w:r>
+        <w:rPr>
+          <w:rFonts w:ascii="Arial" w:eastAsia="微软雅黑" w:hAnsi="Arial" w:cs="Arial"/>
+          <w:szCs w:val="21"/>
+        </w:rPr>
+        <w:t xml:space="preserve"> 3 </w:t>
+      </w:r>
+      <w:r>
+        <w:rPr>
+          <w:rFonts w:ascii="Arial" w:eastAsia="微软雅黑" w:hAnsi="Arial" w:cs="Arial"/>
+          <w:szCs w:val="21"/>
+        </w:rPr>
+        <w:t>页显示，传感器未接入时给出异常提示。</w:t>
       </w:r>
     </w:p>
     <w:p>
       <w:pPr>
-        <w:spacing w:before="0" w:after="70" w:line="336" w:lineRule="auto"/>
+        <w:spacing w:after="70" w:line="336" w:lineRule="auto"/>
         <w:ind w:left="480" w:hanging="300"/>
       </w:pPr>
       <w:r>
         <w:rPr>
-          <w:rFonts w:ascii="Arial" w:hAnsi="Arial" w:eastAsia="微软雅黑" w:cs="Arial"/>
-          <w:sz w:val="21"/>
-          <w:szCs w:val="21"/>
-        </w:rPr>
-        <w:t>●  掉电参数保存：阈值、PWM、页码写入 Flash 扇区 0，magic 标志 + 校验和双重校验，上电自动恢复。</w:t>
+          <w:rFonts w:ascii="Arial" w:eastAsia="微软雅黑" w:hAnsi="Arial" w:cs="Arial"/>
+          <w:szCs w:val="21"/>
+        </w:rPr>
+        <w:t xml:space="preserve">●  </w:t>
+      </w:r>
+      <w:r>
+        <w:rPr>
+          <w:rFonts w:ascii="Arial" w:eastAsia="微软雅黑" w:hAnsi="Arial" w:cs="Arial"/>
+          <w:szCs w:val="21"/>
+        </w:rPr>
+        <w:t>掉电参数保存：阈值、</w:t>
+      </w:r>
+      <w:r>
+        <w:rPr>
+          <w:rFonts w:ascii="Arial" w:eastAsia="微软雅黑" w:hAnsi="Arial" w:cs="Arial"/>
+          <w:szCs w:val="21"/>
+        </w:rPr>
+        <w:t>PWM</w:t>
+      </w:r>
+      <w:r>
+        <w:rPr>
+          <w:rFonts w:ascii="Arial" w:eastAsia="微软雅黑" w:hAnsi="Arial" w:cs="Arial"/>
+          <w:szCs w:val="21"/>
+        </w:rPr>
+        <w:t>、页码写入</w:t>
+      </w:r>
+      <w:r>
+        <w:rPr>
+          <w:rFonts w:ascii="Arial" w:eastAsia="微软雅黑" w:hAnsi="Arial" w:cs="Arial"/>
+          <w:szCs w:val="21"/>
+        </w:rPr>
+        <w:t xml:space="preserve"> Flash </w:t>
+      </w:r>
+      <w:r>
+        <w:rPr>
+          <w:rFonts w:ascii="Arial" w:eastAsia="微软雅黑" w:hAnsi="Arial" w:cs="Arial"/>
+          <w:szCs w:val="21"/>
+        </w:rPr>
+        <w:t>扇区</w:t>
+      </w:r>
+      <w:r>
+        <w:rPr>
+          <w:rFonts w:ascii="Arial" w:eastAsia="微软雅黑" w:hAnsi="Arial" w:cs="Arial"/>
+          <w:szCs w:val="21"/>
+        </w:rPr>
+        <w:t xml:space="preserve"> 0</w:t>
+      </w:r>
+      <w:r>
+        <w:rPr>
+          <w:rFonts w:ascii="Arial" w:eastAsia="微软雅黑" w:hAnsi="Arial" w:cs="Arial"/>
+          <w:szCs w:val="21"/>
+        </w:rPr>
+        <w:t>，</w:t>
+      </w:r>
+      <w:r>
+        <w:rPr>
+          <w:rFonts w:ascii="Arial" w:eastAsia="微软雅黑" w:hAnsi="Arial" w:cs="Arial"/>
+          <w:szCs w:val="21"/>
+        </w:rPr>
+        <w:t xml:space="preserve">magic </w:t>
+      </w:r>
+      <w:r>
+        <w:rPr>
+          <w:rFonts w:ascii="Arial" w:eastAsia="微软雅黑" w:hAnsi="Arial" w:cs="Arial"/>
+          <w:szCs w:val="21"/>
+        </w:rPr>
+        <w:t>标志</w:t>
+      </w:r>
+      <w:r>
+        <w:rPr>
+          <w:rFonts w:ascii="Arial" w:eastAsia="微软雅黑" w:hAnsi="Arial" w:cs="Arial"/>
+          <w:szCs w:val="21"/>
+        </w:rPr>
+        <w:t xml:space="preserve"> + </w:t>
+      </w:r>
+      <w:r>
+        <w:rPr>
+          <w:rFonts w:ascii="Arial" w:eastAsia="微软雅黑" w:hAnsi="Arial" w:cs="Arial"/>
+          <w:szCs w:val="21"/>
+        </w:rPr>
+        <w:t>校验和双重校验，上电自动恢复。</w:t>
       </w:r>
     </w:p>
     <w:p>
@@ -792,7 +1686,7 @@
       </w:pPr>
       <w:r>
         <w:rPr>
-          <w:rFonts w:ascii="Arial" w:hAnsi="Arial" w:eastAsia="微软雅黑" w:cs="Arial"/>
+          <w:rFonts w:ascii="Arial" w:eastAsia="微软雅黑" w:hAnsi="Arial" w:cs="Arial"/>
           <w:b/>
           <w:bCs/>
           <w:color w:val="1F4E79"/>
@@ -804,37 +1698,103 @@
     </w:p>
     <w:p>
       <w:pPr>
-        <w:spacing w:before="0" w:after="90" w:line="336" w:lineRule="auto"/>
+        <w:spacing w:after="90" w:line="336" w:lineRule="auto"/>
       </w:pPr>
       <w:r>
         <w:rPr>
-          <w:rFonts w:ascii="Arial" w:hAnsi="Arial" w:eastAsia="微软雅黑" w:cs="Arial"/>
-          <w:sz w:val="21"/>
-          <w:szCs w:val="21"/>
-        </w:rPr>
-        <w:t>串口参数：波特率 115200，8 位数据位，无校验，1 位停止位。多条命令之间以空格分隔，可在同一行发送；只有全部命令执行成功才返回 OK，任意一条无法识别即返回 ERROR ORDER。</w:t>
+          <w:rFonts w:ascii="Arial" w:eastAsia="微软雅黑" w:hAnsi="Arial" w:cs="Arial"/>
+          <w:szCs w:val="21"/>
+        </w:rPr>
+        <w:t>串口参数：波特率</w:t>
+      </w:r>
+      <w:r>
+        <w:rPr>
+          <w:rFonts w:ascii="Arial" w:eastAsia="微软雅黑" w:hAnsi="Arial" w:cs="Arial"/>
+          <w:szCs w:val="21"/>
+        </w:rPr>
+        <w:t xml:space="preserve"> 115200</w:t>
+      </w:r>
+      <w:r>
+        <w:rPr>
+          <w:rFonts w:ascii="Arial" w:eastAsia="微软雅黑" w:hAnsi="Arial" w:cs="Arial"/>
+          <w:szCs w:val="21"/>
+        </w:rPr>
+        <w:t>，</w:t>
+      </w:r>
+      <w:r>
+        <w:rPr>
+          <w:rFonts w:ascii="Arial" w:eastAsia="微软雅黑" w:hAnsi="Arial" w:cs="Arial"/>
+          <w:szCs w:val="21"/>
+        </w:rPr>
+        <w:t xml:space="preserve">8 </w:t>
+      </w:r>
+      <w:r>
+        <w:rPr>
+          <w:rFonts w:ascii="Arial" w:eastAsia="微软雅黑" w:hAnsi="Arial" w:cs="Arial"/>
+          <w:szCs w:val="21"/>
+        </w:rPr>
+        <w:t>位数据位，无校验，</w:t>
+      </w:r>
+      <w:r>
+        <w:rPr>
+          <w:rFonts w:ascii="Arial" w:eastAsia="微软雅黑" w:hAnsi="Arial" w:cs="Arial"/>
+          <w:szCs w:val="21"/>
+        </w:rPr>
+        <w:t xml:space="preserve">1 </w:t>
+      </w:r>
+      <w:r>
+        <w:rPr>
+          <w:rFonts w:ascii="Arial" w:eastAsia="微软雅黑" w:hAnsi="Arial" w:cs="Arial"/>
+          <w:szCs w:val="21"/>
+        </w:rPr>
+        <w:t>位停止位。多条命令之间以空格分隔，可在同一行发送；只有全部命令执行成功才返回</w:t>
+      </w:r>
+      <w:r>
+        <w:rPr>
+          <w:rFonts w:ascii="Arial" w:eastAsia="微软雅黑" w:hAnsi="Arial" w:cs="Arial"/>
+          <w:szCs w:val="21"/>
+        </w:rPr>
+        <w:t xml:space="preserve"> OK</w:t>
+      </w:r>
+      <w:r>
+        <w:rPr>
+          <w:rFonts w:ascii="Arial" w:eastAsia="微软雅黑" w:hAnsi="Arial" w:cs="Arial"/>
+          <w:szCs w:val="21"/>
+        </w:rPr>
+        <w:t>，任意一条无法识别即返回</w:t>
+      </w:r>
+      <w:r>
+        <w:rPr>
+          <w:rFonts w:ascii="Arial" w:eastAsia="微软雅黑" w:hAnsi="Arial" w:cs="Arial"/>
+          <w:szCs w:val="21"/>
+        </w:rPr>
+        <w:t xml:space="preserve"> ERROR ORDER</w:t>
+      </w:r>
+      <w:r>
+        <w:rPr>
+          <w:rFonts w:ascii="Arial" w:eastAsia="微软雅黑" w:hAnsi="Arial" w:cs="Arial"/>
+          <w:szCs w:val="21"/>
+        </w:rPr>
+        <w:t>。</w:t>
       </w:r>
     </w:p>
     <w:tbl>
       <w:tblPr>
-        <w:tblStyle w:val="2"/>
         <w:tblW w:w="9026" w:type="dxa"/>
-        <w:tblInd w:w="0" w:type="dxa"/>
         <w:tblBorders>
-          <w:top w:val="single" w:color="9BB7D4" w:sz="4" w:space="0"/>
-          <w:left w:val="single" w:color="9BB7D4" w:sz="4" w:space="0"/>
-          <w:bottom w:val="single" w:color="9BB7D4" w:sz="4" w:space="0"/>
-          <w:right w:val="single" w:color="9BB7D4" w:sz="4" w:space="0"/>
-          <w:insideH w:val="single" w:color="9BB7D4" w:sz="4" w:space="0"/>
-          <w:insideV w:val="single" w:color="9BB7D4" w:sz="4" w:space="0"/>
+          <w:top w:val="single" w:sz="4" w:space="0" w:color="9BB7D4"/>
+          <w:left w:val="single" w:sz="4" w:space="0" w:color="9BB7D4"/>
+          <w:bottom w:val="single" w:sz="4" w:space="0" w:color="9BB7D4"/>
+          <w:right w:val="single" w:sz="4" w:space="0" w:color="9BB7D4"/>
+          <w:insideH w:val="single" w:sz="4" w:space="0" w:color="9BB7D4"/>
+          <w:insideV w:val="single" w:sz="4" w:space="0" w:color="9BB7D4"/>
         </w:tblBorders>
         <w:tblLayout w:type="fixed"/>
         <w:tblCellMar>
-          <w:top w:w="0" w:type="dxa"/>
           <w:left w:w="10" w:type="dxa"/>
-          <w:bottom w:w="0" w:type="dxa"/>
           <w:right w:w="10" w:type="dxa"/>
         </w:tblCellMar>
+        <w:tblLook w:val="04A0" w:firstRow="1" w:lastRow="0" w:firstColumn="1" w:lastColumn="0" w:noHBand="0" w:noVBand="1"/>
       </w:tblPr>
       <w:tblGrid>
         <w:gridCol w:w="2050"/>
@@ -842,22 +1802,6 @@
         <w:gridCol w:w="4176"/>
       </w:tblGrid>
       <w:tr>
-        <w:tblPrEx>
-          <w:tblBorders>
-            <w:top w:val="single" w:color="9BB7D4" w:sz="4" w:space="0"/>
-            <w:left w:val="single" w:color="9BB7D4" w:sz="4" w:space="0"/>
-            <w:bottom w:val="single" w:color="9BB7D4" w:sz="4" w:space="0"/>
-            <w:right w:val="single" w:color="9BB7D4" w:sz="4" w:space="0"/>
-            <w:insideH w:val="single" w:color="9BB7D4" w:sz="4" w:space="0"/>
-            <w:insideV w:val="single" w:color="9BB7D4" w:sz="4" w:space="0"/>
-          </w:tblBorders>
-          <w:tblCellMar>
-            <w:top w:w="0" w:type="dxa"/>
-            <w:left w:w="10" w:type="dxa"/>
-            <w:bottom w:w="0" w:type="dxa"/>
-            <w:right w:w="10" w:type="dxa"/>
-          </w:tblCellMar>
-        </w:tblPrEx>
         <w:trPr>
           <w:cantSplit/>
           <w:tblHeader/>
@@ -880,7 +1824,7 @@
             </w:pPr>
             <w:r>
               <w:rPr>
-                <w:rFonts w:ascii="Arial" w:hAnsi="Arial" w:eastAsia="微软雅黑" w:cs="Arial"/>
+                <w:rFonts w:ascii="Arial" w:eastAsia="微软雅黑" w:hAnsi="Arial" w:cs="Arial"/>
                 <w:b/>
                 <w:bCs/>
                 <w:color w:val="FFFFFF"/>
@@ -909,7 +1853,7 @@
             </w:pPr>
             <w:r>
               <w:rPr>
-                <w:rFonts w:ascii="Arial" w:hAnsi="Arial" w:eastAsia="微软雅黑" w:cs="Arial"/>
+                <w:rFonts w:ascii="Arial" w:eastAsia="微软雅黑" w:hAnsi="Arial" w:cs="Arial"/>
                 <w:b/>
                 <w:bCs/>
                 <w:color w:val="FFFFFF"/>
@@ -938,35 +1882,41 @@
             </w:pPr>
             <w:r>
               <w:rPr>
-                <w:rFonts w:ascii="Arial" w:hAnsi="Arial" w:eastAsia="微软雅黑" w:cs="Arial"/>
+                <w:rFonts w:ascii="Arial" w:eastAsia="微软雅黑" w:hAnsi="Arial" w:cs="Arial"/>
                 <w:b/>
                 <w:bCs/>
                 <w:color w:val="FFFFFF"/>
                 <w:sz w:val="20"/>
                 <w:szCs w:val="20"/>
               </w:rPr>
-              <w:t>取值 / 说明</w:t>
+              <w:t>取值</w:t>
+            </w:r>
+            <w:r>
+              <w:rPr>
+                <w:rFonts w:ascii="Arial" w:eastAsia="微软雅黑" w:hAnsi="Arial" w:cs="Arial"/>
+                <w:b/>
+                <w:bCs/>
+                <w:color w:val="FFFFFF"/>
+                <w:sz w:val="20"/>
+                <w:szCs w:val="20"/>
+              </w:rPr>
+              <w:t xml:space="preserve"> / </w:t>
+            </w:r>
+            <w:r>
+              <w:rPr>
+                <w:rFonts w:ascii="Arial" w:eastAsia="微软雅黑" w:hAnsi="Arial" w:cs="Arial"/>
+                <w:b/>
+                <w:bCs/>
+                <w:color w:val="FFFFFF"/>
+                <w:sz w:val="20"/>
+                <w:szCs w:val="20"/>
+              </w:rPr>
+              <w:t>说明</w:t>
             </w:r>
           </w:p>
         </w:tc>
       </w:tr>
       <w:tr>
-        <w:tblPrEx>
-          <w:tblBorders>
-            <w:top w:val="single" w:color="9BB7D4" w:sz="4" w:space="0"/>
-            <w:left w:val="single" w:color="9BB7D4" w:sz="4" w:space="0"/>
-            <w:bottom w:val="single" w:color="9BB7D4" w:sz="4" w:space="0"/>
-            <w:right w:val="single" w:color="9BB7D4" w:sz="4" w:space="0"/>
-            <w:insideH w:val="single" w:color="9BB7D4" w:sz="4" w:space="0"/>
-            <w:insideV w:val="single" w:color="9BB7D4" w:sz="4" w:space="0"/>
-          </w:tblBorders>
-          <w:tblCellMar>
-            <w:top w:w="0" w:type="dxa"/>
-            <w:left w:w="10" w:type="dxa"/>
-            <w:bottom w:w="0" w:type="dxa"/>
-            <w:right w:w="10" w:type="dxa"/>
-          </w:tblCellMar>
-        </w:tblPrEx>
         <w:trPr>
           <w:cantSplit/>
         </w:trPr>
@@ -987,7 +1937,7 @@
             </w:pPr>
             <w:r>
               <w:rPr>
-                <w:rFonts w:ascii="Arial" w:hAnsi="Arial" w:eastAsia="微软雅黑" w:cs="Arial"/>
+                <w:rFonts w:ascii="Arial" w:eastAsia="微软雅黑" w:hAnsi="Arial" w:cs="Arial"/>
                 <w:sz w:val="20"/>
                 <w:szCs w:val="20"/>
               </w:rPr>
@@ -1012,11 +1962,27 @@
             </w:pPr>
             <w:r>
               <w:rPr>
-                <w:rFonts w:ascii="Arial" w:hAnsi="Arial" w:eastAsia="微软雅黑" w:cs="Arial"/>
-                <w:sz w:val="20"/>
-                <w:szCs w:val="20"/>
-              </w:rPr>
-              <w:t>查询 3 路电压</w:t>
+                <w:rFonts w:ascii="Arial" w:eastAsia="微软雅黑" w:hAnsi="Arial" w:cs="Arial"/>
+                <w:sz w:val="20"/>
+                <w:szCs w:val="20"/>
+              </w:rPr>
+              <w:t>查询</w:t>
+            </w:r>
+            <w:r>
+              <w:rPr>
+                <w:rFonts w:ascii="Arial" w:eastAsia="微软雅黑" w:hAnsi="Arial" w:cs="Arial"/>
+                <w:sz w:val="20"/>
+                <w:szCs w:val="20"/>
+              </w:rPr>
+              <w:t xml:space="preserve"> 3 </w:t>
+            </w:r>
+            <w:r>
+              <w:rPr>
+                <w:rFonts w:ascii="Arial" w:eastAsia="微软雅黑" w:hAnsi="Arial" w:cs="Arial"/>
+                <w:sz w:val="20"/>
+                <w:szCs w:val="20"/>
+              </w:rPr>
+              <w:t>路电压</w:t>
             </w:r>
           </w:p>
         </w:tc>
@@ -1037,32 +2003,40 @@
             </w:pPr>
             <w:r>
               <w:rPr>
-                <w:rFonts w:ascii="Arial" w:hAnsi="Arial" w:eastAsia="微软雅黑" w:cs="Arial"/>
-                <w:sz w:val="20"/>
-                <w:szCs w:val="20"/>
-              </w:rPr>
-              <w:t>返回 A / B / C 三路电压值，单位 V</w:t>
+                <w:rFonts w:ascii="Arial" w:eastAsia="微软雅黑" w:hAnsi="Arial" w:cs="Arial"/>
+                <w:sz w:val="20"/>
+                <w:szCs w:val="20"/>
+              </w:rPr>
+              <w:t>返回</w:t>
+            </w:r>
+            <w:r>
+              <w:rPr>
+                <w:rFonts w:ascii="Arial" w:eastAsia="微软雅黑" w:hAnsi="Arial" w:cs="Arial"/>
+                <w:sz w:val="20"/>
+                <w:szCs w:val="20"/>
+              </w:rPr>
+              <w:t xml:space="preserve"> A / B / C </w:t>
+            </w:r>
+            <w:r>
+              <w:rPr>
+                <w:rFonts w:ascii="Arial" w:eastAsia="微软雅黑" w:hAnsi="Arial" w:cs="Arial"/>
+                <w:sz w:val="20"/>
+                <w:szCs w:val="20"/>
+              </w:rPr>
+              <w:t>三路电压值，单位</w:t>
+            </w:r>
+            <w:r>
+              <w:rPr>
+                <w:rFonts w:ascii="Arial" w:eastAsia="微软雅黑" w:hAnsi="Arial" w:cs="Arial"/>
+                <w:sz w:val="20"/>
+                <w:szCs w:val="20"/>
+              </w:rPr>
+              <w:t xml:space="preserve"> V</w:t>
             </w:r>
           </w:p>
         </w:tc>
       </w:tr>
       <w:tr>
-        <w:tblPrEx>
-          <w:tblBorders>
-            <w:top w:val="single" w:color="9BB7D4" w:sz="4" w:space="0"/>
-            <w:left w:val="single" w:color="9BB7D4" w:sz="4" w:space="0"/>
-            <w:bottom w:val="single" w:color="9BB7D4" w:sz="4" w:space="0"/>
-            <w:right w:val="single" w:color="9BB7D4" w:sz="4" w:space="0"/>
-            <w:insideH w:val="single" w:color="9BB7D4" w:sz="4" w:space="0"/>
-            <w:insideV w:val="single" w:color="9BB7D4" w:sz="4" w:space="0"/>
-          </w:tblBorders>
-          <w:tblCellMar>
-            <w:top w:w="0" w:type="dxa"/>
-            <w:left w:w="10" w:type="dxa"/>
-            <w:bottom w:w="0" w:type="dxa"/>
-            <w:right w:w="10" w:type="dxa"/>
-          </w:tblCellMar>
-        </w:tblPrEx>
         <w:trPr>
           <w:cantSplit/>
         </w:trPr>
@@ -1083,7 +2057,7 @@
             </w:pPr>
             <w:r>
               <w:rPr>
-                <w:rFonts w:ascii="Arial" w:hAnsi="Arial" w:eastAsia="微软雅黑" w:cs="Arial"/>
+                <w:rFonts w:ascii="Arial" w:eastAsia="微软雅黑" w:hAnsi="Arial" w:cs="Arial"/>
                 <w:sz w:val="20"/>
                 <w:szCs w:val="20"/>
               </w:rPr>
@@ -1108,11 +2082,35 @@
             </w:pPr>
             <w:r>
               <w:rPr>
-                <w:rFonts w:ascii="Arial" w:hAnsi="Arial" w:eastAsia="微软雅黑" w:cs="Arial"/>
-                <w:sz w:val="20"/>
-                <w:szCs w:val="20"/>
-              </w:rPr>
-              <w:t>点亮 / 熄灭 LED0</w:t>
+                <w:rFonts w:ascii="Arial" w:eastAsia="微软雅黑" w:hAnsi="Arial" w:cs="Arial"/>
+                <w:sz w:val="20"/>
+                <w:szCs w:val="20"/>
+              </w:rPr>
+              <w:t>点亮</w:t>
+            </w:r>
+            <w:r>
+              <w:rPr>
+                <w:rFonts w:ascii="Arial" w:eastAsia="微软雅黑" w:hAnsi="Arial" w:cs="Arial"/>
+                <w:sz w:val="20"/>
+                <w:szCs w:val="20"/>
+              </w:rPr>
+              <w:t xml:space="preserve"> / </w:t>
+            </w:r>
+            <w:r>
+              <w:rPr>
+                <w:rFonts w:ascii="Arial" w:eastAsia="微软雅黑" w:hAnsi="Arial" w:cs="Arial"/>
+                <w:sz w:val="20"/>
+                <w:szCs w:val="20"/>
+              </w:rPr>
+              <w:t>熄灭</w:t>
+            </w:r>
+            <w:r>
+              <w:rPr>
+                <w:rFonts w:ascii="Arial" w:eastAsia="微软雅黑" w:hAnsi="Arial" w:cs="Arial"/>
+                <w:sz w:val="20"/>
+                <w:szCs w:val="20"/>
+              </w:rPr>
+              <w:t xml:space="preserve"> LED0</w:t>
             </w:r>
           </w:p>
         </w:tc>
@@ -1133,32 +2131,40 @@
             </w:pPr>
             <w:r>
               <w:rPr>
-                <w:rFonts w:ascii="Arial" w:hAnsi="Arial" w:eastAsia="微软雅黑" w:cs="Arial"/>
-                <w:sz w:val="20"/>
-                <w:szCs w:val="20"/>
-              </w:rPr>
-              <w:t>LED0 由 TIM3_CH2 PWM 驱动</w:t>
+                <w:rFonts w:ascii="Arial" w:eastAsia="微软雅黑" w:hAnsi="Arial" w:cs="Arial"/>
+                <w:sz w:val="20"/>
+                <w:szCs w:val="20"/>
+              </w:rPr>
+              <w:t xml:space="preserve">LED0 </w:t>
+            </w:r>
+            <w:r>
+              <w:rPr>
+                <w:rFonts w:ascii="Arial" w:eastAsia="微软雅黑" w:hAnsi="Arial" w:cs="Arial"/>
+                <w:sz w:val="20"/>
+                <w:szCs w:val="20"/>
+              </w:rPr>
+              <w:t>由</w:t>
+            </w:r>
+            <w:r>
+              <w:rPr>
+                <w:rFonts w:ascii="Arial" w:eastAsia="微软雅黑" w:hAnsi="Arial" w:cs="Arial"/>
+                <w:sz w:val="20"/>
+                <w:szCs w:val="20"/>
+              </w:rPr>
+              <w:t xml:space="preserve"> TIM3_CH2 PWM </w:t>
+            </w:r>
+            <w:r>
+              <w:rPr>
+                <w:rFonts w:ascii="Arial" w:eastAsia="微软雅黑" w:hAnsi="Arial" w:cs="Arial"/>
+                <w:sz w:val="20"/>
+                <w:szCs w:val="20"/>
+              </w:rPr>
+              <w:t>驱动</w:t>
             </w:r>
           </w:p>
         </w:tc>
       </w:tr>
       <w:tr>
-        <w:tblPrEx>
-          <w:tblBorders>
-            <w:top w:val="single" w:color="9BB7D4" w:sz="4" w:space="0"/>
-            <w:left w:val="single" w:color="9BB7D4" w:sz="4" w:space="0"/>
-            <w:bottom w:val="single" w:color="9BB7D4" w:sz="4" w:space="0"/>
-            <w:right w:val="single" w:color="9BB7D4" w:sz="4" w:space="0"/>
-            <w:insideH w:val="single" w:color="9BB7D4" w:sz="4" w:space="0"/>
-            <w:insideV w:val="single" w:color="9BB7D4" w:sz="4" w:space="0"/>
-          </w:tblBorders>
-          <w:tblCellMar>
-            <w:top w:w="0" w:type="dxa"/>
-            <w:left w:w="10" w:type="dxa"/>
-            <w:bottom w:w="0" w:type="dxa"/>
-            <w:right w:w="10" w:type="dxa"/>
-          </w:tblCellMar>
-        </w:tblPrEx>
         <w:trPr>
           <w:cantSplit/>
         </w:trPr>
@@ -1179,11 +2185,19 @@
             </w:pPr>
             <w:r>
               <w:rPr>
-                <w:rFonts w:ascii="Arial" w:hAnsi="Arial" w:eastAsia="微软雅黑" w:cs="Arial"/>
-                <w:sz w:val="20"/>
-                <w:szCs w:val="20"/>
-              </w:rPr>
-              <w:t>LIGHT:数值</w:t>
+                <w:rFonts w:ascii="Arial" w:eastAsia="微软雅黑" w:hAnsi="Arial" w:cs="Arial"/>
+                <w:sz w:val="20"/>
+                <w:szCs w:val="20"/>
+              </w:rPr>
+              <w:t>LIGHT:</w:t>
+            </w:r>
+            <w:r>
+              <w:rPr>
+                <w:rFonts w:ascii="Arial" w:eastAsia="微软雅黑" w:hAnsi="Arial" w:cs="Arial"/>
+                <w:sz w:val="20"/>
+                <w:szCs w:val="20"/>
+              </w:rPr>
+              <w:t>数值</w:t>
             </w:r>
           </w:p>
         </w:tc>
@@ -1204,7 +2218,7 @@
             </w:pPr>
             <w:r>
               <w:rPr>
-                <w:rFonts w:ascii="Arial" w:hAnsi="Arial" w:eastAsia="微软雅黑" w:cs="Arial"/>
+                <w:rFonts w:ascii="Arial" w:eastAsia="微软雅黑" w:hAnsi="Arial" w:cs="Arial"/>
                 <w:sz w:val="20"/>
                 <w:szCs w:val="20"/>
               </w:rPr>
@@ -1229,32 +2243,64 @@
             </w:pPr>
             <w:r>
               <w:rPr>
-                <w:rFonts w:ascii="Arial" w:hAnsi="Arial" w:eastAsia="微软雅黑" w:cs="Arial"/>
-                <w:sz w:val="20"/>
-                <w:szCs w:val="20"/>
-              </w:rPr>
-              <w:t>范围 0～4095，默认 3000；数值越大越容易触发点亮</w:t>
+                <w:rFonts w:ascii="Arial" w:eastAsia="微软雅黑" w:hAnsi="Arial" w:cs="Arial"/>
+                <w:sz w:val="20"/>
+                <w:szCs w:val="20"/>
+              </w:rPr>
+              <w:t>范围</w:t>
+            </w:r>
+            <w:r>
+              <w:rPr>
+                <w:rFonts w:ascii="Arial" w:eastAsia="微软雅黑" w:hAnsi="Arial" w:cs="Arial"/>
+                <w:sz w:val="20"/>
+                <w:szCs w:val="20"/>
+              </w:rPr>
+              <w:t xml:space="preserve"> 0</w:t>
+            </w:r>
+            <w:r>
+              <w:rPr>
+                <w:rFonts w:ascii="Arial" w:eastAsia="微软雅黑" w:hAnsi="Arial" w:cs="Arial"/>
+                <w:sz w:val="20"/>
+                <w:szCs w:val="20"/>
+              </w:rPr>
+              <w:t>～</w:t>
+            </w:r>
+            <w:r>
+              <w:rPr>
+                <w:rFonts w:ascii="Arial" w:eastAsia="微软雅黑" w:hAnsi="Arial" w:cs="Arial"/>
+                <w:sz w:val="20"/>
+                <w:szCs w:val="20"/>
+              </w:rPr>
+              <w:t>4095</w:t>
+            </w:r>
+            <w:r>
+              <w:rPr>
+                <w:rFonts w:ascii="Arial" w:eastAsia="微软雅黑" w:hAnsi="Arial" w:cs="Arial"/>
+                <w:sz w:val="20"/>
+                <w:szCs w:val="20"/>
+              </w:rPr>
+              <w:t>，默认</w:t>
+            </w:r>
+            <w:r>
+              <w:rPr>
+                <w:rFonts w:ascii="Arial" w:eastAsia="微软雅黑" w:hAnsi="Arial" w:cs="Arial"/>
+                <w:sz w:val="20"/>
+                <w:szCs w:val="20"/>
+              </w:rPr>
+              <w:t xml:space="preserve"> 3000</w:t>
+            </w:r>
+            <w:r>
+              <w:rPr>
+                <w:rFonts w:ascii="Arial" w:eastAsia="微软雅黑" w:hAnsi="Arial" w:cs="Arial"/>
+                <w:sz w:val="20"/>
+                <w:szCs w:val="20"/>
+              </w:rPr>
+              <w:t>；数值越大越容易触发点亮</w:t>
             </w:r>
           </w:p>
         </w:tc>
       </w:tr>
       <w:tr>
-        <w:tblPrEx>
-          <w:tblBorders>
-            <w:top w:val="single" w:color="9BB7D4" w:sz="4" w:space="0"/>
-            <w:left w:val="single" w:color="9BB7D4" w:sz="4" w:space="0"/>
-            <w:bottom w:val="single" w:color="9BB7D4" w:sz="4" w:space="0"/>
-            <w:right w:val="single" w:color="9BB7D4" w:sz="4" w:space="0"/>
-            <w:insideH w:val="single" w:color="9BB7D4" w:sz="4" w:space="0"/>
-            <w:insideV w:val="single" w:color="9BB7D4" w:sz="4" w:space="0"/>
-          </w:tblBorders>
-          <w:tblCellMar>
-            <w:top w:w="0" w:type="dxa"/>
-            <w:left w:w="10" w:type="dxa"/>
-            <w:bottom w:w="0" w:type="dxa"/>
-            <w:right w:w="10" w:type="dxa"/>
-          </w:tblCellMar>
-        </w:tblPrEx>
         <w:trPr>
           <w:cantSplit/>
         </w:trPr>
@@ -1275,11 +2321,19 @@
             </w:pPr>
             <w:r>
               <w:rPr>
-                <w:rFonts w:ascii="Arial" w:hAnsi="Arial" w:eastAsia="微软雅黑" w:cs="Arial"/>
-                <w:sz w:val="20"/>
-                <w:szCs w:val="20"/>
-              </w:rPr>
-              <w:t>PWM:数值</w:t>
+                <w:rFonts w:ascii="Arial" w:eastAsia="微软雅黑" w:hAnsi="Arial" w:cs="Arial"/>
+                <w:sz w:val="20"/>
+                <w:szCs w:val="20"/>
+              </w:rPr>
+              <w:t>PWM:</w:t>
+            </w:r>
+            <w:r>
+              <w:rPr>
+                <w:rFonts w:ascii="Arial" w:eastAsia="微软雅黑" w:hAnsi="Arial" w:cs="Arial"/>
+                <w:sz w:val="20"/>
+                <w:szCs w:val="20"/>
+              </w:rPr>
+              <w:t>数值</w:t>
             </w:r>
           </w:p>
         </w:tc>
@@ -1300,11 +2354,27 @@
             </w:pPr>
             <w:r>
               <w:rPr>
-                <w:rFonts w:ascii="Arial" w:hAnsi="Arial" w:eastAsia="微软雅黑" w:cs="Arial"/>
-                <w:sz w:val="20"/>
-                <w:szCs w:val="20"/>
-              </w:rPr>
-              <w:t>设置 LED0 亮度</w:t>
+                <w:rFonts w:ascii="Arial" w:eastAsia="微软雅黑" w:hAnsi="Arial" w:cs="Arial"/>
+                <w:sz w:val="20"/>
+                <w:szCs w:val="20"/>
+              </w:rPr>
+              <w:t>设置</w:t>
+            </w:r>
+            <w:r>
+              <w:rPr>
+                <w:rFonts w:ascii="Arial" w:eastAsia="微软雅黑" w:hAnsi="Arial" w:cs="Arial"/>
+                <w:sz w:val="20"/>
+                <w:szCs w:val="20"/>
+              </w:rPr>
+              <w:t xml:space="preserve"> LED0 </w:t>
+            </w:r>
+            <w:r>
+              <w:rPr>
+                <w:rFonts w:ascii="Arial" w:eastAsia="微软雅黑" w:hAnsi="Arial" w:cs="Arial"/>
+                <w:sz w:val="20"/>
+                <w:szCs w:val="20"/>
+              </w:rPr>
+              <w:t>亮度</w:t>
             </w:r>
           </w:p>
         </w:tc>
@@ -1325,32 +2395,48 @@
             </w:pPr>
             <w:r>
               <w:rPr>
-                <w:rFonts w:ascii="Arial" w:hAnsi="Arial" w:eastAsia="微软雅黑" w:cs="Arial"/>
-                <w:sz w:val="20"/>
-                <w:szCs w:val="20"/>
-              </w:rPr>
-              <w:t>范围 0～999，数值越大越亮</w:t>
+                <w:rFonts w:ascii="Arial" w:eastAsia="微软雅黑" w:hAnsi="Arial" w:cs="Arial"/>
+                <w:sz w:val="20"/>
+                <w:szCs w:val="20"/>
+              </w:rPr>
+              <w:t>范围</w:t>
+            </w:r>
+            <w:r>
+              <w:rPr>
+                <w:rFonts w:ascii="Arial" w:eastAsia="微软雅黑" w:hAnsi="Arial" w:cs="Arial"/>
+                <w:sz w:val="20"/>
+                <w:szCs w:val="20"/>
+              </w:rPr>
+              <w:t xml:space="preserve"> 0</w:t>
+            </w:r>
+            <w:r>
+              <w:rPr>
+                <w:rFonts w:ascii="Arial" w:eastAsia="微软雅黑" w:hAnsi="Arial" w:cs="Arial"/>
+                <w:sz w:val="20"/>
+                <w:szCs w:val="20"/>
+              </w:rPr>
+              <w:t>～</w:t>
+            </w:r>
+            <w:r>
+              <w:rPr>
+                <w:rFonts w:ascii="Arial" w:eastAsia="微软雅黑" w:hAnsi="Arial" w:cs="Arial"/>
+                <w:sz w:val="20"/>
+                <w:szCs w:val="20"/>
+              </w:rPr>
+              <w:t>999</w:t>
+            </w:r>
+            <w:r>
+              <w:rPr>
+                <w:rFonts w:ascii="Arial" w:eastAsia="微软雅黑" w:hAnsi="Arial" w:cs="Arial"/>
+                <w:sz w:val="20"/>
+                <w:szCs w:val="20"/>
+              </w:rPr>
+              <w:t>，数值越大越亮</w:t>
             </w:r>
           </w:p>
         </w:tc>
       </w:tr>
       <w:tr>
-        <w:tblPrEx>
-          <w:tblBorders>
-            <w:top w:val="single" w:color="9BB7D4" w:sz="4" w:space="0"/>
-            <w:left w:val="single" w:color="9BB7D4" w:sz="4" w:space="0"/>
-            <w:bottom w:val="single" w:color="9BB7D4" w:sz="4" w:space="0"/>
-            <w:right w:val="single" w:color="9BB7D4" w:sz="4" w:space="0"/>
-            <w:insideH w:val="single" w:color="9BB7D4" w:sz="4" w:space="0"/>
-            <w:insideV w:val="single" w:color="9BB7D4" w:sz="4" w:space="0"/>
-          </w:tblBorders>
-          <w:tblCellMar>
-            <w:top w:w="0" w:type="dxa"/>
-            <w:left w:w="10" w:type="dxa"/>
-            <w:bottom w:w="0" w:type="dxa"/>
-            <w:right w:w="10" w:type="dxa"/>
-          </w:tblCellMar>
-        </w:tblPrEx>
         <w:trPr>
           <w:cantSplit/>
         </w:trPr>
@@ -1371,11 +2457,19 @@
             </w:pPr>
             <w:r>
               <w:rPr>
-                <w:rFonts w:ascii="Arial" w:hAnsi="Arial" w:eastAsia="微软雅黑" w:cs="Arial"/>
-                <w:sz w:val="20"/>
-                <w:szCs w:val="20"/>
-              </w:rPr>
-              <w:t>PAGE:数值</w:t>
+                <w:rFonts w:ascii="Arial" w:eastAsia="微软雅黑" w:hAnsi="Arial" w:cs="Arial"/>
+                <w:sz w:val="20"/>
+                <w:szCs w:val="20"/>
+              </w:rPr>
+              <w:t>PAGE:</w:t>
+            </w:r>
+            <w:r>
+              <w:rPr>
+                <w:rFonts w:ascii="Arial" w:eastAsia="微软雅黑" w:hAnsi="Arial" w:cs="Arial"/>
+                <w:sz w:val="20"/>
+                <w:szCs w:val="20"/>
+              </w:rPr>
+              <w:t>数值</w:t>
             </w:r>
           </w:p>
         </w:tc>
@@ -1396,7 +2490,7 @@
             </w:pPr>
             <w:r>
               <w:rPr>
-                <w:rFonts w:ascii="Arial" w:hAnsi="Arial" w:eastAsia="微软雅黑" w:cs="Arial"/>
+                <w:rFonts w:ascii="Arial" w:eastAsia="微软雅黑" w:hAnsi="Arial" w:cs="Arial"/>
                 <w:sz w:val="20"/>
                 <w:szCs w:val="20"/>
               </w:rPr>
@@ -1421,32 +2515,64 @@
             </w:pPr>
             <w:r>
               <w:rPr>
-                <w:rFonts w:ascii="Arial" w:hAnsi="Arial" w:eastAsia="微软雅黑" w:cs="Arial"/>
-                <w:sz w:val="20"/>
-                <w:szCs w:val="20"/>
-              </w:rPr>
-              <w:t>范围 1～4，越界自动钳位到最大 / 最小页</w:t>
+                <w:rFonts w:ascii="Arial" w:eastAsia="微软雅黑" w:hAnsi="Arial" w:cs="Arial"/>
+                <w:sz w:val="20"/>
+                <w:szCs w:val="20"/>
+              </w:rPr>
+              <w:t>范围</w:t>
+            </w:r>
+            <w:r>
+              <w:rPr>
+                <w:rFonts w:ascii="Arial" w:eastAsia="微软雅黑" w:hAnsi="Arial" w:cs="Arial"/>
+                <w:sz w:val="20"/>
+                <w:szCs w:val="20"/>
+              </w:rPr>
+              <w:t xml:space="preserve"> 1</w:t>
+            </w:r>
+            <w:r>
+              <w:rPr>
+                <w:rFonts w:ascii="Arial" w:eastAsia="微软雅黑" w:hAnsi="Arial" w:cs="Arial"/>
+                <w:sz w:val="20"/>
+                <w:szCs w:val="20"/>
+              </w:rPr>
+              <w:t>～</w:t>
+            </w:r>
+            <w:r>
+              <w:rPr>
+                <w:rFonts w:ascii="Arial" w:eastAsia="微软雅黑" w:hAnsi="Arial" w:cs="Arial"/>
+                <w:sz w:val="20"/>
+                <w:szCs w:val="20"/>
+              </w:rPr>
+              <w:t>4</w:t>
+            </w:r>
+            <w:r>
+              <w:rPr>
+                <w:rFonts w:ascii="Arial" w:eastAsia="微软雅黑" w:hAnsi="Arial" w:cs="Arial"/>
+                <w:sz w:val="20"/>
+                <w:szCs w:val="20"/>
+              </w:rPr>
+              <w:t>，越界自动钳位到最大</w:t>
+            </w:r>
+            <w:r>
+              <w:rPr>
+                <w:rFonts w:ascii="Arial" w:eastAsia="微软雅黑" w:hAnsi="Arial" w:cs="Arial"/>
+                <w:sz w:val="20"/>
+                <w:szCs w:val="20"/>
+              </w:rPr>
+              <w:t xml:space="preserve"> / </w:t>
+            </w:r>
+            <w:r>
+              <w:rPr>
+                <w:rFonts w:ascii="Arial" w:eastAsia="微软雅黑" w:hAnsi="Arial" w:cs="Arial"/>
+                <w:sz w:val="20"/>
+                <w:szCs w:val="20"/>
+              </w:rPr>
+              <w:t>最小页</w:t>
             </w:r>
           </w:p>
         </w:tc>
       </w:tr>
       <w:tr>
-        <w:tblPrEx>
-          <w:tblBorders>
-            <w:top w:val="single" w:color="9BB7D4" w:sz="4" w:space="0"/>
-            <w:left w:val="single" w:color="9BB7D4" w:sz="4" w:space="0"/>
-            <w:bottom w:val="single" w:color="9BB7D4" w:sz="4" w:space="0"/>
-            <w:right w:val="single" w:color="9BB7D4" w:sz="4" w:space="0"/>
-            <w:insideH w:val="single" w:color="9BB7D4" w:sz="4" w:space="0"/>
-            <w:insideV w:val="single" w:color="9BB7D4" w:sz="4" w:space="0"/>
-          </w:tblBorders>
-          <w:tblCellMar>
-            <w:top w:w="0" w:type="dxa"/>
-            <w:left w:w="10" w:type="dxa"/>
-            <w:bottom w:w="0" w:type="dxa"/>
-            <w:right w:w="10" w:type="dxa"/>
-          </w:tblCellMar>
-        </w:tblPrEx>
         <w:trPr>
           <w:cantSplit/>
         </w:trPr>
@@ -1467,7 +2593,7 @@
             </w:pPr>
             <w:r>
               <w:rPr>
-                <w:rFonts w:ascii="Arial" w:hAnsi="Arial" w:eastAsia="微软雅黑" w:cs="Arial"/>
+                <w:rFonts w:ascii="Arial" w:eastAsia="微软雅黑" w:hAnsi="Arial" w:cs="Arial"/>
                 <w:sz w:val="20"/>
                 <w:szCs w:val="20"/>
               </w:rPr>
@@ -1492,7 +2618,7 @@
             </w:pPr>
             <w:r>
               <w:rPr>
-                <w:rFonts w:ascii="Arial" w:hAnsi="Arial" w:eastAsia="微软雅黑" w:cs="Arial"/>
+                <w:rFonts w:ascii="Arial" w:eastAsia="微软雅黑" w:hAnsi="Arial" w:cs="Arial"/>
                 <w:sz w:val="20"/>
                 <w:szCs w:val="20"/>
               </w:rPr>
@@ -1517,32 +2643,88 @@
             </w:pPr>
             <w:r>
               <w:rPr>
-                <w:rFonts w:ascii="Arial" w:hAnsi="Arial" w:eastAsia="微软雅黑" w:cs="Arial"/>
-                <w:sz w:val="20"/>
-                <w:szCs w:val="20"/>
-              </w:rPr>
-              <w:t>将 LIGHT、PWM、PAGE 写入 Flash 扇区 0</w:t>
+                <w:rFonts w:ascii="Arial" w:eastAsia="微软雅黑" w:hAnsi="Arial" w:cs="Arial"/>
+                <w:sz w:val="20"/>
+                <w:szCs w:val="20"/>
+              </w:rPr>
+              <w:t>将</w:t>
+            </w:r>
+            <w:r>
+              <w:rPr>
+                <w:rFonts w:ascii="Arial" w:eastAsia="微软雅黑" w:hAnsi="Arial" w:cs="Arial"/>
+                <w:sz w:val="20"/>
+                <w:szCs w:val="20"/>
+              </w:rPr>
+              <w:t xml:space="preserve"> LIGHT</w:t>
+            </w:r>
+            <w:r>
+              <w:rPr>
+                <w:rFonts w:ascii="Arial" w:eastAsia="微软雅黑" w:hAnsi="Arial" w:cs="Arial"/>
+                <w:sz w:val="20"/>
+                <w:szCs w:val="20"/>
+              </w:rPr>
+              <w:t>、</w:t>
+            </w:r>
+            <w:r>
+              <w:rPr>
+                <w:rFonts w:ascii="Arial" w:eastAsia="微软雅黑" w:hAnsi="Arial" w:cs="Arial"/>
+                <w:sz w:val="20"/>
+                <w:szCs w:val="20"/>
+              </w:rPr>
+              <w:t>PWM</w:t>
+            </w:r>
+            <w:r>
+              <w:rPr>
+                <w:rFonts w:ascii="Arial" w:eastAsia="微软雅黑" w:hAnsi="Arial" w:cs="Arial"/>
+                <w:sz w:val="20"/>
+                <w:szCs w:val="20"/>
+              </w:rPr>
+              <w:t>、</w:t>
+            </w:r>
+            <w:r>
+              <w:rPr>
+                <w:rFonts w:ascii="Arial" w:eastAsia="微软雅黑" w:hAnsi="Arial" w:cs="Arial"/>
+                <w:sz w:val="20"/>
+                <w:szCs w:val="20"/>
+              </w:rPr>
+              <w:t xml:space="preserve">PAGE </w:t>
+            </w:r>
+            <w:r>
+              <w:rPr>
+                <w:rFonts w:ascii="Arial" w:eastAsia="微软雅黑" w:hAnsi="Arial" w:cs="Arial"/>
+                <w:sz w:val="20"/>
+                <w:szCs w:val="20"/>
+              </w:rPr>
+              <w:t>写入</w:t>
+            </w:r>
+            <w:r>
+              <w:rPr>
+                <w:rFonts w:ascii="Arial" w:eastAsia="微软雅黑" w:hAnsi="Arial" w:cs="Arial"/>
+                <w:sz w:val="20"/>
+                <w:szCs w:val="20"/>
+              </w:rPr>
+              <w:t xml:space="preserve"> Flash </w:t>
+            </w:r>
+            <w:r>
+              <w:rPr>
+                <w:rFonts w:ascii="Arial" w:eastAsia="微软雅黑" w:hAnsi="Arial" w:cs="Arial"/>
+                <w:sz w:val="20"/>
+                <w:szCs w:val="20"/>
+              </w:rPr>
+              <w:t>扇区</w:t>
+            </w:r>
+            <w:r>
+              <w:rPr>
+                <w:rFonts w:ascii="Arial" w:eastAsia="微软雅黑" w:hAnsi="Arial" w:cs="Arial"/>
+                <w:sz w:val="20"/>
+                <w:szCs w:val="20"/>
+              </w:rPr>
+              <w:t xml:space="preserve"> 0</w:t>
             </w:r>
           </w:p>
         </w:tc>
       </w:tr>
       <w:tr>
-        <w:tblPrEx>
-          <w:tblBorders>
-            <w:top w:val="single" w:color="9BB7D4" w:sz="4" w:space="0"/>
-            <w:left w:val="single" w:color="9BB7D4" w:sz="4" w:space="0"/>
-            <w:bottom w:val="single" w:color="9BB7D4" w:sz="4" w:space="0"/>
-            <w:right w:val="single" w:color="9BB7D4" w:sz="4" w:space="0"/>
-            <w:insideH w:val="single" w:color="9BB7D4" w:sz="4" w:space="0"/>
-            <w:insideV w:val="single" w:color="9BB7D4" w:sz="4" w:space="0"/>
-          </w:tblBorders>
-          <w:tblCellMar>
-            <w:top w:w="0" w:type="dxa"/>
-            <w:left w:w="10" w:type="dxa"/>
-            <w:bottom w:w="0" w:type="dxa"/>
-            <w:right w:w="10" w:type="dxa"/>
-          </w:tblCellMar>
-        </w:tblPrEx>
         <w:trPr>
           <w:cantSplit/>
         </w:trPr>
@@ -1563,7 +2745,7 @@
             </w:pPr>
             <w:r>
               <w:rPr>
-                <w:rFonts w:ascii="Arial" w:hAnsi="Arial" w:eastAsia="微软雅黑" w:cs="Arial"/>
+                <w:rFonts w:ascii="Arial" w:eastAsia="微软雅黑" w:hAnsi="Arial" w:cs="Arial"/>
                 <w:sz w:val="20"/>
                 <w:szCs w:val="20"/>
               </w:rPr>
@@ -1588,7 +2770,7 @@
             </w:pPr>
             <w:r>
               <w:rPr>
-                <w:rFonts w:ascii="Arial" w:hAnsi="Arial" w:eastAsia="微软雅黑" w:cs="Arial"/>
+                <w:rFonts w:ascii="Arial" w:eastAsia="微软雅黑" w:hAnsi="Arial" w:cs="Arial"/>
                 <w:sz w:val="20"/>
                 <w:szCs w:val="20"/>
               </w:rPr>
@@ -1613,11 +2795,27 @@
             </w:pPr>
             <w:r>
               <w:rPr>
-                <w:rFonts w:ascii="Arial" w:hAnsi="Arial" w:eastAsia="微软雅黑" w:cs="Arial"/>
-                <w:sz w:val="20"/>
-                <w:szCs w:val="20"/>
-              </w:rPr>
-              <w:t>从 Flash 读出并通过串口回显</w:t>
+                <w:rFonts w:ascii="Arial" w:eastAsia="微软雅黑" w:hAnsi="Arial" w:cs="Arial"/>
+                <w:sz w:val="20"/>
+                <w:szCs w:val="20"/>
+              </w:rPr>
+              <w:t>从</w:t>
+            </w:r>
+            <w:r>
+              <w:rPr>
+                <w:rFonts w:ascii="Arial" w:eastAsia="微软雅黑" w:hAnsi="Arial" w:cs="Arial"/>
+                <w:sz w:val="20"/>
+                <w:szCs w:val="20"/>
+              </w:rPr>
+              <w:t xml:space="preserve"> Flash </w:t>
+            </w:r>
+            <w:r>
+              <w:rPr>
+                <w:rFonts w:ascii="Arial" w:eastAsia="微软雅黑" w:hAnsi="Arial" w:cs="Arial"/>
+                <w:sz w:val="20"/>
+                <w:szCs w:val="20"/>
+              </w:rPr>
+              <w:t>读出并通过串口回显</w:t>
             </w:r>
           </w:p>
         </w:tc>
@@ -1625,7 +2823,7 @@
     </w:tbl>
     <w:p>
       <w:pPr>
-        <w:spacing w:before="0" w:after="80"/>
+        <w:spacing w:after="80"/>
       </w:pPr>
     </w:p>
     <w:p>
@@ -1634,36 +2832,34 @@
       </w:pPr>
       <w:r>
         <w:rPr>
-          <w:rFonts w:ascii="Arial" w:hAnsi="Arial" w:eastAsia="微软雅黑" w:cs="Arial"/>
+          <w:rFonts w:ascii="Arial" w:eastAsia="微软雅黑" w:hAnsi="Arial" w:cs="Arial"/>
           <w:b/>
           <w:bCs/>
           <w:color w:val="1F4E79"/>
           <w:sz w:val="27"/>
           <w:szCs w:val="27"/>
         </w:rPr>
+        <w:lastRenderedPageBreak/>
         <w:t>五、硬件引脚连接</w:t>
       </w:r>
     </w:p>
     <w:tbl>
       <w:tblPr>
-        <w:tblStyle w:val="2"/>
         <w:tblW w:w="9026" w:type="dxa"/>
-        <w:tblInd w:w="0" w:type="dxa"/>
         <w:tblBorders>
-          <w:top w:val="single" w:color="9BB7D4" w:sz="4" w:space="0"/>
-          <w:left w:val="single" w:color="9BB7D4" w:sz="4" w:space="0"/>
-          <w:bottom w:val="single" w:color="9BB7D4" w:sz="4" w:space="0"/>
-          <w:right w:val="single" w:color="9BB7D4" w:sz="4" w:space="0"/>
-          <w:insideH w:val="single" w:color="9BB7D4" w:sz="4" w:space="0"/>
-          <w:insideV w:val="single" w:color="9BB7D4" w:sz="4" w:space="0"/>
+          <w:top w:val="single" w:sz="4" w:space="0" w:color="9BB7D4"/>
+          <w:left w:val="single" w:sz="4" w:space="0" w:color="9BB7D4"/>
+          <w:bottom w:val="single" w:sz="4" w:space="0" w:color="9BB7D4"/>
+          <w:right w:val="single" w:sz="4" w:space="0" w:color="9BB7D4"/>
+          <w:insideH w:val="single" w:sz="4" w:space="0" w:color="9BB7D4"/>
+          <w:insideV w:val="single" w:sz="4" w:space="0" w:color="9BB7D4"/>
         </w:tblBorders>
         <w:tblLayout w:type="fixed"/>
         <w:tblCellMar>
-          <w:top w:w="0" w:type="dxa"/>
           <w:left w:w="10" w:type="dxa"/>
-          <w:bottom w:w="0" w:type="dxa"/>
           <w:right w:w="10" w:type="dxa"/>
         </w:tblCellMar>
+        <w:tblLook w:val="04A0" w:firstRow="1" w:lastRow="0" w:firstColumn="1" w:lastColumn="0" w:noHBand="0" w:noVBand="1"/>
       </w:tblPr>
       <w:tblGrid>
         <w:gridCol w:w="1500"/>
@@ -1671,22 +2867,6 @@
         <w:gridCol w:w="4526"/>
       </w:tblGrid>
       <w:tr>
-        <w:tblPrEx>
-          <w:tblBorders>
-            <w:top w:val="single" w:color="9BB7D4" w:sz="4" w:space="0"/>
-            <w:left w:val="single" w:color="9BB7D4" w:sz="4" w:space="0"/>
-            <w:bottom w:val="single" w:color="9BB7D4" w:sz="4" w:space="0"/>
-            <w:right w:val="single" w:color="9BB7D4" w:sz="4" w:space="0"/>
-            <w:insideH w:val="single" w:color="9BB7D4" w:sz="4" w:space="0"/>
-            <w:insideV w:val="single" w:color="9BB7D4" w:sz="4" w:space="0"/>
-          </w:tblBorders>
-          <w:tblCellMar>
-            <w:top w:w="0" w:type="dxa"/>
-            <w:left w:w="10" w:type="dxa"/>
-            <w:bottom w:w="0" w:type="dxa"/>
-            <w:right w:w="10" w:type="dxa"/>
-          </w:tblCellMar>
-        </w:tblPrEx>
         <w:trPr>
           <w:cantSplit/>
           <w:tblHeader/>
@@ -1709,7 +2889,7 @@
             </w:pPr>
             <w:r>
               <w:rPr>
-                <w:rFonts w:ascii="Arial" w:hAnsi="Arial" w:eastAsia="微软雅黑" w:cs="Arial"/>
+                <w:rFonts w:ascii="Arial" w:eastAsia="微软雅黑" w:hAnsi="Arial" w:cs="Arial"/>
                 <w:b/>
                 <w:bCs/>
                 <w:color w:val="FFFFFF"/>
@@ -1738,7 +2918,7 @@
             </w:pPr>
             <w:r>
               <w:rPr>
-                <w:rFonts w:ascii="Arial" w:hAnsi="Arial" w:eastAsia="微软雅黑" w:cs="Arial"/>
+                <w:rFonts w:ascii="Arial" w:eastAsia="微软雅黑" w:hAnsi="Arial" w:cs="Arial"/>
                 <w:b/>
                 <w:bCs/>
                 <w:color w:val="FFFFFF"/>
@@ -1767,7 +2947,7 @@
             </w:pPr>
             <w:r>
               <w:rPr>
-                <w:rFonts w:ascii="Arial" w:hAnsi="Arial" w:eastAsia="微软雅黑" w:cs="Arial"/>
+                <w:rFonts w:ascii="Arial" w:eastAsia="微软雅黑" w:hAnsi="Arial" w:cs="Arial"/>
                 <w:b/>
                 <w:bCs/>
                 <w:color w:val="FFFFFF"/>
@@ -1780,22 +2960,6 @@
         </w:tc>
       </w:tr>
       <w:tr>
-        <w:tblPrEx>
-          <w:tblBorders>
-            <w:top w:val="single" w:color="9BB7D4" w:sz="4" w:space="0"/>
-            <w:left w:val="single" w:color="9BB7D4" w:sz="4" w:space="0"/>
-            <w:bottom w:val="single" w:color="9BB7D4" w:sz="4" w:space="0"/>
-            <w:right w:val="single" w:color="9BB7D4" w:sz="4" w:space="0"/>
-            <w:insideH w:val="single" w:color="9BB7D4" w:sz="4" w:space="0"/>
-            <w:insideV w:val="single" w:color="9BB7D4" w:sz="4" w:space="0"/>
-          </w:tblBorders>
-          <w:tblCellMar>
-            <w:top w:w="0" w:type="dxa"/>
-            <w:left w:w="10" w:type="dxa"/>
-            <w:bottom w:w="0" w:type="dxa"/>
-            <w:right w:w="10" w:type="dxa"/>
-          </w:tblCellMar>
-        </w:tblPrEx>
         <w:trPr>
           <w:cantSplit/>
         </w:trPr>
@@ -1816,7 +2980,7 @@
             </w:pPr>
             <w:r>
               <w:rPr>
-                <w:rFonts w:ascii="Arial" w:hAnsi="Arial" w:eastAsia="微软雅黑" w:cs="Arial"/>
+                <w:rFonts w:ascii="Arial" w:eastAsia="微软雅黑" w:hAnsi="Arial" w:cs="Arial"/>
                 <w:sz w:val="20"/>
                 <w:szCs w:val="20"/>
               </w:rPr>
@@ -1841,7 +3005,7 @@
             </w:pPr>
             <w:r>
               <w:rPr>
-                <w:rFonts w:ascii="Arial" w:hAnsi="Arial" w:eastAsia="微软雅黑" w:cs="Arial"/>
+                <w:rFonts w:ascii="Arial" w:eastAsia="微软雅黑" w:hAnsi="Arial" w:cs="Arial"/>
                 <w:sz w:val="20"/>
                 <w:szCs w:val="20"/>
               </w:rPr>
@@ -1866,32 +3030,104 @@
             </w:pPr>
             <w:r>
               <w:rPr>
-                <w:rFonts w:ascii="Arial" w:hAnsi="Arial" w:eastAsia="微软雅黑" w:cs="Arial"/>
-                <w:sz w:val="20"/>
-                <w:szCs w:val="20"/>
-              </w:rPr>
-              <w:t>TX 使用 DMA1 通道 4；RX 使用 DMA1 通道 5 + 空闲中断</w:t>
+                <w:rFonts w:ascii="Arial" w:eastAsia="微软雅黑" w:hAnsi="Arial" w:cs="Arial"/>
+                <w:sz w:val="20"/>
+                <w:szCs w:val="20"/>
+              </w:rPr>
+              <w:t xml:space="preserve">TX </w:t>
+            </w:r>
+            <w:r>
+              <w:rPr>
+                <w:rFonts w:ascii="Arial" w:eastAsia="微软雅黑" w:hAnsi="Arial" w:cs="Arial"/>
+                <w:sz w:val="20"/>
+                <w:szCs w:val="20"/>
+              </w:rPr>
+              <w:t>使用</w:t>
+            </w:r>
+            <w:r>
+              <w:rPr>
+                <w:rFonts w:ascii="Arial" w:eastAsia="微软雅黑" w:hAnsi="Arial" w:cs="Arial"/>
+                <w:sz w:val="20"/>
+                <w:szCs w:val="20"/>
+              </w:rPr>
+              <w:t xml:space="preserve"> DMA1 </w:t>
+            </w:r>
+            <w:r>
+              <w:rPr>
+                <w:rFonts w:ascii="Arial" w:eastAsia="微软雅黑" w:hAnsi="Arial" w:cs="Arial"/>
+                <w:sz w:val="20"/>
+                <w:szCs w:val="20"/>
+              </w:rPr>
+              <w:t>通道</w:t>
+            </w:r>
+            <w:r>
+              <w:rPr>
+                <w:rFonts w:ascii="Arial" w:eastAsia="微软雅黑" w:hAnsi="Arial" w:cs="Arial"/>
+                <w:sz w:val="20"/>
+                <w:szCs w:val="20"/>
+              </w:rPr>
+              <w:t xml:space="preserve"> 4</w:t>
+            </w:r>
+            <w:r>
+              <w:rPr>
+                <w:rFonts w:ascii="Arial" w:eastAsia="微软雅黑" w:hAnsi="Arial" w:cs="Arial"/>
+                <w:sz w:val="20"/>
+                <w:szCs w:val="20"/>
+              </w:rPr>
+              <w:t>；</w:t>
+            </w:r>
+            <w:r>
+              <w:rPr>
+                <w:rFonts w:ascii="Arial" w:eastAsia="微软雅黑" w:hAnsi="Arial" w:cs="Arial"/>
+                <w:sz w:val="20"/>
+                <w:szCs w:val="20"/>
+              </w:rPr>
+              <w:t xml:space="preserve">RX </w:t>
+            </w:r>
+            <w:r>
+              <w:rPr>
+                <w:rFonts w:ascii="Arial" w:eastAsia="微软雅黑" w:hAnsi="Arial" w:cs="Arial"/>
+                <w:sz w:val="20"/>
+                <w:szCs w:val="20"/>
+              </w:rPr>
+              <w:t>使用</w:t>
+            </w:r>
+            <w:r>
+              <w:rPr>
+                <w:rFonts w:ascii="Arial" w:eastAsia="微软雅黑" w:hAnsi="Arial" w:cs="Arial"/>
+                <w:sz w:val="20"/>
+                <w:szCs w:val="20"/>
+              </w:rPr>
+              <w:t xml:space="preserve"> DMA1 </w:t>
+            </w:r>
+            <w:r>
+              <w:rPr>
+                <w:rFonts w:ascii="Arial" w:eastAsia="微软雅黑" w:hAnsi="Arial" w:cs="Arial"/>
+                <w:sz w:val="20"/>
+                <w:szCs w:val="20"/>
+              </w:rPr>
+              <w:t>通道</w:t>
+            </w:r>
+            <w:r>
+              <w:rPr>
+                <w:rFonts w:ascii="Arial" w:eastAsia="微软雅黑" w:hAnsi="Arial" w:cs="Arial"/>
+                <w:sz w:val="20"/>
+                <w:szCs w:val="20"/>
+              </w:rPr>
+              <w:t xml:space="preserve"> 5 + </w:t>
+            </w:r>
+            <w:r>
+              <w:rPr>
+                <w:rFonts w:ascii="Arial" w:eastAsia="微软雅黑" w:hAnsi="Arial" w:cs="Arial"/>
+                <w:sz w:val="20"/>
+                <w:szCs w:val="20"/>
+              </w:rPr>
+              <w:t>空闲中断</w:t>
             </w:r>
           </w:p>
         </w:tc>
       </w:tr>
       <w:tr>
-        <w:tblPrEx>
-          <w:tblBorders>
-            <w:top w:val="single" w:color="9BB7D4" w:sz="4" w:space="0"/>
-            <w:left w:val="single" w:color="9BB7D4" w:sz="4" w:space="0"/>
-            <w:bottom w:val="single" w:color="9BB7D4" w:sz="4" w:space="0"/>
-            <w:right w:val="single" w:color="9BB7D4" w:sz="4" w:space="0"/>
-            <w:insideH w:val="single" w:color="9BB7D4" w:sz="4" w:space="0"/>
-            <w:insideV w:val="single" w:color="9BB7D4" w:sz="4" w:space="0"/>
-          </w:tblBorders>
-          <w:tblCellMar>
-            <w:top w:w="0" w:type="dxa"/>
-            <w:left w:w="10" w:type="dxa"/>
-            <w:bottom w:w="0" w:type="dxa"/>
-            <w:right w:w="10" w:type="dxa"/>
-          </w:tblCellMar>
-        </w:tblPrEx>
         <w:trPr>
           <w:cantSplit/>
         </w:trPr>
@@ -1912,7 +3148,7 @@
             </w:pPr>
             <w:r>
               <w:rPr>
-                <w:rFonts w:ascii="Arial" w:hAnsi="Arial" w:eastAsia="微软雅黑" w:cs="Arial"/>
+                <w:rFonts w:ascii="Arial" w:eastAsia="微软雅黑" w:hAnsi="Arial" w:cs="Arial"/>
                 <w:sz w:val="20"/>
                 <w:szCs w:val="20"/>
               </w:rPr>
@@ -1937,7 +3173,7 @@
             </w:pPr>
             <w:r>
               <w:rPr>
-                <w:rFonts w:ascii="Arial" w:hAnsi="Arial" w:eastAsia="微软雅黑" w:cs="Arial"/>
+                <w:rFonts w:ascii="Arial" w:eastAsia="微软雅黑" w:hAnsi="Arial" w:cs="Arial"/>
                 <w:sz w:val="20"/>
                 <w:szCs w:val="20"/>
               </w:rPr>
@@ -1962,32 +3198,80 @@
             </w:pPr>
             <w:r>
               <w:rPr>
-                <w:rFonts w:ascii="Arial" w:hAnsi="Arial" w:eastAsia="微软雅黑" w:cs="Arial"/>
-                <w:sz w:val="20"/>
-                <w:szCs w:val="20"/>
-              </w:rPr>
-              <w:t>通道 1 / 2 / 3，DMA1 通道 1，扫描 + 循环模式</w:t>
+                <w:rFonts w:ascii="Arial" w:eastAsia="微软雅黑" w:hAnsi="Arial" w:cs="Arial"/>
+                <w:sz w:val="20"/>
+                <w:szCs w:val="20"/>
+              </w:rPr>
+              <w:t>通道</w:t>
+            </w:r>
+            <w:r>
+              <w:rPr>
+                <w:rFonts w:ascii="Arial" w:eastAsia="微软雅黑" w:hAnsi="Arial" w:cs="Arial"/>
+                <w:sz w:val="20"/>
+                <w:szCs w:val="20"/>
+              </w:rPr>
+              <w:t xml:space="preserve"> 1 / 2 / 3</w:t>
+            </w:r>
+            <w:r>
+              <w:rPr>
+                <w:rFonts w:ascii="Arial" w:eastAsia="微软雅黑" w:hAnsi="Arial" w:cs="Arial"/>
+                <w:sz w:val="20"/>
+                <w:szCs w:val="20"/>
+              </w:rPr>
+              <w:t>，</w:t>
+            </w:r>
+            <w:r>
+              <w:rPr>
+                <w:rFonts w:ascii="Arial" w:eastAsia="微软雅黑" w:hAnsi="Arial" w:cs="Arial"/>
+                <w:sz w:val="20"/>
+                <w:szCs w:val="20"/>
+              </w:rPr>
+              <w:t xml:space="preserve">DMA1 </w:t>
+            </w:r>
+            <w:r>
+              <w:rPr>
+                <w:rFonts w:ascii="Arial" w:eastAsia="微软雅黑" w:hAnsi="Arial" w:cs="Arial"/>
+                <w:sz w:val="20"/>
+                <w:szCs w:val="20"/>
+              </w:rPr>
+              <w:t>通道</w:t>
+            </w:r>
+            <w:r>
+              <w:rPr>
+                <w:rFonts w:ascii="Arial" w:eastAsia="微软雅黑" w:hAnsi="Arial" w:cs="Arial"/>
+                <w:sz w:val="20"/>
+                <w:szCs w:val="20"/>
+              </w:rPr>
+              <w:t xml:space="preserve"> 1</w:t>
+            </w:r>
+            <w:r>
+              <w:rPr>
+                <w:rFonts w:ascii="Arial" w:eastAsia="微软雅黑" w:hAnsi="Arial" w:cs="Arial"/>
+                <w:sz w:val="20"/>
+                <w:szCs w:val="20"/>
+              </w:rPr>
+              <w:t>，扫描</w:t>
+            </w:r>
+            <w:r>
+              <w:rPr>
+                <w:rFonts w:ascii="Arial" w:eastAsia="微软雅黑" w:hAnsi="Arial" w:cs="Arial"/>
+                <w:sz w:val="20"/>
+                <w:szCs w:val="20"/>
+              </w:rPr>
+              <w:t xml:space="preserve"> + </w:t>
+            </w:r>
+            <w:r>
+              <w:rPr>
+                <w:rFonts w:ascii="Arial" w:eastAsia="微软雅黑" w:hAnsi="Arial" w:cs="Arial"/>
+                <w:sz w:val="20"/>
+                <w:szCs w:val="20"/>
+              </w:rPr>
+              <w:t>循环模式</w:t>
             </w:r>
           </w:p>
         </w:tc>
       </w:tr>
       <w:tr>
-        <w:tblPrEx>
-          <w:tblBorders>
-            <w:top w:val="single" w:color="9BB7D4" w:sz="4" w:space="0"/>
-            <w:left w:val="single" w:color="9BB7D4" w:sz="4" w:space="0"/>
-            <w:bottom w:val="single" w:color="9BB7D4" w:sz="4" w:space="0"/>
-            <w:right w:val="single" w:color="9BB7D4" w:sz="4" w:space="0"/>
-            <w:insideH w:val="single" w:color="9BB7D4" w:sz="4" w:space="0"/>
-            <w:insideV w:val="single" w:color="9BB7D4" w:sz="4" w:space="0"/>
-          </w:tblBorders>
-          <w:tblCellMar>
-            <w:top w:w="0" w:type="dxa"/>
-            <w:left w:w="10" w:type="dxa"/>
-            <w:bottom w:w="0" w:type="dxa"/>
-            <w:right w:w="10" w:type="dxa"/>
-          </w:tblCellMar>
-        </w:tblPrEx>
         <w:trPr>
           <w:cantSplit/>
         </w:trPr>
@@ -2008,7 +3292,7 @@
             </w:pPr>
             <w:r>
               <w:rPr>
-                <w:rFonts w:ascii="Arial" w:hAnsi="Arial" w:eastAsia="微软雅黑" w:cs="Arial"/>
+                <w:rFonts w:ascii="Arial" w:eastAsia="微软雅黑" w:hAnsi="Arial" w:cs="Arial"/>
                 <w:sz w:val="20"/>
                 <w:szCs w:val="20"/>
               </w:rPr>
@@ -2033,7 +3317,7 @@
             </w:pPr>
             <w:r>
               <w:rPr>
-                <w:rFonts w:ascii="Arial" w:hAnsi="Arial" w:eastAsia="微软雅黑" w:cs="Arial"/>
+                <w:rFonts w:ascii="Arial" w:eastAsia="微软雅黑" w:hAnsi="Arial" w:cs="Arial"/>
                 <w:sz w:val="20"/>
                 <w:szCs w:val="20"/>
               </w:rPr>
@@ -2058,32 +3342,32 @@
             </w:pPr>
             <w:r>
               <w:rPr>
-                <w:rFonts w:ascii="Arial" w:hAnsi="Arial" w:eastAsia="微软雅黑" w:cs="Arial"/>
-                <w:sz w:val="20"/>
-                <w:szCs w:val="20"/>
-              </w:rPr>
-              <w:t>PWM 输出，驱动 LED0</w:t>
+                <w:rFonts w:ascii="Arial" w:eastAsia="微软雅黑" w:hAnsi="Arial" w:cs="Arial"/>
+                <w:sz w:val="20"/>
+                <w:szCs w:val="20"/>
+              </w:rPr>
+              <w:t xml:space="preserve">PWM </w:t>
+            </w:r>
+            <w:r>
+              <w:rPr>
+                <w:rFonts w:ascii="Arial" w:eastAsia="微软雅黑" w:hAnsi="Arial" w:cs="Arial"/>
+                <w:sz w:val="20"/>
+                <w:szCs w:val="20"/>
+              </w:rPr>
+              <w:t>输出，驱动</w:t>
+            </w:r>
+            <w:r>
+              <w:rPr>
+                <w:rFonts w:ascii="Arial" w:eastAsia="微软雅黑" w:hAnsi="Arial" w:cs="Arial"/>
+                <w:sz w:val="20"/>
+                <w:szCs w:val="20"/>
+              </w:rPr>
+              <w:t xml:space="preserve"> LED0</w:t>
             </w:r>
           </w:p>
         </w:tc>
       </w:tr>
       <w:tr>
-        <w:tblPrEx>
-          <w:tblBorders>
-            <w:top w:val="single" w:color="9BB7D4" w:sz="4" w:space="0"/>
-            <w:left w:val="single" w:color="9BB7D4" w:sz="4" w:space="0"/>
-            <w:bottom w:val="single" w:color="9BB7D4" w:sz="4" w:space="0"/>
-            <w:right w:val="single" w:color="9BB7D4" w:sz="4" w:space="0"/>
-            <w:insideH w:val="single" w:color="9BB7D4" w:sz="4" w:space="0"/>
-            <w:insideV w:val="single" w:color="9BB7D4" w:sz="4" w:space="0"/>
-          </w:tblBorders>
-          <w:tblCellMar>
-            <w:top w:w="0" w:type="dxa"/>
-            <w:left w:w="10" w:type="dxa"/>
-            <w:bottom w:w="0" w:type="dxa"/>
-            <w:right w:w="10" w:type="dxa"/>
-          </w:tblCellMar>
-        </w:tblPrEx>
         <w:trPr>
           <w:cantSplit/>
         </w:trPr>
@@ -2104,7 +3388,7 @@
             </w:pPr>
             <w:r>
               <w:rPr>
-                <w:rFonts w:ascii="Arial" w:hAnsi="Arial" w:eastAsia="微软雅黑" w:cs="Arial"/>
+                <w:rFonts w:ascii="Arial" w:eastAsia="微软雅黑" w:hAnsi="Arial" w:cs="Arial"/>
                 <w:sz w:val="20"/>
                 <w:szCs w:val="20"/>
               </w:rPr>
@@ -2129,7 +3413,7 @@
             </w:pPr>
             <w:r>
               <w:rPr>
-                <w:rFonts w:ascii="Arial" w:hAnsi="Arial" w:eastAsia="微软雅黑" w:cs="Arial"/>
+                <w:rFonts w:ascii="Arial" w:eastAsia="微软雅黑" w:hAnsi="Arial" w:cs="Arial"/>
                 <w:sz w:val="20"/>
                 <w:szCs w:val="20"/>
               </w:rPr>
@@ -2154,7 +3438,7 @@
             </w:pPr>
             <w:r>
               <w:rPr>
-                <w:rFonts w:ascii="Arial" w:hAnsi="Arial" w:eastAsia="微软雅黑" w:cs="Arial"/>
+                <w:rFonts w:ascii="Arial" w:eastAsia="微软雅黑" w:hAnsi="Arial" w:cs="Arial"/>
                 <w:sz w:val="20"/>
                 <w:szCs w:val="20"/>
               </w:rPr>
@@ -2164,22 +3448,6 @@
         </w:tc>
       </w:tr>
       <w:tr>
-        <w:tblPrEx>
-          <w:tblBorders>
-            <w:top w:val="single" w:color="9BB7D4" w:sz="4" w:space="0"/>
-            <w:left w:val="single" w:color="9BB7D4" w:sz="4" w:space="0"/>
-            <w:bottom w:val="single" w:color="9BB7D4" w:sz="4" w:space="0"/>
-            <w:right w:val="single" w:color="9BB7D4" w:sz="4" w:space="0"/>
-            <w:insideH w:val="single" w:color="9BB7D4" w:sz="4" w:space="0"/>
-            <w:insideV w:val="single" w:color="9BB7D4" w:sz="4" w:space="0"/>
-          </w:tblBorders>
-          <w:tblCellMar>
-            <w:top w:w="0" w:type="dxa"/>
-            <w:left w:w="10" w:type="dxa"/>
-            <w:bottom w:w="0" w:type="dxa"/>
-            <w:right w:w="10" w:type="dxa"/>
-          </w:tblCellMar>
-        </w:tblPrEx>
         <w:trPr>
           <w:cantSplit/>
         </w:trPr>
@@ -2200,7 +3468,7 @@
             </w:pPr>
             <w:r>
               <w:rPr>
-                <w:rFonts w:ascii="Arial" w:hAnsi="Arial" w:eastAsia="微软雅黑" w:cs="Arial"/>
+                <w:rFonts w:ascii="Arial" w:eastAsia="微软雅黑" w:hAnsi="Arial" w:cs="Arial"/>
                 <w:sz w:val="20"/>
                 <w:szCs w:val="20"/>
               </w:rPr>
@@ -2225,11 +3493,43 @@
             </w:pPr>
             <w:r>
               <w:rPr>
-                <w:rFonts w:ascii="Arial" w:hAnsi="Arial" w:eastAsia="微软雅黑" w:cs="Arial"/>
-                <w:sz w:val="20"/>
-                <w:szCs w:val="20"/>
-              </w:rPr>
-              <w:t>KEY0=PE4，KEY1=PE3，KEY_UP=PA0</w:t>
+                <w:rFonts w:ascii="Arial" w:eastAsia="微软雅黑" w:hAnsi="Arial" w:cs="Arial"/>
+                <w:sz w:val="20"/>
+                <w:szCs w:val="20"/>
+              </w:rPr>
+              <w:t>KEY0=PE4</w:t>
+            </w:r>
+            <w:r>
+              <w:rPr>
+                <w:rFonts w:ascii="Arial" w:eastAsia="微软雅黑" w:hAnsi="Arial" w:cs="Arial"/>
+                <w:sz w:val="20"/>
+                <w:szCs w:val="20"/>
+              </w:rPr>
+              <w:t>，</w:t>
+            </w:r>
+            <w:r>
+              <w:rPr>
+                <w:rFonts w:ascii="Arial" w:eastAsia="微软雅黑" w:hAnsi="Arial" w:cs="Arial"/>
+                <w:sz w:val="20"/>
+                <w:szCs w:val="20"/>
+              </w:rPr>
+              <w:t>KEY1=PE3</w:t>
+            </w:r>
+            <w:r>
+              <w:rPr>
+                <w:rFonts w:ascii="Arial" w:eastAsia="微软雅黑" w:hAnsi="Arial" w:cs="Arial"/>
+                <w:sz w:val="20"/>
+                <w:szCs w:val="20"/>
+              </w:rPr>
+              <w:t>，</w:t>
+            </w:r>
+            <w:r>
+              <w:rPr>
+                <w:rFonts w:ascii="Arial" w:eastAsia="微软雅黑" w:hAnsi="Arial" w:cs="Arial"/>
+                <w:sz w:val="20"/>
+                <w:szCs w:val="20"/>
+              </w:rPr>
+              <w:t>KEY_UP=PA0</w:t>
             </w:r>
           </w:p>
         </w:tc>
@@ -2250,32 +3550,40 @@
             </w:pPr>
             <w:r>
               <w:rPr>
-                <w:rFonts w:ascii="Arial" w:hAnsi="Arial" w:eastAsia="微软雅黑" w:cs="Arial"/>
-                <w:sz w:val="20"/>
-                <w:szCs w:val="20"/>
-              </w:rPr>
-              <w:t>KEY0 下一页，KEY1 上一页</w:t>
+                <w:rFonts w:ascii="Arial" w:eastAsia="微软雅黑" w:hAnsi="Arial" w:cs="Arial"/>
+                <w:sz w:val="20"/>
+                <w:szCs w:val="20"/>
+              </w:rPr>
+              <w:t xml:space="preserve">KEY0 </w:t>
+            </w:r>
+            <w:r>
+              <w:rPr>
+                <w:rFonts w:ascii="Arial" w:eastAsia="微软雅黑" w:hAnsi="Arial" w:cs="Arial"/>
+                <w:sz w:val="20"/>
+                <w:szCs w:val="20"/>
+              </w:rPr>
+              <w:t>下一页，</w:t>
+            </w:r>
+            <w:r>
+              <w:rPr>
+                <w:rFonts w:ascii="Arial" w:eastAsia="微软雅黑" w:hAnsi="Arial" w:cs="Arial"/>
+                <w:sz w:val="20"/>
+                <w:szCs w:val="20"/>
+              </w:rPr>
+              <w:t xml:space="preserve">KEY1 </w:t>
+            </w:r>
+            <w:r>
+              <w:rPr>
+                <w:rFonts w:ascii="Arial" w:eastAsia="微软雅黑" w:hAnsi="Arial" w:cs="Arial"/>
+                <w:sz w:val="20"/>
+                <w:szCs w:val="20"/>
+              </w:rPr>
+              <w:t>上一页</w:t>
             </w:r>
           </w:p>
         </w:tc>
       </w:tr>
       <w:tr>
-        <w:tblPrEx>
-          <w:tblBorders>
-            <w:top w:val="single" w:color="9BB7D4" w:sz="4" w:space="0"/>
-            <w:left w:val="single" w:color="9BB7D4" w:sz="4" w:space="0"/>
-            <w:bottom w:val="single" w:color="9BB7D4" w:sz="4" w:space="0"/>
-            <w:right w:val="single" w:color="9BB7D4" w:sz="4" w:space="0"/>
-            <w:insideH w:val="single" w:color="9BB7D4" w:sz="4" w:space="0"/>
-            <w:insideV w:val="single" w:color="9BB7D4" w:sz="4" w:space="0"/>
-          </w:tblBorders>
-          <w:tblCellMar>
-            <w:top w:w="0" w:type="dxa"/>
-            <w:left w:w="10" w:type="dxa"/>
-            <w:bottom w:w="0" w:type="dxa"/>
-            <w:right w:w="10" w:type="dxa"/>
-          </w:tblCellMar>
-        </w:tblPrEx>
         <w:trPr>
           <w:cantSplit/>
         </w:trPr>
@@ -2296,7 +3604,7 @@
             </w:pPr>
             <w:r>
               <w:rPr>
-                <w:rFonts w:ascii="Arial" w:hAnsi="Arial" w:eastAsia="微软雅黑" w:cs="Arial"/>
+                <w:rFonts w:ascii="Arial" w:eastAsia="微软雅黑" w:hAnsi="Arial" w:cs="Arial"/>
                 <w:sz w:val="20"/>
                 <w:szCs w:val="20"/>
               </w:rPr>
@@ -2321,7 +3629,7 @@
             </w:pPr>
             <w:r>
               <w:rPr>
-                <w:rFonts w:ascii="Arial" w:hAnsi="Arial" w:eastAsia="微软雅黑" w:cs="Arial"/>
+                <w:rFonts w:ascii="Arial" w:eastAsia="微软雅黑" w:hAnsi="Arial" w:cs="Arial"/>
                 <w:sz w:val="20"/>
                 <w:szCs w:val="20"/>
               </w:rPr>
@@ -2346,32 +3654,48 @@
             </w:pPr>
             <w:r>
               <w:rPr>
-                <w:rFonts w:ascii="Arial" w:hAnsi="Arial" w:eastAsia="微软雅黑" w:cs="Arial"/>
-                <w:sz w:val="20"/>
-                <w:szCs w:val="20"/>
-              </w:rPr>
-              <w:t>外接 W25Q64（CS 由软件控制）</w:t>
+                <w:rFonts w:ascii="Arial" w:eastAsia="微软雅黑" w:hAnsi="Arial" w:cs="Arial"/>
+                <w:sz w:val="20"/>
+                <w:szCs w:val="20"/>
+              </w:rPr>
+              <w:t>外接</w:t>
+            </w:r>
+            <w:r>
+              <w:rPr>
+                <w:rFonts w:ascii="Arial" w:eastAsia="微软雅黑" w:hAnsi="Arial" w:cs="Arial"/>
+                <w:sz w:val="20"/>
+                <w:szCs w:val="20"/>
+              </w:rPr>
+              <w:t xml:space="preserve"> W25Q128</w:t>
+            </w:r>
+            <w:r>
+              <w:rPr>
+                <w:rFonts w:ascii="Arial" w:eastAsia="微软雅黑" w:hAnsi="Arial" w:cs="Arial"/>
+                <w:sz w:val="20"/>
+                <w:szCs w:val="20"/>
+              </w:rPr>
+              <w:t>（</w:t>
+            </w:r>
+            <w:r>
+              <w:rPr>
+                <w:rFonts w:ascii="Arial" w:eastAsia="微软雅黑" w:hAnsi="Arial" w:cs="Arial"/>
+                <w:sz w:val="20"/>
+                <w:szCs w:val="20"/>
+              </w:rPr>
+              <w:t xml:space="preserve">CS </w:t>
+            </w:r>
+            <w:r>
+              <w:rPr>
+                <w:rFonts w:ascii="Arial" w:eastAsia="微软雅黑" w:hAnsi="Arial" w:cs="Arial"/>
+                <w:sz w:val="20"/>
+                <w:szCs w:val="20"/>
+              </w:rPr>
+              <w:t>由软件控制）</w:t>
             </w:r>
           </w:p>
         </w:tc>
       </w:tr>
       <w:tr>
-        <w:tblPrEx>
-          <w:tblBorders>
-            <w:top w:val="single" w:color="9BB7D4" w:sz="4" w:space="0"/>
-            <w:left w:val="single" w:color="9BB7D4" w:sz="4" w:space="0"/>
-            <w:bottom w:val="single" w:color="9BB7D4" w:sz="4" w:space="0"/>
-            <w:right w:val="single" w:color="9BB7D4" w:sz="4" w:space="0"/>
-            <w:insideH w:val="single" w:color="9BB7D4" w:sz="4" w:space="0"/>
-            <w:insideV w:val="single" w:color="9BB7D4" w:sz="4" w:space="0"/>
-          </w:tblBorders>
-          <w:tblCellMar>
-            <w:top w:w="0" w:type="dxa"/>
-            <w:left w:w="10" w:type="dxa"/>
-            <w:bottom w:w="0" w:type="dxa"/>
-            <w:right w:w="10" w:type="dxa"/>
-          </w:tblCellMar>
-        </w:tblPrEx>
         <w:trPr>
           <w:cantSplit/>
         </w:trPr>
@@ -2392,11 +3716,19 @@
             </w:pPr>
             <w:r>
               <w:rPr>
-                <w:rFonts w:ascii="Arial" w:hAnsi="Arial" w:eastAsia="微软雅黑" w:cs="Arial"/>
-                <w:sz w:val="20"/>
-                <w:szCs w:val="20"/>
-              </w:rPr>
-              <w:t>软件 I2C</w:t>
+                <w:rFonts w:ascii="Arial" w:eastAsia="微软雅黑" w:hAnsi="Arial" w:cs="Arial"/>
+                <w:sz w:val="20"/>
+                <w:szCs w:val="20"/>
+              </w:rPr>
+              <w:t>软件</w:t>
+            </w:r>
+            <w:r>
+              <w:rPr>
+                <w:rFonts w:ascii="Arial" w:eastAsia="微软雅黑" w:hAnsi="Arial" w:cs="Arial"/>
+                <w:sz w:val="20"/>
+                <w:szCs w:val="20"/>
+              </w:rPr>
+              <w:t xml:space="preserve"> I2C</w:t>
             </w:r>
           </w:p>
         </w:tc>
@@ -2417,7 +3749,7 @@
             </w:pPr>
             <w:r>
               <w:rPr>
-                <w:rFonts w:ascii="Arial" w:hAnsi="Arial" w:eastAsia="微软雅黑" w:cs="Arial"/>
+                <w:rFonts w:ascii="Arial" w:eastAsia="微软雅黑" w:hAnsi="Arial" w:cs="Arial"/>
                 <w:sz w:val="20"/>
                 <w:szCs w:val="20"/>
               </w:rPr>
@@ -2442,32 +3774,24 @@
             </w:pPr>
             <w:r>
               <w:rPr>
-                <w:rFonts w:ascii="Arial" w:hAnsi="Arial" w:eastAsia="微软雅黑" w:cs="Arial"/>
-                <w:sz w:val="20"/>
-                <w:szCs w:val="20"/>
-              </w:rPr>
-              <w:t>开漏输出，连接 OLED</w:t>
+                <w:rFonts w:ascii="Arial" w:eastAsia="微软雅黑" w:hAnsi="Arial" w:cs="Arial"/>
+                <w:sz w:val="20"/>
+                <w:szCs w:val="20"/>
+              </w:rPr>
+              <w:t>开漏输出，连接</w:t>
+            </w:r>
+            <w:r>
+              <w:rPr>
+                <w:rFonts w:ascii="Arial" w:eastAsia="微软雅黑" w:hAnsi="Arial" w:cs="Arial"/>
+                <w:sz w:val="20"/>
+                <w:szCs w:val="20"/>
+              </w:rPr>
+              <w:t xml:space="preserve"> OLED</w:t>
             </w:r>
           </w:p>
         </w:tc>
       </w:tr>
       <w:tr>
-        <w:tblPrEx>
-          <w:tblBorders>
-            <w:top w:val="single" w:color="9BB7D4" w:sz="4" w:space="0"/>
-            <w:left w:val="single" w:color="9BB7D4" w:sz="4" w:space="0"/>
-            <w:bottom w:val="single" w:color="9BB7D4" w:sz="4" w:space="0"/>
-            <w:right w:val="single" w:color="9BB7D4" w:sz="4" w:space="0"/>
-            <w:insideH w:val="single" w:color="9BB7D4" w:sz="4" w:space="0"/>
-            <w:insideV w:val="single" w:color="9BB7D4" w:sz="4" w:space="0"/>
-          </w:tblBorders>
-          <w:tblCellMar>
-            <w:top w:w="0" w:type="dxa"/>
-            <w:left w:w="10" w:type="dxa"/>
-            <w:bottom w:w="0" w:type="dxa"/>
-            <w:right w:w="10" w:type="dxa"/>
-          </w:tblCellMar>
-        </w:tblPrEx>
         <w:trPr>
           <w:cantSplit/>
         </w:trPr>
@@ -2488,7 +3812,7 @@
             </w:pPr>
             <w:r>
               <w:rPr>
-                <w:rFonts w:ascii="Arial" w:hAnsi="Arial" w:eastAsia="微软雅黑" w:cs="Arial"/>
+                <w:rFonts w:ascii="Arial" w:eastAsia="微软雅黑" w:hAnsi="Arial" w:cs="Arial"/>
                 <w:sz w:val="20"/>
                 <w:szCs w:val="20"/>
               </w:rPr>
@@ -2513,7 +3837,7 @@
             </w:pPr>
             <w:r>
               <w:rPr>
-                <w:rFonts w:ascii="Arial" w:hAnsi="Arial" w:eastAsia="微软雅黑" w:cs="Arial"/>
+                <w:rFonts w:ascii="Arial" w:eastAsia="微软雅黑" w:hAnsi="Arial" w:cs="Arial"/>
                 <w:sz w:val="20"/>
                 <w:szCs w:val="20"/>
               </w:rPr>
@@ -2538,7 +3862,7 @@
             </w:pPr>
             <w:r>
               <w:rPr>
-                <w:rFonts w:ascii="Arial" w:hAnsi="Arial" w:eastAsia="微软雅黑" w:cs="Arial"/>
+                <w:rFonts w:ascii="Arial" w:eastAsia="微软雅黑" w:hAnsi="Arial" w:cs="Arial"/>
                 <w:sz w:val="20"/>
                 <w:szCs w:val="20"/>
               </w:rPr>
@@ -2550,7 +3874,7 @@
     </w:tbl>
     <w:p>
       <w:pPr>
-        <w:spacing w:before="0" w:after="80"/>
+        <w:spacing w:after="80"/>
       </w:pPr>
     </w:p>
     <w:p>
@@ -2559,7 +3883,7 @@
       </w:pPr>
       <w:r>
         <w:rPr>
-          <w:rFonts w:ascii="Arial" w:hAnsi="Arial" w:eastAsia="微软雅黑" w:cs="Arial"/>
+          <w:rFonts w:ascii="Arial" w:eastAsia="微软雅黑" w:hAnsi="Arial" w:cs="Arial"/>
           <w:b/>
           <w:bCs/>
           <w:color w:val="1F4E79"/>
@@ -2571,15 +3895,224 @@
     </w:p>
     <w:p>
       <w:pPr>
-        <w:spacing w:before="0" w:after="90" w:line="336" w:lineRule="auto"/>
+        <w:spacing w:after="90" w:line="336" w:lineRule="auto"/>
       </w:pPr>
       <w:r>
         <w:rPr>
-          <w:rFonts w:ascii="Arial" w:hAnsi="Arial" w:eastAsia="微软雅黑" w:cs="Arial"/>
-          <w:sz w:val="21"/>
-          <w:szCs w:val="21"/>
-        </w:rPr>
-        <w:t>工程采用分层组织：Users 为主循环、中断服务与 HAL 配置；Drivers/BSP 为板级外设驱动，每个外设独立成文件夹；Drivers/APP 为应用层（页面、命令业务、参数保存）；Drivers/SYSTEM 为 sys、delay、usart 基础组件；Drivers/CMSIS 与 Drivers/STM32F1xx_HAL_Driver 为 ARM 与 ST 官方库；archive 目录保存 1.1.0～1.3.3 历次版本的代码快照。</w:t>
+          <w:rFonts w:ascii="Arial" w:eastAsia="微软雅黑" w:hAnsi="Arial" w:cs="Arial"/>
+          <w:szCs w:val="21"/>
+        </w:rPr>
+        <w:t>工程采用分层组织：</w:t>
+      </w:r>
+      <w:r>
+        <w:rPr>
+          <w:rFonts w:ascii="Arial" w:eastAsia="微软雅黑" w:hAnsi="Arial" w:cs="Arial"/>
+          <w:szCs w:val="21"/>
+        </w:rPr>
+        <w:t xml:space="preserve">Users </w:t>
+      </w:r>
+      <w:r>
+        <w:rPr>
+          <w:rFonts w:ascii="Arial" w:eastAsia="微软雅黑" w:hAnsi="Arial" w:cs="Arial"/>
+          <w:szCs w:val="21"/>
+        </w:rPr>
+        <w:t>为主循环、中断服务与</w:t>
+      </w:r>
+      <w:r>
+        <w:rPr>
+          <w:rFonts w:ascii="Arial" w:eastAsia="微软雅黑" w:hAnsi="Arial" w:cs="Arial"/>
+          <w:szCs w:val="21"/>
+        </w:rPr>
+        <w:t xml:space="preserve"> HAL </w:t>
+      </w:r>
+      <w:r>
+        <w:rPr>
+          <w:rFonts w:ascii="Arial" w:eastAsia="微软雅黑" w:hAnsi="Arial" w:cs="Arial"/>
+          <w:szCs w:val="21"/>
+        </w:rPr>
+        <w:t>配置；</w:t>
+      </w:r>
+      <w:r>
+        <w:rPr>
+          <w:rFonts w:ascii="Arial" w:eastAsia="微软雅黑" w:hAnsi="Arial" w:cs="Arial"/>
+          <w:szCs w:val="21"/>
+        </w:rPr>
+        <w:t xml:space="preserve">Drivers/BSP </w:t>
+      </w:r>
+      <w:r>
+        <w:rPr>
+          <w:rFonts w:ascii="Arial" w:eastAsia="微软雅黑" w:hAnsi="Arial" w:cs="Arial"/>
+          <w:szCs w:val="21"/>
+        </w:rPr>
+        <w:t>为板级外设驱动，每个外设独立成文件夹；</w:t>
+      </w:r>
+      <w:r>
+        <w:rPr>
+          <w:rFonts w:ascii="Arial" w:eastAsia="微软雅黑" w:hAnsi="Arial" w:cs="Arial"/>
+          <w:szCs w:val="21"/>
+        </w:rPr>
+        <w:t xml:space="preserve">Drivers/APP </w:t>
+      </w:r>
+      <w:r>
+        <w:rPr>
+          <w:rFonts w:ascii="Arial" w:eastAsia="微软雅黑" w:hAnsi="Arial" w:cs="Arial"/>
+          <w:szCs w:val="21"/>
+        </w:rPr>
+        <w:t>为应用层（页面、命令业务、参数保存）；</w:t>
+      </w:r>
+      <w:r>
+        <w:rPr>
+          <w:rFonts w:ascii="Arial" w:eastAsia="微软雅黑" w:hAnsi="Arial" w:cs="Arial"/>
+          <w:szCs w:val="21"/>
+        </w:rPr>
+        <w:t xml:space="preserve">Drivers/SYSTEM </w:t>
+      </w:r>
+      <w:r>
+        <w:rPr>
+          <w:rFonts w:ascii="Arial" w:eastAsia="微软雅黑" w:hAnsi="Arial" w:cs="Arial"/>
+          <w:szCs w:val="21"/>
+        </w:rPr>
+        <w:t>为</w:t>
+      </w:r>
+      <w:r>
+        <w:rPr>
+          <w:rFonts w:ascii="Arial" w:eastAsia="微软雅黑" w:hAnsi="Arial" w:cs="Arial"/>
+          <w:szCs w:val="21"/>
+        </w:rPr>
+        <w:t xml:space="preserve"> sys</w:t>
+      </w:r>
+      <w:r>
+        <w:rPr>
+          <w:rFonts w:ascii="Arial" w:eastAsia="微软雅黑" w:hAnsi="Arial" w:cs="Arial"/>
+          <w:szCs w:val="21"/>
+        </w:rPr>
+        <w:t>、</w:t>
+      </w:r>
+      <w:r>
+        <w:rPr>
+          <w:rFonts w:ascii="Arial" w:eastAsia="微软雅黑" w:hAnsi="Arial" w:cs="Arial"/>
+          <w:szCs w:val="21"/>
+        </w:rPr>
+        <w:t>delay</w:t>
+      </w:r>
+      <w:r>
+        <w:rPr>
+          <w:rFonts w:ascii="Arial" w:eastAsia="微软雅黑" w:hAnsi="Arial" w:cs="Arial"/>
+          <w:szCs w:val="21"/>
+        </w:rPr>
+        <w:t>、</w:t>
+      </w:r>
+      <w:r>
+        <w:rPr>
+          <w:rFonts w:ascii="Arial" w:eastAsia="微软雅黑" w:hAnsi="Arial" w:cs="Arial"/>
+          <w:szCs w:val="21"/>
+        </w:rPr>
+        <w:t xml:space="preserve">usart </w:t>
+      </w:r>
+      <w:r>
+        <w:rPr>
+          <w:rFonts w:ascii="Arial" w:eastAsia="微软雅黑" w:hAnsi="Arial" w:cs="Arial"/>
+          <w:szCs w:val="21"/>
+        </w:rPr>
+        <w:t>基础组件；</w:t>
+      </w:r>
+      <w:r>
+        <w:rPr>
+          <w:rFonts w:ascii="Arial" w:eastAsia="微软雅黑" w:hAnsi="Arial" w:cs="Arial"/>
+          <w:szCs w:val="21"/>
+        </w:rPr>
+        <w:t xml:space="preserve">Drivers/CMSIS </w:t>
+      </w:r>
+      <w:r>
+        <w:rPr>
+          <w:rFonts w:ascii="Arial" w:eastAsia="微软雅黑" w:hAnsi="Arial" w:cs="Arial"/>
+          <w:szCs w:val="21"/>
+        </w:rPr>
+        <w:t>与</w:t>
+      </w:r>
+      <w:r>
+        <w:rPr>
+          <w:rFonts w:ascii="Arial" w:eastAsia="微软雅黑" w:hAnsi="Arial" w:cs="Arial"/>
+          <w:szCs w:val="21"/>
+        </w:rPr>
+        <w:t xml:space="preserve"> Drivers/STM32F1xx_HAL_Driver </w:t>
+      </w:r>
+      <w:r>
+        <w:rPr>
+          <w:rFonts w:ascii="Arial" w:eastAsia="微软雅黑" w:hAnsi="Arial" w:cs="Arial"/>
+          <w:szCs w:val="21"/>
+        </w:rPr>
+        <w:t>为</w:t>
+      </w:r>
+      <w:r>
+        <w:rPr>
+          <w:rFonts w:ascii="Arial" w:eastAsia="微软雅黑" w:hAnsi="Arial" w:cs="Arial"/>
+          <w:szCs w:val="21"/>
+        </w:rPr>
+        <w:t xml:space="preserve"> ARM </w:t>
+      </w:r>
+      <w:r>
+        <w:rPr>
+          <w:rFonts w:ascii="Arial" w:eastAsia="微软雅黑" w:hAnsi="Arial" w:cs="Arial"/>
+          <w:szCs w:val="21"/>
+        </w:rPr>
+        <w:t>与</w:t>
+      </w:r>
+      <w:r>
+        <w:rPr>
+          <w:rFonts w:ascii="Arial" w:eastAsia="微软雅黑" w:hAnsi="Arial" w:cs="Arial"/>
+          <w:szCs w:val="21"/>
+        </w:rPr>
+        <w:t xml:space="preserve"> ST </w:t>
+      </w:r>
+      <w:r>
+        <w:rPr>
+          <w:rFonts w:ascii="Arial" w:eastAsia="微软雅黑" w:hAnsi="Arial" w:cs="Arial"/>
+          <w:szCs w:val="21"/>
+        </w:rPr>
+        <w:t>官方库；</w:t>
+      </w:r>
+      <w:r>
+        <w:rPr>
+          <w:rFonts w:ascii="Arial" w:eastAsia="微软雅黑" w:hAnsi="Arial" w:cs="Arial"/>
+          <w:szCs w:val="21"/>
+        </w:rPr>
+        <w:t xml:space="preserve">archive </w:t>
+      </w:r>
+      <w:r>
+        <w:rPr>
+          <w:rFonts w:ascii="Arial" w:eastAsia="微软雅黑" w:hAnsi="Arial" w:cs="Arial"/>
+          <w:szCs w:val="21"/>
+        </w:rPr>
+        <w:t>目录保存</w:t>
+      </w:r>
+      <w:r>
+        <w:rPr>
+          <w:rFonts w:ascii="Arial" w:eastAsia="微软雅黑" w:hAnsi="Arial" w:cs="Arial"/>
+          <w:szCs w:val="21"/>
+        </w:rPr>
+        <w:t xml:space="preserve"> 1.1.0</w:t>
+      </w:r>
+      <w:r>
+        <w:rPr>
+          <w:rFonts w:ascii="Arial" w:eastAsia="微软雅黑" w:hAnsi="Arial" w:cs="Arial"/>
+          <w:szCs w:val="21"/>
+        </w:rPr>
+        <w:t>～</w:t>
+      </w:r>
+      <w:r>
+        <w:rPr>
+          <w:rFonts w:ascii="Arial" w:eastAsia="微软雅黑" w:hAnsi="Arial" w:cs="Arial"/>
+          <w:szCs w:val="21"/>
+        </w:rPr>
+        <w:t xml:space="preserve">1.3.3 </w:t>
+      </w:r>
+      <w:r>
+        <w:rPr>
+          <w:rFonts w:ascii="Arial" w:eastAsia="微软雅黑" w:hAnsi="Arial" w:cs="Arial"/>
+          <w:szCs w:val="21"/>
+        </w:rPr>
+        <w:t>历次版本的代码快照。</w:t>
       </w:r>
     </w:p>
     <w:p>
@@ -2588,57 +4121,46 @@
       </w:pPr>
       <w:r>
         <w:rPr>
-          <w:rFonts w:ascii="Arial" w:hAnsi="Arial" w:eastAsia="微软雅黑" w:cs="Arial"/>
+          <w:rFonts w:ascii="Arial" w:eastAsia="微软雅黑" w:hAnsi="Arial" w:cs="Arial"/>
           <w:b/>
           <w:bCs/>
-          <w:sz w:val="21"/>
-          <w:szCs w:val="21"/>
-        </w:rPr>
-        <w:t>BSP 板级驱动层</w:t>
+          <w:szCs w:val="21"/>
+        </w:rPr>
+        <w:t xml:space="preserve">BSP </w:t>
+      </w:r>
+      <w:r>
+        <w:rPr>
+          <w:rFonts w:ascii="Arial" w:eastAsia="微软雅黑" w:hAnsi="Arial" w:cs="Arial"/>
+          <w:b/>
+          <w:bCs/>
+          <w:szCs w:val="21"/>
+        </w:rPr>
+        <w:t>板级驱动层</w:t>
       </w:r>
     </w:p>
     <w:tbl>
       <w:tblPr>
-        <w:tblStyle w:val="2"/>
         <w:tblW w:w="9026" w:type="dxa"/>
-        <w:tblInd w:w="0" w:type="dxa"/>
         <w:tblBorders>
-          <w:top w:val="single" w:color="9BB7D4" w:sz="4" w:space="0"/>
-          <w:left w:val="single" w:color="9BB7D4" w:sz="4" w:space="0"/>
-          <w:bottom w:val="single" w:color="9BB7D4" w:sz="4" w:space="0"/>
-          <w:right w:val="single" w:color="9BB7D4" w:sz="4" w:space="0"/>
-          <w:insideH w:val="single" w:color="9BB7D4" w:sz="4" w:space="0"/>
-          <w:insideV w:val="single" w:color="9BB7D4" w:sz="4" w:space="0"/>
+          <w:top w:val="single" w:sz="4" w:space="0" w:color="9BB7D4"/>
+          <w:left w:val="single" w:sz="4" w:space="0" w:color="9BB7D4"/>
+          <w:bottom w:val="single" w:sz="4" w:space="0" w:color="9BB7D4"/>
+          <w:right w:val="single" w:sz="4" w:space="0" w:color="9BB7D4"/>
+          <w:insideH w:val="single" w:sz="4" w:space="0" w:color="9BB7D4"/>
+          <w:insideV w:val="single" w:sz="4" w:space="0" w:color="9BB7D4"/>
         </w:tblBorders>
         <w:tblLayout w:type="fixed"/>
         <w:tblCellMar>
-          <w:top w:w="0" w:type="dxa"/>
           <w:left w:w="10" w:type="dxa"/>
-          <w:bottom w:w="0" w:type="dxa"/>
           <w:right w:w="10" w:type="dxa"/>
         </w:tblCellMar>
+        <w:tblLook w:val="04A0" w:firstRow="1" w:lastRow="0" w:firstColumn="1" w:lastColumn="0" w:noHBand="0" w:noVBand="1"/>
       </w:tblPr>
       <w:tblGrid>
         <w:gridCol w:w="2600"/>
         <w:gridCol w:w="6426"/>
       </w:tblGrid>
       <w:tr>
-        <w:tblPrEx>
-          <w:tblBorders>
-            <w:top w:val="single" w:color="9BB7D4" w:sz="4" w:space="0"/>
-            <w:left w:val="single" w:color="9BB7D4" w:sz="4" w:space="0"/>
-            <w:bottom w:val="single" w:color="9BB7D4" w:sz="4" w:space="0"/>
-            <w:right w:val="single" w:color="9BB7D4" w:sz="4" w:space="0"/>
-            <w:insideH w:val="single" w:color="9BB7D4" w:sz="4" w:space="0"/>
-            <w:insideV w:val="single" w:color="9BB7D4" w:sz="4" w:space="0"/>
-          </w:tblBorders>
-          <w:tblCellMar>
-            <w:top w:w="0" w:type="dxa"/>
-            <w:left w:w="10" w:type="dxa"/>
-            <w:bottom w:w="0" w:type="dxa"/>
-            <w:right w:w="10" w:type="dxa"/>
-          </w:tblCellMar>
-        </w:tblPrEx>
         <w:trPr>
           <w:cantSplit/>
           <w:tblHeader/>
@@ -2661,7 +4183,7 @@
             </w:pPr>
             <w:r>
               <w:rPr>
-                <w:rFonts w:ascii="Arial" w:hAnsi="Arial" w:eastAsia="微软雅黑" w:cs="Arial"/>
+                <w:rFonts w:ascii="Arial" w:eastAsia="微软雅黑" w:hAnsi="Arial" w:cs="Arial"/>
                 <w:b/>
                 <w:bCs/>
                 <w:color w:val="FFFFFF"/>
@@ -2690,7 +4212,7 @@
             </w:pPr>
             <w:r>
               <w:rPr>
-                <w:rFonts w:ascii="Arial" w:hAnsi="Arial" w:eastAsia="微软雅黑" w:cs="Arial"/>
+                <w:rFonts w:ascii="Arial" w:eastAsia="微软雅黑" w:hAnsi="Arial" w:cs="Arial"/>
                 <w:b/>
                 <w:bCs/>
                 <w:color w:val="FFFFFF"/>
@@ -2703,22 +4225,6 @@
         </w:tc>
       </w:tr>
       <w:tr>
-        <w:tblPrEx>
-          <w:tblBorders>
-            <w:top w:val="single" w:color="9BB7D4" w:sz="4" w:space="0"/>
-            <w:left w:val="single" w:color="9BB7D4" w:sz="4" w:space="0"/>
-            <w:bottom w:val="single" w:color="9BB7D4" w:sz="4" w:space="0"/>
-            <w:right w:val="single" w:color="9BB7D4" w:sz="4" w:space="0"/>
-            <w:insideH w:val="single" w:color="9BB7D4" w:sz="4" w:space="0"/>
-            <w:insideV w:val="single" w:color="9BB7D4" w:sz="4" w:space="0"/>
-          </w:tblBorders>
-          <w:tblCellMar>
-            <w:top w:w="0" w:type="dxa"/>
-            <w:left w:w="10" w:type="dxa"/>
-            <w:bottom w:w="0" w:type="dxa"/>
-            <w:right w:w="10" w:type="dxa"/>
-          </w:tblCellMar>
-        </w:tblPrEx>
         <w:trPr>
           <w:cantSplit/>
         </w:trPr>
@@ -2739,7 +4245,7 @@
             </w:pPr>
             <w:r>
               <w:rPr>
-                <w:rFonts w:ascii="Arial" w:hAnsi="Arial" w:eastAsia="微软雅黑" w:cs="Arial"/>
+                <w:rFonts w:ascii="Arial" w:eastAsia="微软雅黑" w:hAnsi="Arial" w:cs="Arial"/>
                 <w:b/>
                 <w:bCs/>
                 <w:sz w:val="20"/>
@@ -2766,32 +4272,40 @@
             </w:pPr>
             <w:r>
               <w:rPr>
-                <w:rFonts w:ascii="Arial" w:hAnsi="Arial" w:eastAsia="微软雅黑" w:cs="Arial"/>
-                <w:sz w:val="20"/>
-                <w:szCs w:val="20"/>
-              </w:rPr>
-              <w:t>ADC1 三通道初始化、DMA 缓冲管理、截尾均值滤波与电压换算</w:t>
+                <w:rFonts w:ascii="Arial" w:eastAsia="微软雅黑" w:hAnsi="Arial" w:cs="Arial"/>
+                <w:sz w:val="20"/>
+                <w:szCs w:val="20"/>
+              </w:rPr>
+              <w:t xml:space="preserve">ADC1 </w:t>
+            </w:r>
+            <w:r>
+              <w:rPr>
+                <w:rFonts w:ascii="Arial" w:eastAsia="微软雅黑" w:hAnsi="Arial" w:cs="Arial"/>
+                <w:sz w:val="20"/>
+                <w:szCs w:val="20"/>
+              </w:rPr>
+              <w:t>三通道初始化、</w:t>
+            </w:r>
+            <w:r>
+              <w:rPr>
+                <w:rFonts w:ascii="Arial" w:eastAsia="微软雅黑" w:hAnsi="Arial" w:cs="Arial"/>
+                <w:sz w:val="20"/>
+                <w:szCs w:val="20"/>
+              </w:rPr>
+              <w:t xml:space="preserve">DMA </w:t>
+            </w:r>
+            <w:r>
+              <w:rPr>
+                <w:rFonts w:ascii="Arial" w:eastAsia="微软雅黑" w:hAnsi="Arial" w:cs="Arial"/>
+                <w:sz w:val="20"/>
+                <w:szCs w:val="20"/>
+              </w:rPr>
+              <w:t>缓冲管理、截尾均值滤波与电压换算</w:t>
             </w:r>
           </w:p>
         </w:tc>
       </w:tr>
       <w:tr>
-        <w:tblPrEx>
-          <w:tblBorders>
-            <w:top w:val="single" w:color="9BB7D4" w:sz="4" w:space="0"/>
-            <w:left w:val="single" w:color="9BB7D4" w:sz="4" w:space="0"/>
-            <w:bottom w:val="single" w:color="9BB7D4" w:sz="4" w:space="0"/>
-            <w:right w:val="single" w:color="9BB7D4" w:sz="4" w:space="0"/>
-            <w:insideH w:val="single" w:color="9BB7D4" w:sz="4" w:space="0"/>
-            <w:insideV w:val="single" w:color="9BB7D4" w:sz="4" w:space="0"/>
-          </w:tblBorders>
-          <w:tblCellMar>
-            <w:top w:w="0" w:type="dxa"/>
-            <w:left w:w="10" w:type="dxa"/>
-            <w:bottom w:w="0" w:type="dxa"/>
-            <w:right w:w="10" w:type="dxa"/>
-          </w:tblCellMar>
-        </w:tblPrEx>
         <w:trPr>
           <w:cantSplit/>
         </w:trPr>
@@ -2812,7 +4326,7 @@
             </w:pPr>
             <w:r>
               <w:rPr>
-                <w:rFonts w:ascii="Arial" w:hAnsi="Arial" w:eastAsia="微软雅黑" w:cs="Arial"/>
+                <w:rFonts w:ascii="Arial" w:eastAsia="微软雅黑" w:hAnsi="Arial" w:cs="Arial"/>
                 <w:b/>
                 <w:bCs/>
                 <w:sz w:val="20"/>
@@ -2839,32 +4353,56 @@
             </w:pPr>
             <w:r>
               <w:rPr>
-                <w:rFonts w:ascii="Arial" w:hAnsi="Arial" w:eastAsia="微软雅黑" w:cs="Arial"/>
-                <w:sz w:val="20"/>
-                <w:szCs w:val="20"/>
-              </w:rPr>
-              <w:t>ADC 与 USART1 所用 DMA 通道的统一初始化</w:t>
+                <w:rFonts w:ascii="Arial" w:eastAsia="微软雅黑" w:hAnsi="Arial" w:cs="Arial"/>
+                <w:sz w:val="20"/>
+                <w:szCs w:val="20"/>
+              </w:rPr>
+              <w:t xml:space="preserve">ADC </w:t>
+            </w:r>
+            <w:r>
+              <w:rPr>
+                <w:rFonts w:ascii="Arial" w:eastAsia="微软雅黑" w:hAnsi="Arial" w:cs="Arial"/>
+                <w:sz w:val="20"/>
+                <w:szCs w:val="20"/>
+              </w:rPr>
+              <w:t>与</w:t>
+            </w:r>
+            <w:r>
+              <w:rPr>
+                <w:rFonts w:ascii="Arial" w:eastAsia="微软雅黑" w:hAnsi="Arial" w:cs="Arial"/>
+                <w:sz w:val="20"/>
+                <w:szCs w:val="20"/>
+              </w:rPr>
+              <w:t xml:space="preserve"> USART1 </w:t>
+            </w:r>
+            <w:r>
+              <w:rPr>
+                <w:rFonts w:ascii="Arial" w:eastAsia="微软雅黑" w:hAnsi="Arial" w:cs="Arial"/>
+                <w:sz w:val="20"/>
+                <w:szCs w:val="20"/>
+              </w:rPr>
+              <w:t>所用</w:t>
+            </w:r>
+            <w:r>
+              <w:rPr>
+                <w:rFonts w:ascii="Arial" w:eastAsia="微软雅黑" w:hAnsi="Arial" w:cs="Arial"/>
+                <w:sz w:val="20"/>
+                <w:szCs w:val="20"/>
+              </w:rPr>
+              <w:t xml:space="preserve"> DMA </w:t>
+            </w:r>
+            <w:r>
+              <w:rPr>
+                <w:rFonts w:ascii="Arial" w:eastAsia="微软雅黑" w:hAnsi="Arial" w:cs="Arial"/>
+                <w:sz w:val="20"/>
+                <w:szCs w:val="20"/>
+              </w:rPr>
+              <w:t>通道的统一初始化</w:t>
             </w:r>
           </w:p>
         </w:tc>
       </w:tr>
       <w:tr>
-        <w:tblPrEx>
-          <w:tblBorders>
-            <w:top w:val="single" w:color="9BB7D4" w:sz="4" w:space="0"/>
-            <w:left w:val="single" w:color="9BB7D4" w:sz="4" w:space="0"/>
-            <w:bottom w:val="single" w:color="9BB7D4" w:sz="4" w:space="0"/>
-            <w:right w:val="single" w:color="9BB7D4" w:sz="4" w:space="0"/>
-            <w:insideH w:val="single" w:color="9BB7D4" w:sz="4" w:space="0"/>
-            <w:insideV w:val="single" w:color="9BB7D4" w:sz="4" w:space="0"/>
-          </w:tblBorders>
-          <w:tblCellMar>
-            <w:top w:w="0" w:type="dxa"/>
-            <w:left w:w="10" w:type="dxa"/>
-            <w:bottom w:w="0" w:type="dxa"/>
-            <w:right w:w="10" w:type="dxa"/>
-          </w:tblCellMar>
-        </w:tblPrEx>
         <w:trPr>
           <w:cantSplit/>
         </w:trPr>
@@ -2885,12 +4423,13 @@
             </w:pPr>
             <w:r>
               <w:rPr>
-                <w:rFonts w:ascii="Arial" w:hAnsi="Arial" w:eastAsia="微软雅黑" w:cs="Arial"/>
+                <w:rFonts w:ascii="Arial" w:eastAsia="微软雅黑" w:hAnsi="Arial" w:cs="Arial"/>
                 <w:b/>
                 <w:bCs/>
                 <w:sz w:val="20"/>
                 <w:szCs w:val="20"/>
               </w:rPr>
+              <w:lastRenderedPageBreak/>
               <w:t>cmd.c / cmd.h</w:t>
             </w:r>
           </w:p>
@@ -2912,32 +4451,32 @@
             </w:pPr>
             <w:r>
               <w:rPr>
-                <w:rFonts w:ascii="Arial" w:hAnsi="Arial" w:eastAsia="微软雅黑" w:cs="Arial"/>
-                <w:sz w:val="20"/>
-                <w:szCs w:val="20"/>
-              </w:rPr>
-              <w:t>命令行解析：表驱动命令匹配，LIGHT / PWM / PAGE 键值解析与边界钳位</w:t>
+                <w:rFonts w:ascii="Arial" w:eastAsia="微软雅黑" w:hAnsi="Arial" w:cs="Arial"/>
+                <w:sz w:val="20"/>
+                <w:szCs w:val="20"/>
+              </w:rPr>
+              <w:t>命令行解析：表驱动命令匹配，</w:t>
+            </w:r>
+            <w:r>
+              <w:rPr>
+                <w:rFonts w:ascii="Arial" w:eastAsia="微软雅黑" w:hAnsi="Arial" w:cs="Arial"/>
+                <w:sz w:val="20"/>
+                <w:szCs w:val="20"/>
+              </w:rPr>
+              <w:t xml:space="preserve">LIGHT / PWM / PAGE </w:t>
+            </w:r>
+            <w:r>
+              <w:rPr>
+                <w:rFonts w:ascii="Arial" w:eastAsia="微软雅黑" w:hAnsi="Arial" w:cs="Arial"/>
+                <w:sz w:val="20"/>
+                <w:szCs w:val="20"/>
+              </w:rPr>
+              <w:t>键值解析与边界钳位</w:t>
             </w:r>
           </w:p>
         </w:tc>
       </w:tr>
       <w:tr>
-        <w:tblPrEx>
-          <w:tblBorders>
-            <w:top w:val="single" w:color="9BB7D4" w:sz="4" w:space="0"/>
-            <w:left w:val="single" w:color="9BB7D4" w:sz="4" w:space="0"/>
-            <w:bottom w:val="single" w:color="9BB7D4" w:sz="4" w:space="0"/>
-            <w:right w:val="single" w:color="9BB7D4" w:sz="4" w:space="0"/>
-            <w:insideH w:val="single" w:color="9BB7D4" w:sz="4" w:space="0"/>
-            <w:insideV w:val="single" w:color="9BB7D4" w:sz="4" w:space="0"/>
-          </w:tblBorders>
-          <w:tblCellMar>
-            <w:top w:w="0" w:type="dxa"/>
-            <w:left w:w="10" w:type="dxa"/>
-            <w:bottom w:w="0" w:type="dxa"/>
-            <w:right w:w="10" w:type="dxa"/>
-          </w:tblCellMar>
-        </w:tblPrEx>
         <w:trPr>
           <w:cantSplit/>
         </w:trPr>
@@ -2958,7 +4497,7 @@
             </w:pPr>
             <w:r>
               <w:rPr>
-                <w:rFonts w:ascii="Arial" w:hAnsi="Arial" w:eastAsia="微软雅黑" w:cs="Arial"/>
+                <w:rFonts w:ascii="Arial" w:eastAsia="微软雅黑" w:hAnsi="Arial" w:cs="Arial"/>
                 <w:b/>
                 <w:bCs/>
                 <w:sz w:val="20"/>
@@ -2985,32 +4524,24 @@
             </w:pPr>
             <w:r>
               <w:rPr>
-                <w:rFonts w:ascii="Arial" w:hAnsi="Arial" w:eastAsia="微软雅黑" w:cs="Arial"/>
-                <w:sz w:val="20"/>
-                <w:szCs w:val="20"/>
-              </w:rPr>
-              <w:t>TIM3_CH2 PWM 初始化与占空比设置</w:t>
+                <w:rFonts w:ascii="Arial" w:eastAsia="微软雅黑" w:hAnsi="Arial" w:cs="Arial"/>
+                <w:sz w:val="20"/>
+                <w:szCs w:val="20"/>
+              </w:rPr>
+              <w:t xml:space="preserve">TIM3_CH2 PWM </w:t>
+            </w:r>
+            <w:r>
+              <w:rPr>
+                <w:rFonts w:ascii="Arial" w:eastAsia="微软雅黑" w:hAnsi="Arial" w:cs="Arial"/>
+                <w:sz w:val="20"/>
+                <w:szCs w:val="20"/>
+              </w:rPr>
+              <w:t>初始化与占空比设置</w:t>
             </w:r>
           </w:p>
         </w:tc>
       </w:tr>
       <w:tr>
-        <w:tblPrEx>
-          <w:tblBorders>
-            <w:top w:val="single" w:color="9BB7D4" w:sz="4" w:space="0"/>
-            <w:left w:val="single" w:color="9BB7D4" w:sz="4" w:space="0"/>
-            <w:bottom w:val="single" w:color="9BB7D4" w:sz="4" w:space="0"/>
-            <w:right w:val="single" w:color="9BB7D4" w:sz="4" w:space="0"/>
-            <w:insideH w:val="single" w:color="9BB7D4" w:sz="4" w:space="0"/>
-            <w:insideV w:val="single" w:color="9BB7D4" w:sz="4" w:space="0"/>
-          </w:tblBorders>
-          <w:tblCellMar>
-            <w:top w:w="0" w:type="dxa"/>
-            <w:left w:w="10" w:type="dxa"/>
-            <w:bottom w:w="0" w:type="dxa"/>
-            <w:right w:w="10" w:type="dxa"/>
-          </w:tblCellMar>
-        </w:tblPrEx>
         <w:trPr>
           <w:cantSplit/>
         </w:trPr>
@@ -3031,7 +4562,7 @@
             </w:pPr>
             <w:r>
               <w:rPr>
-                <w:rFonts w:ascii="Arial" w:hAnsi="Arial" w:eastAsia="微软雅黑" w:cs="Arial"/>
+                <w:rFonts w:ascii="Arial" w:eastAsia="微软雅黑" w:hAnsi="Arial" w:cs="Arial"/>
                 <w:b/>
                 <w:bCs/>
                 <w:sz w:val="20"/>
@@ -3058,7 +4589,7 @@
             </w:pPr>
             <w:r>
               <w:rPr>
-                <w:rFonts w:ascii="Arial" w:hAnsi="Arial" w:eastAsia="微软雅黑" w:cs="Arial"/>
+                <w:rFonts w:ascii="Arial" w:eastAsia="微软雅黑" w:hAnsi="Arial" w:cs="Arial"/>
                 <w:sz w:val="20"/>
                 <w:szCs w:val="20"/>
               </w:rPr>
@@ -3068,22 +4599,6 @@
         </w:tc>
       </w:tr>
       <w:tr>
-        <w:tblPrEx>
-          <w:tblBorders>
-            <w:top w:val="single" w:color="9BB7D4" w:sz="4" w:space="0"/>
-            <w:left w:val="single" w:color="9BB7D4" w:sz="4" w:space="0"/>
-            <w:bottom w:val="single" w:color="9BB7D4" w:sz="4" w:space="0"/>
-            <w:right w:val="single" w:color="9BB7D4" w:sz="4" w:space="0"/>
-            <w:insideH w:val="single" w:color="9BB7D4" w:sz="4" w:space="0"/>
-            <w:insideV w:val="single" w:color="9BB7D4" w:sz="4" w:space="0"/>
-          </w:tblBorders>
-          <w:tblCellMar>
-            <w:top w:w="0" w:type="dxa"/>
-            <w:left w:w="10" w:type="dxa"/>
-            <w:bottom w:w="0" w:type="dxa"/>
-            <w:right w:w="10" w:type="dxa"/>
-          </w:tblCellMar>
-        </w:tblPrEx>
         <w:trPr>
           <w:cantSplit/>
         </w:trPr>
@@ -3104,7 +4619,7 @@
             </w:pPr>
             <w:r>
               <w:rPr>
-                <w:rFonts w:ascii="Arial" w:hAnsi="Arial" w:eastAsia="微软雅黑" w:cs="Arial"/>
+                <w:rFonts w:ascii="Arial" w:eastAsia="微软雅黑" w:hAnsi="Arial" w:cs="Arial"/>
                 <w:b/>
                 <w:bCs/>
                 <w:sz w:val="20"/>
@@ -3131,32 +4646,24 @@
             </w:pPr>
             <w:r>
               <w:rPr>
-                <w:rFonts w:ascii="Arial" w:hAnsi="Arial" w:eastAsia="微软雅黑" w:cs="Arial"/>
-                <w:sz w:val="20"/>
-                <w:szCs w:val="20"/>
-              </w:rPr>
-              <w:t>LED 初始化与亮度控制接口</w:t>
+                <w:rFonts w:ascii="Arial" w:eastAsia="微软雅黑" w:hAnsi="Arial" w:cs="Arial"/>
+                <w:sz w:val="20"/>
+                <w:szCs w:val="20"/>
+              </w:rPr>
+              <w:t xml:space="preserve">LED </w:t>
+            </w:r>
+            <w:r>
+              <w:rPr>
+                <w:rFonts w:ascii="Arial" w:eastAsia="微软雅黑" w:hAnsi="Arial" w:cs="Arial"/>
+                <w:sz w:val="20"/>
+                <w:szCs w:val="20"/>
+              </w:rPr>
+              <w:t>初始化与亮度控制接口</w:t>
             </w:r>
           </w:p>
         </w:tc>
       </w:tr>
       <w:tr>
-        <w:tblPrEx>
-          <w:tblBorders>
-            <w:top w:val="single" w:color="9BB7D4" w:sz="4" w:space="0"/>
-            <w:left w:val="single" w:color="9BB7D4" w:sz="4" w:space="0"/>
-            <w:bottom w:val="single" w:color="9BB7D4" w:sz="4" w:space="0"/>
-            <w:right w:val="single" w:color="9BB7D4" w:sz="4" w:space="0"/>
-            <w:insideH w:val="single" w:color="9BB7D4" w:sz="4" w:space="0"/>
-            <w:insideV w:val="single" w:color="9BB7D4" w:sz="4" w:space="0"/>
-          </w:tblBorders>
-          <w:tblCellMar>
-            <w:top w:w="0" w:type="dxa"/>
-            <w:left w:w="10" w:type="dxa"/>
-            <w:bottom w:w="0" w:type="dxa"/>
-            <w:right w:w="10" w:type="dxa"/>
-          </w:tblCellMar>
-        </w:tblPrEx>
         <w:trPr>
           <w:cantSplit/>
         </w:trPr>
@@ -3177,7 +4684,7 @@
             </w:pPr>
             <w:r>
               <w:rPr>
-                <w:rFonts w:ascii="Arial" w:hAnsi="Arial" w:eastAsia="微软雅黑" w:cs="Arial"/>
+                <w:rFonts w:ascii="Arial" w:eastAsia="微软雅黑" w:hAnsi="Arial" w:cs="Arial"/>
                 <w:b/>
                 <w:bCs/>
                 <w:sz w:val="20"/>
@@ -3204,32 +4711,24 @@
             </w:pPr>
             <w:r>
               <w:rPr>
-                <w:rFonts w:ascii="Arial" w:hAnsi="Arial" w:eastAsia="微软雅黑" w:cs="Arial"/>
-                <w:sz w:val="20"/>
-                <w:szCs w:val="20"/>
-              </w:rPr>
-              <w:t>3 个按键扫描，支持单次与连按两种模式</w:t>
+                <w:rFonts w:ascii="Arial" w:eastAsia="微软雅黑" w:hAnsi="Arial" w:cs="Arial"/>
+                <w:sz w:val="20"/>
+                <w:szCs w:val="20"/>
+              </w:rPr>
+              <w:t xml:space="preserve">3 </w:t>
+            </w:r>
+            <w:r>
+              <w:rPr>
+                <w:rFonts w:ascii="Arial" w:eastAsia="微软雅黑" w:hAnsi="Arial" w:cs="Arial"/>
+                <w:sz w:val="20"/>
+                <w:szCs w:val="20"/>
+              </w:rPr>
+              <w:t>个按键扫描，支持单次与连按两种模式</w:t>
             </w:r>
           </w:p>
         </w:tc>
       </w:tr>
       <w:tr>
-        <w:tblPrEx>
-          <w:tblBorders>
-            <w:top w:val="single" w:color="9BB7D4" w:sz="4" w:space="0"/>
-            <w:left w:val="single" w:color="9BB7D4" w:sz="4" w:space="0"/>
-            <w:bottom w:val="single" w:color="9BB7D4" w:sz="4" w:space="0"/>
-            <w:right w:val="single" w:color="9BB7D4" w:sz="4" w:space="0"/>
-            <w:insideH w:val="single" w:color="9BB7D4" w:sz="4" w:space="0"/>
-            <w:insideV w:val="single" w:color="9BB7D4" w:sz="4" w:space="0"/>
-          </w:tblBorders>
-          <w:tblCellMar>
-            <w:top w:w="0" w:type="dxa"/>
-            <w:left w:w="10" w:type="dxa"/>
-            <w:bottom w:w="0" w:type="dxa"/>
-            <w:right w:w="10" w:type="dxa"/>
-          </w:tblCellMar>
-        </w:tblPrEx>
         <w:trPr>
           <w:cantSplit/>
         </w:trPr>
@@ -3250,7 +4749,7 @@
             </w:pPr>
             <w:r>
               <w:rPr>
-                <w:rFonts w:ascii="Arial" w:hAnsi="Arial" w:eastAsia="微软雅黑" w:cs="Arial"/>
+                <w:rFonts w:ascii="Arial" w:eastAsia="微软雅黑" w:hAnsi="Arial" w:cs="Arial"/>
                 <w:b/>
                 <w:bCs/>
                 <w:sz w:val="20"/>
@@ -3277,32 +4776,56 @@
             </w:pPr>
             <w:r>
               <w:rPr>
-                <w:rFonts w:ascii="Arial" w:hAnsi="Arial" w:eastAsia="微软雅黑" w:cs="Arial"/>
-                <w:sz w:val="20"/>
-                <w:szCs w:val="20"/>
-              </w:rPr>
-              <w:t>GPIO 软件模拟 I2C（开漏输出，不占用硬件 I2C 外设）</w:t>
+                <w:rFonts w:ascii="Arial" w:eastAsia="微软雅黑" w:hAnsi="Arial" w:cs="Arial"/>
+                <w:sz w:val="20"/>
+                <w:szCs w:val="20"/>
+              </w:rPr>
+              <w:t xml:space="preserve">GPIO </w:t>
+            </w:r>
+            <w:r>
+              <w:rPr>
+                <w:rFonts w:ascii="Arial" w:eastAsia="微软雅黑" w:hAnsi="Arial" w:cs="Arial"/>
+                <w:sz w:val="20"/>
+                <w:szCs w:val="20"/>
+              </w:rPr>
+              <w:t>软件模拟</w:t>
+            </w:r>
+            <w:r>
+              <w:rPr>
+                <w:rFonts w:ascii="Arial" w:eastAsia="微软雅黑" w:hAnsi="Arial" w:cs="Arial"/>
+                <w:sz w:val="20"/>
+                <w:szCs w:val="20"/>
+              </w:rPr>
+              <w:t xml:space="preserve"> I2C</w:t>
+            </w:r>
+            <w:r>
+              <w:rPr>
+                <w:rFonts w:ascii="Arial" w:eastAsia="微软雅黑" w:hAnsi="Arial" w:cs="Arial"/>
+                <w:sz w:val="20"/>
+                <w:szCs w:val="20"/>
+              </w:rPr>
+              <w:t>（开漏输出，不占用硬件</w:t>
+            </w:r>
+            <w:r>
+              <w:rPr>
+                <w:rFonts w:ascii="Arial" w:eastAsia="微软雅黑" w:hAnsi="Arial" w:cs="Arial"/>
+                <w:sz w:val="20"/>
+                <w:szCs w:val="20"/>
+              </w:rPr>
+              <w:t xml:space="preserve"> I2C </w:t>
+            </w:r>
+            <w:r>
+              <w:rPr>
+                <w:rFonts w:ascii="Arial" w:eastAsia="微软雅黑" w:hAnsi="Arial" w:cs="Arial"/>
+                <w:sz w:val="20"/>
+                <w:szCs w:val="20"/>
+              </w:rPr>
+              <w:t>外设）</w:t>
             </w:r>
           </w:p>
         </w:tc>
       </w:tr>
       <w:tr>
-        <w:tblPrEx>
-          <w:tblBorders>
-            <w:top w:val="single" w:color="9BB7D4" w:sz="4" w:space="0"/>
-            <w:left w:val="single" w:color="9BB7D4" w:sz="4" w:space="0"/>
-            <w:bottom w:val="single" w:color="9BB7D4" w:sz="4" w:space="0"/>
-            <w:right w:val="single" w:color="9BB7D4" w:sz="4" w:space="0"/>
-            <w:insideH w:val="single" w:color="9BB7D4" w:sz="4" w:space="0"/>
-            <w:insideV w:val="single" w:color="9BB7D4" w:sz="4" w:space="0"/>
-          </w:tblBorders>
-          <w:tblCellMar>
-            <w:top w:w="0" w:type="dxa"/>
-            <w:left w:w="10" w:type="dxa"/>
-            <w:bottom w:w="0" w:type="dxa"/>
-            <w:right w:w="10" w:type="dxa"/>
-          </w:tblCellMar>
-        </w:tblPrEx>
         <w:trPr>
           <w:cantSplit/>
         </w:trPr>
@@ -3323,7 +4846,7 @@
             </w:pPr>
             <w:r>
               <w:rPr>
-                <w:rFonts w:ascii="Arial" w:hAnsi="Arial" w:eastAsia="微软雅黑" w:cs="Arial"/>
+                <w:rFonts w:ascii="Arial" w:eastAsia="微软雅黑" w:hAnsi="Arial" w:cs="Arial"/>
                 <w:b/>
                 <w:bCs/>
                 <w:sz w:val="20"/>
@@ -3350,32 +4873,56 @@
             </w:pPr>
             <w:r>
               <w:rPr>
-                <w:rFonts w:ascii="Arial" w:hAnsi="Arial" w:eastAsia="微软雅黑" w:cs="Arial"/>
-                <w:sz w:val="20"/>
-                <w:szCs w:val="20"/>
-              </w:rPr>
-              <w:t>OLED 初始化与显示原语：8×16 字符、16×16 汉字、清屏等</w:t>
+                <w:rFonts w:ascii="Arial" w:eastAsia="微软雅黑" w:hAnsi="Arial" w:cs="Arial"/>
+                <w:sz w:val="20"/>
+                <w:szCs w:val="20"/>
+              </w:rPr>
+              <w:t xml:space="preserve">OLED </w:t>
+            </w:r>
+            <w:r>
+              <w:rPr>
+                <w:rFonts w:ascii="Arial" w:eastAsia="微软雅黑" w:hAnsi="Arial" w:cs="Arial"/>
+                <w:sz w:val="20"/>
+                <w:szCs w:val="20"/>
+              </w:rPr>
+              <w:t>初始化与显示原语：</w:t>
+            </w:r>
+            <w:r>
+              <w:rPr>
+                <w:rFonts w:ascii="Arial" w:eastAsia="微软雅黑" w:hAnsi="Arial" w:cs="Arial"/>
+                <w:sz w:val="20"/>
+                <w:szCs w:val="20"/>
+              </w:rPr>
+              <w:t xml:space="preserve">8×16 </w:t>
+            </w:r>
+            <w:r>
+              <w:rPr>
+                <w:rFonts w:ascii="Arial" w:eastAsia="微软雅黑" w:hAnsi="Arial" w:cs="Arial"/>
+                <w:sz w:val="20"/>
+                <w:szCs w:val="20"/>
+              </w:rPr>
+              <w:t>字符、</w:t>
+            </w:r>
+            <w:r>
+              <w:rPr>
+                <w:rFonts w:ascii="Arial" w:eastAsia="微软雅黑" w:hAnsi="Arial" w:cs="Arial"/>
+                <w:sz w:val="20"/>
+                <w:szCs w:val="20"/>
+              </w:rPr>
+              <w:t xml:space="preserve">16×16 </w:t>
+            </w:r>
+            <w:r>
+              <w:rPr>
+                <w:rFonts w:ascii="Arial" w:eastAsia="微软雅黑" w:hAnsi="Arial" w:cs="Arial"/>
+                <w:sz w:val="20"/>
+                <w:szCs w:val="20"/>
+              </w:rPr>
+              <w:t>汉字、清屏等</w:t>
             </w:r>
           </w:p>
         </w:tc>
       </w:tr>
       <w:tr>
-        <w:tblPrEx>
-          <w:tblBorders>
-            <w:top w:val="single" w:color="9BB7D4" w:sz="4" w:space="0"/>
-            <w:left w:val="single" w:color="9BB7D4" w:sz="4" w:space="0"/>
-            <w:bottom w:val="single" w:color="9BB7D4" w:sz="4" w:space="0"/>
-            <w:right w:val="single" w:color="9BB7D4" w:sz="4" w:space="0"/>
-            <w:insideH w:val="single" w:color="9BB7D4" w:sz="4" w:space="0"/>
-            <w:insideV w:val="single" w:color="9BB7D4" w:sz="4" w:space="0"/>
-          </w:tblBorders>
-          <w:tblCellMar>
-            <w:top w:w="0" w:type="dxa"/>
-            <w:left w:w="10" w:type="dxa"/>
-            <w:bottom w:w="0" w:type="dxa"/>
-            <w:right w:w="10" w:type="dxa"/>
-          </w:tblCellMar>
-        </w:tblPrEx>
         <w:trPr>
           <w:cantSplit/>
         </w:trPr>
@@ -3396,7 +4943,7 @@
             </w:pPr>
             <w:r>
               <w:rPr>
-                <w:rFonts w:ascii="Arial" w:hAnsi="Arial" w:eastAsia="微软雅黑" w:cs="Arial"/>
+                <w:rFonts w:ascii="Arial" w:eastAsia="微软雅黑" w:hAnsi="Arial" w:cs="Arial"/>
                 <w:b/>
                 <w:bCs/>
                 <w:sz w:val="20"/>
@@ -3423,7 +4970,7 @@
             </w:pPr>
             <w:r>
               <w:rPr>
-                <w:rFonts w:ascii="Arial" w:hAnsi="Arial" w:eastAsia="微软雅黑" w:cs="Arial"/>
+                <w:rFonts w:ascii="Arial" w:eastAsia="微软雅黑" w:hAnsi="Arial" w:cs="Arial"/>
                 <w:sz w:val="20"/>
                 <w:szCs w:val="20"/>
               </w:rPr>
@@ -3433,22 +4980,6 @@
         </w:tc>
       </w:tr>
       <w:tr>
-        <w:tblPrEx>
-          <w:tblBorders>
-            <w:top w:val="single" w:color="9BB7D4" w:sz="4" w:space="0"/>
-            <w:left w:val="single" w:color="9BB7D4" w:sz="4" w:space="0"/>
-            <w:bottom w:val="single" w:color="9BB7D4" w:sz="4" w:space="0"/>
-            <w:right w:val="single" w:color="9BB7D4" w:sz="4" w:space="0"/>
-            <w:insideH w:val="single" w:color="9BB7D4" w:sz="4" w:space="0"/>
-            <w:insideV w:val="single" w:color="9BB7D4" w:sz="4" w:space="0"/>
-          </w:tblBorders>
-          <w:tblCellMar>
-            <w:top w:w="0" w:type="dxa"/>
-            <w:left w:w="10" w:type="dxa"/>
-            <w:bottom w:w="0" w:type="dxa"/>
-            <w:right w:w="10" w:type="dxa"/>
-          </w:tblCellMar>
-        </w:tblPrEx>
         <w:trPr>
           <w:cantSplit/>
         </w:trPr>
@@ -3469,7 +5000,7 @@
             </w:pPr>
             <w:r>
               <w:rPr>
-                <w:rFonts w:ascii="Arial" w:hAnsi="Arial" w:eastAsia="微软雅黑" w:cs="Arial"/>
+                <w:rFonts w:ascii="Arial" w:eastAsia="微软雅黑" w:hAnsi="Arial" w:cs="Arial"/>
                 <w:b/>
                 <w:bCs/>
                 <w:sz w:val="20"/>
@@ -3496,32 +5027,24 @@
             </w:pPr>
             <w:r>
               <w:rPr>
-                <w:rFonts w:ascii="Arial" w:hAnsi="Arial" w:eastAsia="微软雅黑" w:cs="Arial"/>
-                <w:sz w:val="20"/>
-                <w:szCs w:val="20"/>
-              </w:rPr>
-              <w:t>SPI2 初始化与收发</w:t>
+                <w:rFonts w:ascii="Arial" w:eastAsia="微软雅黑" w:hAnsi="Arial" w:cs="Arial"/>
+                <w:sz w:val="20"/>
+                <w:szCs w:val="20"/>
+              </w:rPr>
+              <w:t xml:space="preserve">SPI2 </w:t>
+            </w:r>
+            <w:r>
+              <w:rPr>
+                <w:rFonts w:ascii="Arial" w:eastAsia="微软雅黑" w:hAnsi="Arial" w:cs="Arial"/>
+                <w:sz w:val="20"/>
+                <w:szCs w:val="20"/>
+              </w:rPr>
+              <w:t>初始化与收发</w:t>
             </w:r>
           </w:p>
         </w:tc>
       </w:tr>
       <w:tr>
-        <w:tblPrEx>
-          <w:tblBorders>
-            <w:top w:val="single" w:color="9BB7D4" w:sz="4" w:space="0"/>
-            <w:left w:val="single" w:color="9BB7D4" w:sz="4" w:space="0"/>
-            <w:bottom w:val="single" w:color="9BB7D4" w:sz="4" w:space="0"/>
-            <w:right w:val="single" w:color="9BB7D4" w:sz="4" w:space="0"/>
-            <w:insideH w:val="single" w:color="9BB7D4" w:sz="4" w:space="0"/>
-            <w:insideV w:val="single" w:color="9BB7D4" w:sz="4" w:space="0"/>
-          </w:tblBorders>
-          <w:tblCellMar>
-            <w:top w:w="0" w:type="dxa"/>
-            <w:left w:w="10" w:type="dxa"/>
-            <w:bottom w:w="0" w:type="dxa"/>
-            <w:right w:w="10" w:type="dxa"/>
-          </w:tblCellMar>
-        </w:tblPrEx>
         <w:trPr>
           <w:cantSplit/>
         </w:trPr>
@@ -3542,7 +5065,7 @@
             </w:pPr>
             <w:r>
               <w:rPr>
-                <w:rFonts w:ascii="Arial" w:hAnsi="Arial" w:eastAsia="微软雅黑" w:cs="Arial"/>
+                <w:rFonts w:ascii="Arial" w:eastAsia="微软雅黑" w:hAnsi="Arial" w:cs="Arial"/>
                 <w:b/>
                 <w:bCs/>
                 <w:sz w:val="20"/>
@@ -3569,32 +5092,48 @@
             </w:pPr>
             <w:r>
               <w:rPr>
-                <w:rFonts w:ascii="Arial" w:hAnsi="Arial" w:eastAsia="微软雅黑" w:cs="Arial"/>
-                <w:sz w:val="20"/>
-                <w:szCs w:val="20"/>
-              </w:rPr>
-              <w:t>W25Qxx 读、写、擦除、ID 识别等操作封装，应用仅使用扇区 0</w:t>
+                <w:rFonts w:ascii="Arial" w:eastAsia="微软雅黑" w:hAnsi="Arial" w:cs="Arial"/>
+                <w:sz w:val="20"/>
+                <w:szCs w:val="20"/>
+              </w:rPr>
+              <w:t xml:space="preserve">W25Qxx </w:t>
+            </w:r>
+            <w:r>
+              <w:rPr>
+                <w:rFonts w:ascii="Arial" w:eastAsia="微软雅黑" w:hAnsi="Arial" w:cs="Arial"/>
+                <w:sz w:val="20"/>
+                <w:szCs w:val="20"/>
+              </w:rPr>
+              <w:t>读、写、擦除、</w:t>
+            </w:r>
+            <w:r>
+              <w:rPr>
+                <w:rFonts w:ascii="Arial" w:eastAsia="微软雅黑" w:hAnsi="Arial" w:cs="Arial"/>
+                <w:sz w:val="20"/>
+                <w:szCs w:val="20"/>
+              </w:rPr>
+              <w:t xml:space="preserve">ID </w:t>
+            </w:r>
+            <w:r>
+              <w:rPr>
+                <w:rFonts w:ascii="Arial" w:eastAsia="微软雅黑" w:hAnsi="Arial" w:cs="Arial"/>
+                <w:sz w:val="20"/>
+                <w:szCs w:val="20"/>
+              </w:rPr>
+              <w:t>识别等操作封装，应用仅使用扇区</w:t>
+            </w:r>
+            <w:r>
+              <w:rPr>
+                <w:rFonts w:ascii="Arial" w:eastAsia="微软雅黑" w:hAnsi="Arial" w:cs="Arial"/>
+                <w:sz w:val="20"/>
+                <w:szCs w:val="20"/>
+              </w:rPr>
+              <w:t xml:space="preserve"> 0</w:t>
             </w:r>
           </w:p>
         </w:tc>
       </w:tr>
       <w:tr>
-        <w:tblPrEx>
-          <w:tblBorders>
-            <w:top w:val="single" w:color="9BB7D4" w:sz="4" w:space="0"/>
-            <w:left w:val="single" w:color="9BB7D4" w:sz="4" w:space="0"/>
-            <w:bottom w:val="single" w:color="9BB7D4" w:sz="4" w:space="0"/>
-            <w:right w:val="single" w:color="9BB7D4" w:sz="4" w:space="0"/>
-            <w:insideH w:val="single" w:color="9BB7D4" w:sz="4" w:space="0"/>
-            <w:insideV w:val="single" w:color="9BB7D4" w:sz="4" w:space="0"/>
-          </w:tblBorders>
-          <w:tblCellMar>
-            <w:top w:w="0" w:type="dxa"/>
-            <w:left w:w="10" w:type="dxa"/>
-            <w:bottom w:w="0" w:type="dxa"/>
-            <w:right w:w="10" w:type="dxa"/>
-          </w:tblCellMar>
-        </w:tblPrEx>
         <w:trPr>
           <w:cantSplit/>
         </w:trPr>
@@ -3615,7 +5154,7 @@
             </w:pPr>
             <w:r>
               <w:rPr>
-                <w:rFonts w:ascii="Arial" w:hAnsi="Arial" w:eastAsia="微软雅黑" w:cs="Arial"/>
+                <w:rFonts w:ascii="Arial" w:eastAsia="微软雅黑" w:hAnsi="Arial" w:cs="Arial"/>
                 <w:b/>
                 <w:bCs/>
                 <w:sz w:val="20"/>
@@ -3642,11 +5181,19 @@
             </w:pPr>
             <w:r>
               <w:rPr>
-                <w:rFonts w:ascii="Arial" w:hAnsi="Arial" w:eastAsia="微软雅黑" w:cs="Arial"/>
-                <w:sz w:val="20"/>
-                <w:szCs w:val="20"/>
-              </w:rPr>
-              <w:t>DHT11 单总线时序、温湿度读取与数据校验</w:t>
+                <w:rFonts w:ascii="Arial" w:eastAsia="微软雅黑" w:hAnsi="Arial" w:cs="Arial"/>
+                <w:sz w:val="20"/>
+                <w:szCs w:val="20"/>
+              </w:rPr>
+              <w:t xml:space="preserve">DHT11 </w:t>
+            </w:r>
+            <w:r>
+              <w:rPr>
+                <w:rFonts w:ascii="Arial" w:eastAsia="微软雅黑" w:hAnsi="Arial" w:cs="Arial"/>
+                <w:sz w:val="20"/>
+                <w:szCs w:val="20"/>
+              </w:rPr>
+              <w:t>单总线时序、温湿度读取与数据校验</w:t>
             </w:r>
           </w:p>
         </w:tc>
@@ -3654,7 +5201,7 @@
     </w:tbl>
     <w:p>
       <w:pPr>
-        <w:spacing w:before="0" w:after="80"/>
+        <w:spacing w:after="80"/>
       </w:pPr>
     </w:p>
     <w:p>
@@ -3663,57 +5210,46 @@
       </w:pPr>
       <w:r>
         <w:rPr>
-          <w:rFonts w:ascii="Arial" w:hAnsi="Arial" w:eastAsia="微软雅黑" w:cs="Arial"/>
+          <w:rFonts w:ascii="Arial" w:eastAsia="微软雅黑" w:hAnsi="Arial" w:cs="Arial"/>
           <w:b/>
           <w:bCs/>
-          <w:sz w:val="21"/>
-          <w:szCs w:val="21"/>
-        </w:rPr>
-        <w:t>APP 应用层</w:t>
+          <w:szCs w:val="21"/>
+        </w:rPr>
+        <w:t xml:space="preserve">APP </w:t>
+      </w:r>
+      <w:r>
+        <w:rPr>
+          <w:rFonts w:ascii="Arial" w:eastAsia="微软雅黑" w:hAnsi="Arial" w:cs="Arial"/>
+          <w:b/>
+          <w:bCs/>
+          <w:szCs w:val="21"/>
+        </w:rPr>
+        <w:t>应用层</w:t>
       </w:r>
     </w:p>
     <w:tbl>
       <w:tblPr>
-        <w:tblStyle w:val="2"/>
         <w:tblW w:w="9026" w:type="dxa"/>
-        <w:tblInd w:w="0" w:type="dxa"/>
         <w:tblBorders>
-          <w:top w:val="single" w:color="9BB7D4" w:sz="4" w:space="0"/>
-          <w:left w:val="single" w:color="9BB7D4" w:sz="4" w:space="0"/>
-          <w:bottom w:val="single" w:color="9BB7D4" w:sz="4" w:space="0"/>
-          <w:right w:val="single" w:color="9BB7D4" w:sz="4" w:space="0"/>
-          <w:insideH w:val="single" w:color="9BB7D4" w:sz="4" w:space="0"/>
-          <w:insideV w:val="single" w:color="9BB7D4" w:sz="4" w:space="0"/>
+          <w:top w:val="single" w:sz="4" w:space="0" w:color="9BB7D4"/>
+          <w:left w:val="single" w:sz="4" w:space="0" w:color="9BB7D4"/>
+          <w:bottom w:val="single" w:sz="4" w:space="0" w:color="9BB7D4"/>
+          <w:right w:val="single" w:sz="4" w:space="0" w:color="9BB7D4"/>
+          <w:insideH w:val="single" w:sz="4" w:space="0" w:color="9BB7D4"/>
+          <w:insideV w:val="single" w:sz="4" w:space="0" w:color="9BB7D4"/>
         </w:tblBorders>
         <w:tblLayout w:type="fixed"/>
         <w:tblCellMar>
-          <w:top w:w="0" w:type="dxa"/>
           <w:left w:w="10" w:type="dxa"/>
-          <w:bottom w:w="0" w:type="dxa"/>
           <w:right w:w="10" w:type="dxa"/>
         </w:tblCellMar>
+        <w:tblLook w:val="04A0" w:firstRow="1" w:lastRow="0" w:firstColumn="1" w:lastColumn="0" w:noHBand="0" w:noVBand="1"/>
       </w:tblPr>
       <w:tblGrid>
         <w:gridCol w:w="2600"/>
         <w:gridCol w:w="6426"/>
       </w:tblGrid>
       <w:tr>
-        <w:tblPrEx>
-          <w:tblBorders>
-            <w:top w:val="single" w:color="9BB7D4" w:sz="4" w:space="0"/>
-            <w:left w:val="single" w:color="9BB7D4" w:sz="4" w:space="0"/>
-            <w:bottom w:val="single" w:color="9BB7D4" w:sz="4" w:space="0"/>
-            <w:right w:val="single" w:color="9BB7D4" w:sz="4" w:space="0"/>
-            <w:insideH w:val="single" w:color="9BB7D4" w:sz="4" w:space="0"/>
-            <w:insideV w:val="single" w:color="9BB7D4" w:sz="4" w:space="0"/>
-          </w:tblBorders>
-          <w:tblCellMar>
-            <w:top w:w="0" w:type="dxa"/>
-            <w:left w:w="10" w:type="dxa"/>
-            <w:bottom w:w="0" w:type="dxa"/>
-            <w:right w:w="10" w:type="dxa"/>
-          </w:tblCellMar>
-        </w:tblPrEx>
         <w:trPr>
           <w:cantSplit/>
           <w:tblHeader/>
@@ -3736,7 +5272,7 @@
             </w:pPr>
             <w:r>
               <w:rPr>
-                <w:rFonts w:ascii="Arial" w:hAnsi="Arial" w:eastAsia="微软雅黑" w:cs="Arial"/>
+                <w:rFonts w:ascii="Arial" w:eastAsia="微软雅黑" w:hAnsi="Arial" w:cs="Arial"/>
                 <w:b/>
                 <w:bCs/>
                 <w:color w:val="FFFFFF"/>
@@ -3765,7 +5301,7 @@
             </w:pPr>
             <w:r>
               <w:rPr>
-                <w:rFonts w:ascii="Arial" w:hAnsi="Arial" w:eastAsia="微软雅黑" w:cs="Arial"/>
+                <w:rFonts w:ascii="Arial" w:eastAsia="微软雅黑" w:hAnsi="Arial" w:cs="Arial"/>
                 <w:b/>
                 <w:bCs/>
                 <w:color w:val="FFFFFF"/>
@@ -3778,22 +5314,6 @@
         </w:tc>
       </w:tr>
       <w:tr>
-        <w:tblPrEx>
-          <w:tblBorders>
-            <w:top w:val="single" w:color="9BB7D4" w:sz="4" w:space="0"/>
-            <w:left w:val="single" w:color="9BB7D4" w:sz="4" w:space="0"/>
-            <w:bottom w:val="single" w:color="9BB7D4" w:sz="4" w:space="0"/>
-            <w:right w:val="single" w:color="9BB7D4" w:sz="4" w:space="0"/>
-            <w:insideH w:val="single" w:color="9BB7D4" w:sz="4" w:space="0"/>
-            <w:insideV w:val="single" w:color="9BB7D4" w:sz="4" w:space="0"/>
-          </w:tblBorders>
-          <w:tblCellMar>
-            <w:top w:w="0" w:type="dxa"/>
-            <w:left w:w="10" w:type="dxa"/>
-            <w:bottom w:w="0" w:type="dxa"/>
-            <w:right w:w="10" w:type="dxa"/>
-          </w:tblCellMar>
-        </w:tblPrEx>
         <w:trPr>
           <w:cantSplit/>
         </w:trPr>
@@ -3814,7 +5334,7 @@
             </w:pPr>
             <w:r>
               <w:rPr>
-                <w:rFonts w:ascii="Arial" w:hAnsi="Arial" w:eastAsia="微软雅黑" w:cs="Arial"/>
+                <w:rFonts w:ascii="Arial" w:eastAsia="微软雅黑" w:hAnsi="Arial" w:cs="Arial"/>
                 <w:b/>
                 <w:bCs/>
                 <w:sz w:val="20"/>
@@ -3841,32 +5361,32 @@
             </w:pPr>
             <w:r>
               <w:rPr>
-                <w:rFonts w:ascii="Arial" w:hAnsi="Arial" w:eastAsia="微软雅黑" w:cs="Arial"/>
-                <w:sz w:val="20"/>
-                <w:szCs w:val="20"/>
-              </w:rPr>
-              <w:t>页面切换状态机：按键翻页，静态整屏绘制 + 动态数值刷新两级调度</w:t>
+                <w:rFonts w:ascii="Arial" w:eastAsia="微软雅黑" w:hAnsi="Arial" w:cs="Arial"/>
+                <w:sz w:val="20"/>
+                <w:szCs w:val="20"/>
+              </w:rPr>
+              <w:t>页面切换状态机：按键翻页，静态整屏绘制</w:t>
+            </w:r>
+            <w:r>
+              <w:rPr>
+                <w:rFonts w:ascii="Arial" w:eastAsia="微软雅黑" w:hAnsi="Arial" w:cs="Arial"/>
+                <w:sz w:val="20"/>
+                <w:szCs w:val="20"/>
+              </w:rPr>
+              <w:t xml:space="preserve"> + </w:t>
+            </w:r>
+            <w:r>
+              <w:rPr>
+                <w:rFonts w:ascii="Arial" w:eastAsia="微软雅黑" w:hAnsi="Arial" w:cs="Arial"/>
+                <w:sz w:val="20"/>
+                <w:szCs w:val="20"/>
+              </w:rPr>
+              <w:t>动态数值刷新两级调度</w:t>
             </w:r>
           </w:p>
         </w:tc>
       </w:tr>
       <w:tr>
-        <w:tblPrEx>
-          <w:tblBorders>
-            <w:top w:val="single" w:color="9BB7D4" w:sz="4" w:space="0"/>
-            <w:left w:val="single" w:color="9BB7D4" w:sz="4" w:space="0"/>
-            <w:bottom w:val="single" w:color="9BB7D4" w:sz="4" w:space="0"/>
-            <w:right w:val="single" w:color="9BB7D4" w:sz="4" w:space="0"/>
-            <w:insideH w:val="single" w:color="9BB7D4" w:sz="4" w:space="0"/>
-            <w:insideV w:val="single" w:color="9BB7D4" w:sz="4" w:space="0"/>
-          </w:tblBorders>
-          <w:tblCellMar>
-            <w:top w:w="0" w:type="dxa"/>
-            <w:left w:w="10" w:type="dxa"/>
-            <w:bottom w:w="0" w:type="dxa"/>
-            <w:right w:w="10" w:type="dxa"/>
-          </w:tblCellMar>
-        </w:tblPrEx>
         <w:trPr>
           <w:cantSplit/>
         </w:trPr>
@@ -3887,7 +5407,7 @@
             </w:pPr>
             <w:r>
               <w:rPr>
-                <w:rFonts w:ascii="Arial" w:hAnsi="Arial" w:eastAsia="微软雅黑" w:cs="Arial"/>
+                <w:rFonts w:ascii="Arial" w:eastAsia="微软雅黑" w:hAnsi="Arial" w:cs="Arial"/>
                 <w:b/>
                 <w:bCs/>
                 <w:sz w:val="20"/>
@@ -3914,32 +5434,48 @@
             </w:pPr>
             <w:r>
               <w:rPr>
-                <w:rFonts w:ascii="Arial" w:hAnsi="Arial" w:eastAsia="微软雅黑" w:cs="Arial"/>
-                <w:sz w:val="20"/>
-                <w:szCs w:val="20"/>
-              </w:rPr>
-              <w:t>第 1 页：3 路电压的标签绘制与数值刷新</w:t>
+                <w:rFonts w:ascii="Arial" w:eastAsia="微软雅黑" w:hAnsi="Arial" w:cs="Arial"/>
+                <w:sz w:val="20"/>
+                <w:szCs w:val="20"/>
+              </w:rPr>
+              <w:t>第</w:t>
+            </w:r>
+            <w:r>
+              <w:rPr>
+                <w:rFonts w:ascii="Arial" w:eastAsia="微软雅黑" w:hAnsi="Arial" w:cs="Arial"/>
+                <w:sz w:val="20"/>
+                <w:szCs w:val="20"/>
+              </w:rPr>
+              <w:t xml:space="preserve"> 1 </w:t>
+            </w:r>
+            <w:r>
+              <w:rPr>
+                <w:rFonts w:ascii="Arial" w:eastAsia="微软雅黑" w:hAnsi="Arial" w:cs="Arial"/>
+                <w:sz w:val="20"/>
+                <w:szCs w:val="20"/>
+              </w:rPr>
+              <w:t>页：</w:t>
+            </w:r>
+            <w:r>
+              <w:rPr>
+                <w:rFonts w:ascii="Arial" w:eastAsia="微软雅黑" w:hAnsi="Arial" w:cs="Arial"/>
+                <w:sz w:val="20"/>
+                <w:szCs w:val="20"/>
+              </w:rPr>
+              <w:t xml:space="preserve">3 </w:t>
+            </w:r>
+            <w:r>
+              <w:rPr>
+                <w:rFonts w:ascii="Arial" w:eastAsia="微软雅黑" w:hAnsi="Arial" w:cs="Arial"/>
+                <w:sz w:val="20"/>
+                <w:szCs w:val="20"/>
+              </w:rPr>
+              <w:t>路电压的标签绘制与数值刷新</w:t>
             </w:r>
           </w:p>
         </w:tc>
       </w:tr>
       <w:tr>
-        <w:tblPrEx>
-          <w:tblBorders>
-            <w:top w:val="single" w:color="9BB7D4" w:sz="4" w:space="0"/>
-            <w:left w:val="single" w:color="9BB7D4" w:sz="4" w:space="0"/>
-            <w:bottom w:val="single" w:color="9BB7D4" w:sz="4" w:space="0"/>
-            <w:right w:val="single" w:color="9BB7D4" w:sz="4" w:space="0"/>
-            <w:insideH w:val="single" w:color="9BB7D4" w:sz="4" w:space="0"/>
-            <w:insideV w:val="single" w:color="9BB7D4" w:sz="4" w:space="0"/>
-          </w:tblBorders>
-          <w:tblCellMar>
-            <w:top w:w="0" w:type="dxa"/>
-            <w:left w:w="10" w:type="dxa"/>
-            <w:bottom w:w="0" w:type="dxa"/>
-            <w:right w:w="10" w:type="dxa"/>
-          </w:tblCellMar>
-        </w:tblPrEx>
         <w:trPr>
           <w:cantSplit/>
         </w:trPr>
@@ -3960,7 +5496,7 @@
             </w:pPr>
             <w:r>
               <w:rPr>
-                <w:rFonts w:ascii="Arial" w:hAnsi="Arial" w:eastAsia="微软雅黑" w:cs="Arial"/>
+                <w:rFonts w:ascii="Arial" w:eastAsia="微软雅黑" w:hAnsi="Arial" w:cs="Arial"/>
                 <w:b/>
                 <w:bCs/>
                 <w:sz w:val="20"/>
@@ -3987,32 +5523,48 @@
             </w:pPr>
             <w:r>
               <w:rPr>
-                <w:rFonts w:ascii="Arial" w:hAnsi="Arial" w:eastAsia="微软雅黑" w:cs="Arial"/>
-                <w:sz w:val="20"/>
-                <w:szCs w:val="20"/>
-              </w:rPr>
-              <w:t>第 2 页：光照阈值与 PWM 占空比显示</w:t>
+                <w:rFonts w:ascii="Arial" w:eastAsia="微软雅黑" w:hAnsi="Arial" w:cs="Arial"/>
+                <w:sz w:val="20"/>
+                <w:szCs w:val="20"/>
+              </w:rPr>
+              <w:t>第</w:t>
+            </w:r>
+            <w:r>
+              <w:rPr>
+                <w:rFonts w:ascii="Arial" w:eastAsia="微软雅黑" w:hAnsi="Arial" w:cs="Arial"/>
+                <w:sz w:val="20"/>
+                <w:szCs w:val="20"/>
+              </w:rPr>
+              <w:t xml:space="preserve"> 2 </w:t>
+            </w:r>
+            <w:r>
+              <w:rPr>
+                <w:rFonts w:ascii="Arial" w:eastAsia="微软雅黑" w:hAnsi="Arial" w:cs="Arial"/>
+                <w:sz w:val="20"/>
+                <w:szCs w:val="20"/>
+              </w:rPr>
+              <w:t>页：光照阈值与</w:t>
+            </w:r>
+            <w:r>
+              <w:rPr>
+                <w:rFonts w:ascii="Arial" w:eastAsia="微软雅黑" w:hAnsi="Arial" w:cs="Arial"/>
+                <w:sz w:val="20"/>
+                <w:szCs w:val="20"/>
+              </w:rPr>
+              <w:t xml:space="preserve"> PWM </w:t>
+            </w:r>
+            <w:r>
+              <w:rPr>
+                <w:rFonts w:ascii="Arial" w:eastAsia="微软雅黑" w:hAnsi="Arial" w:cs="Arial"/>
+                <w:sz w:val="20"/>
+                <w:szCs w:val="20"/>
+              </w:rPr>
+              <w:t>占空比显示</w:t>
             </w:r>
           </w:p>
         </w:tc>
       </w:tr>
       <w:tr>
-        <w:tblPrEx>
-          <w:tblBorders>
-            <w:top w:val="single" w:color="9BB7D4" w:sz="4" w:space="0"/>
-            <w:left w:val="single" w:color="9BB7D4" w:sz="4" w:space="0"/>
-            <w:bottom w:val="single" w:color="9BB7D4" w:sz="4" w:space="0"/>
-            <w:right w:val="single" w:color="9BB7D4" w:sz="4" w:space="0"/>
-            <w:insideH w:val="single" w:color="9BB7D4" w:sz="4" w:space="0"/>
-            <w:insideV w:val="single" w:color="9BB7D4" w:sz="4" w:space="0"/>
-          </w:tblBorders>
-          <w:tblCellMar>
-            <w:top w:w="0" w:type="dxa"/>
-            <w:left w:w="10" w:type="dxa"/>
-            <w:bottom w:w="0" w:type="dxa"/>
-            <w:right w:w="10" w:type="dxa"/>
-          </w:tblCellMar>
-        </w:tblPrEx>
         <w:trPr>
           <w:cantSplit/>
         </w:trPr>
@@ -4033,7 +5585,7 @@
             </w:pPr>
             <w:r>
               <w:rPr>
-                <w:rFonts w:ascii="Arial" w:hAnsi="Arial" w:eastAsia="微软雅黑" w:cs="Arial"/>
+                <w:rFonts w:ascii="Arial" w:eastAsia="微软雅黑" w:hAnsi="Arial" w:cs="Arial"/>
                 <w:b/>
                 <w:bCs/>
                 <w:sz w:val="20"/>
@@ -4060,32 +5612,32 @@
             </w:pPr>
             <w:r>
               <w:rPr>
-                <w:rFonts w:ascii="Arial" w:hAnsi="Arial" w:eastAsia="微软雅黑" w:cs="Arial"/>
-                <w:sz w:val="20"/>
-                <w:szCs w:val="20"/>
-              </w:rPr>
-              <w:t>第 3 页：温湿度定时刷新，未检测到传感器时提示</w:t>
+                <w:rFonts w:ascii="Arial" w:eastAsia="微软雅黑" w:hAnsi="Arial" w:cs="Arial"/>
+                <w:sz w:val="20"/>
+                <w:szCs w:val="20"/>
+              </w:rPr>
+              <w:t>第</w:t>
+            </w:r>
+            <w:r>
+              <w:rPr>
+                <w:rFonts w:ascii="Arial" w:eastAsia="微软雅黑" w:hAnsi="Arial" w:cs="Arial"/>
+                <w:sz w:val="20"/>
+                <w:szCs w:val="20"/>
+              </w:rPr>
+              <w:t xml:space="preserve"> 3 </w:t>
+            </w:r>
+            <w:r>
+              <w:rPr>
+                <w:rFonts w:ascii="Arial" w:eastAsia="微软雅黑" w:hAnsi="Arial" w:cs="Arial"/>
+                <w:sz w:val="20"/>
+                <w:szCs w:val="20"/>
+              </w:rPr>
+              <w:t>页：温湿度定时刷新，未检测到传感器时提示</w:t>
             </w:r>
           </w:p>
         </w:tc>
       </w:tr>
       <w:tr>
-        <w:tblPrEx>
-          <w:tblBorders>
-            <w:top w:val="single" w:color="9BB7D4" w:sz="4" w:space="0"/>
-            <w:left w:val="single" w:color="9BB7D4" w:sz="4" w:space="0"/>
-            <w:bottom w:val="single" w:color="9BB7D4" w:sz="4" w:space="0"/>
-            <w:right w:val="single" w:color="9BB7D4" w:sz="4" w:space="0"/>
-            <w:insideH w:val="single" w:color="9BB7D4" w:sz="4" w:space="0"/>
-            <w:insideV w:val="single" w:color="9BB7D4" w:sz="4" w:space="0"/>
-          </w:tblBorders>
-          <w:tblCellMar>
-            <w:top w:w="0" w:type="dxa"/>
-            <w:left w:w="10" w:type="dxa"/>
-            <w:bottom w:w="0" w:type="dxa"/>
-            <w:right w:w="10" w:type="dxa"/>
-          </w:tblCellMar>
-        </w:tblPrEx>
         <w:trPr>
           <w:cantSplit/>
         </w:trPr>
@@ -4106,7 +5658,7 @@
             </w:pPr>
             <w:r>
               <w:rPr>
-                <w:rFonts w:ascii="Arial" w:hAnsi="Arial" w:eastAsia="微软雅黑" w:cs="Arial"/>
+                <w:rFonts w:ascii="Arial" w:eastAsia="微软雅黑" w:hAnsi="Arial" w:cs="Arial"/>
                 <w:b/>
                 <w:bCs/>
                 <w:sz w:val="20"/>
@@ -4133,32 +5685,32 @@
             </w:pPr>
             <w:r>
               <w:rPr>
-                <w:rFonts w:ascii="Arial" w:hAnsi="Arial" w:eastAsia="微软雅黑" w:cs="Arial"/>
-                <w:sz w:val="20"/>
-                <w:szCs w:val="20"/>
-              </w:rPr>
-              <w:t>第 4 页：项目名称与固件版本号</w:t>
+                <w:rFonts w:ascii="Arial" w:eastAsia="微软雅黑" w:hAnsi="Arial" w:cs="Arial"/>
+                <w:sz w:val="20"/>
+                <w:szCs w:val="20"/>
+              </w:rPr>
+              <w:t>第</w:t>
+            </w:r>
+            <w:r>
+              <w:rPr>
+                <w:rFonts w:ascii="Arial" w:eastAsia="微软雅黑" w:hAnsi="Arial" w:cs="Arial"/>
+                <w:sz w:val="20"/>
+                <w:szCs w:val="20"/>
+              </w:rPr>
+              <w:t xml:space="preserve"> 4 </w:t>
+            </w:r>
+            <w:r>
+              <w:rPr>
+                <w:rFonts w:ascii="Arial" w:eastAsia="微软雅黑" w:hAnsi="Arial" w:cs="Arial"/>
+                <w:sz w:val="20"/>
+                <w:szCs w:val="20"/>
+              </w:rPr>
+              <w:t>页：项目名称与固件版本号</w:t>
             </w:r>
           </w:p>
         </w:tc>
       </w:tr>
       <w:tr>
-        <w:tblPrEx>
-          <w:tblBorders>
-            <w:top w:val="single" w:color="9BB7D4" w:sz="4" w:space="0"/>
-            <w:left w:val="single" w:color="9BB7D4" w:sz="4" w:space="0"/>
-            <w:bottom w:val="single" w:color="9BB7D4" w:sz="4" w:space="0"/>
-            <w:right w:val="single" w:color="9BB7D4" w:sz="4" w:space="0"/>
-            <w:insideH w:val="single" w:color="9BB7D4" w:sz="4" w:space="0"/>
-            <w:insideV w:val="single" w:color="9BB7D4" w:sz="4" w:space="0"/>
-          </w:tblBorders>
-          <w:tblCellMar>
-            <w:top w:w="0" w:type="dxa"/>
-            <w:left w:w="10" w:type="dxa"/>
-            <w:bottom w:w="0" w:type="dxa"/>
-            <w:right w:w="10" w:type="dxa"/>
-          </w:tblCellMar>
-        </w:tblPrEx>
         <w:trPr>
           <w:cantSplit/>
         </w:trPr>
@@ -4179,7 +5731,7 @@
             </w:pPr>
             <w:r>
               <w:rPr>
-                <w:rFonts w:ascii="Arial" w:hAnsi="Arial" w:eastAsia="微软雅黑" w:cs="Arial"/>
+                <w:rFonts w:ascii="Arial" w:eastAsia="微软雅黑" w:hAnsi="Arial" w:cs="Arial"/>
                 <w:b/>
                 <w:bCs/>
                 <w:sz w:val="20"/>
@@ -4206,11 +5758,43 @@
             </w:pPr>
             <w:r>
               <w:rPr>
-                <w:rFonts w:ascii="Arial" w:hAnsi="Arial" w:eastAsia="微软雅黑" w:cs="Arial"/>
-                <w:sz w:val="20"/>
-                <w:szCs w:val="20"/>
-              </w:rPr>
-              <w:t>掉电数据结构体定义、Flash 存取、magic 标志与校验和判定</w:t>
+                <w:rFonts w:ascii="Arial" w:eastAsia="微软雅黑" w:hAnsi="Arial" w:cs="Arial"/>
+                <w:sz w:val="20"/>
+                <w:szCs w:val="20"/>
+              </w:rPr>
+              <w:t>掉电数据结构体定义、</w:t>
+            </w:r>
+            <w:r>
+              <w:rPr>
+                <w:rFonts w:ascii="Arial" w:eastAsia="微软雅黑" w:hAnsi="Arial" w:cs="Arial"/>
+                <w:sz w:val="20"/>
+                <w:szCs w:val="20"/>
+              </w:rPr>
+              <w:t xml:space="preserve">Flash </w:t>
+            </w:r>
+            <w:r>
+              <w:rPr>
+                <w:rFonts w:ascii="Arial" w:eastAsia="微软雅黑" w:hAnsi="Arial" w:cs="Arial"/>
+                <w:sz w:val="20"/>
+                <w:szCs w:val="20"/>
+              </w:rPr>
+              <w:t>存取、</w:t>
+            </w:r>
+            <w:r>
+              <w:rPr>
+                <w:rFonts w:ascii="Arial" w:eastAsia="微软雅黑" w:hAnsi="Arial" w:cs="Arial"/>
+                <w:sz w:val="20"/>
+                <w:szCs w:val="20"/>
+              </w:rPr>
+              <w:t xml:space="preserve">magic </w:t>
+            </w:r>
+            <w:r>
+              <w:rPr>
+                <w:rFonts w:ascii="Arial" w:eastAsia="微软雅黑" w:hAnsi="Arial" w:cs="Arial"/>
+                <w:sz w:val="20"/>
+                <w:szCs w:val="20"/>
+              </w:rPr>
+              <w:t>标志与校验和判定</w:t>
             </w:r>
           </w:p>
         </w:tc>
@@ -4218,7 +5802,7 @@
     </w:tbl>
     <w:p>
       <w:pPr>
-        <w:spacing w:before="0" w:after="80"/>
+        <w:spacing w:after="80"/>
       </w:pPr>
     </w:p>
     <w:p>
@@ -4227,13 +5811,14 @@
       </w:pPr>
       <w:r>
         <w:rPr>
-          <w:rFonts w:ascii="Arial" w:hAnsi="Arial" w:eastAsia="微软雅黑" w:cs="Arial"/>
+          <w:rFonts w:ascii="Arial" w:eastAsia="微软雅黑" w:hAnsi="Arial" w:cs="Arial"/>
           <w:b/>
           <w:bCs/>
           <w:color w:val="1F4E79"/>
           <w:sz w:val="27"/>
           <w:szCs w:val="27"/>
         </w:rPr>
+        <w:lastRenderedPageBreak/>
         <w:t>七、软件设计要点</w:t>
       </w:r>
     </w:p>
@@ -4244,22 +5829,76 @@
       </w:pPr>
       <w:r>
         <w:rPr>
-          <w:rFonts w:ascii="Arial" w:hAnsi="Arial" w:eastAsia="微软雅黑" w:cs="Arial"/>
+          <w:rFonts w:ascii="Arial" w:eastAsia="微软雅黑" w:hAnsi="Arial" w:cs="Arial"/>
           <w:b/>
           <w:bCs/>
           <w:color w:val="1F4E79"/>
-          <w:sz w:val="21"/>
           <w:szCs w:val="21"/>
         </w:rPr>
         <w:t xml:space="preserve">1.  </w:t>
       </w:r>
       <w:r>
         <w:rPr>
-          <w:rFonts w:ascii="Arial" w:hAnsi="Arial" w:eastAsia="微软雅黑" w:cs="Arial"/>
-          <w:sz w:val="21"/>
-          <w:szCs w:val="21"/>
-        </w:rPr>
-        <w:t>表驱动命令解析：命令名与处理函数以“结构体数组”注册表形式管理，新增命令只需增加一行表项；解析器自动按空格切分 token、按冒号分离键值，未注册命令一律拒绝并返回 ERROR ORDER。</w:t>
+          <w:rFonts w:ascii="Arial" w:eastAsia="微软雅黑" w:hAnsi="Arial" w:cs="Arial"/>
+          <w:szCs w:val="21"/>
+        </w:rPr>
+        <w:t>表驱动命令解析：命令名与处理函数以</w:t>
+      </w:r>
+      <w:r>
+        <w:rPr>
+          <w:rFonts w:ascii="Arial" w:eastAsia="微软雅黑" w:hAnsi="Arial" w:cs="Arial"/>
+          <w:szCs w:val="21"/>
+        </w:rPr>
+        <w:t>“</w:t>
+      </w:r>
+      <w:r>
+        <w:rPr>
+          <w:rFonts w:ascii="Arial" w:eastAsia="微软雅黑" w:hAnsi="Arial" w:cs="Arial"/>
+          <w:szCs w:val="21"/>
+        </w:rPr>
+        <w:t>结构体数组</w:t>
+      </w:r>
+      <w:r>
+        <w:rPr>
+          <w:rFonts w:ascii="Arial" w:eastAsia="微软雅黑" w:hAnsi="Arial" w:cs="Arial"/>
+          <w:szCs w:val="21"/>
+        </w:rPr>
+        <w:t>”</w:t>
+      </w:r>
+      <w:r>
+        <w:rPr>
+          <w:rFonts w:ascii="Arial" w:eastAsia="微软雅黑" w:hAnsi="Arial" w:cs="Arial"/>
+          <w:szCs w:val="21"/>
+        </w:rPr>
+        <w:t>注册表形式管理，新增命令只需增加一行表项；解析器自动按空格切分</w:t>
+      </w:r>
+      <w:r>
+        <w:rPr>
+          <w:rFonts w:ascii="Arial" w:eastAsia="微软雅黑" w:hAnsi="Arial" w:cs="Arial"/>
+          <w:szCs w:val="21"/>
+        </w:rPr>
+        <w:t xml:space="preserve"> token</w:t>
+      </w:r>
+      <w:r>
+        <w:rPr>
+          <w:rFonts w:ascii="Arial" w:eastAsia="微软雅黑" w:hAnsi="Arial" w:cs="Arial"/>
+          <w:szCs w:val="21"/>
+        </w:rPr>
+        <w:t>、按冒号分离键值，未注册命令一律拒绝并返回</w:t>
+      </w:r>
+      <w:r>
+        <w:rPr>
+          <w:rFonts w:ascii="Arial" w:eastAsia="微软雅黑" w:hAnsi="Arial" w:cs="Arial"/>
+          <w:szCs w:val="21"/>
+        </w:rPr>
+        <w:t xml:space="preserve"> ERROR ORDER</w:t>
+      </w:r>
+      <w:r>
+        <w:rPr>
+          <w:rFonts w:ascii="Arial" w:eastAsia="微软雅黑" w:hAnsi="Arial" w:cs="Arial"/>
+          <w:szCs w:val="21"/>
+        </w:rPr>
+        <w:t>。</w:t>
       </w:r>
     </w:p>
     <w:p>
@@ -4269,22 +5908,104 @@
       </w:pPr>
       <w:r>
         <w:rPr>
-          <w:rFonts w:ascii="Arial" w:hAnsi="Arial" w:eastAsia="微软雅黑" w:cs="Arial"/>
+          <w:rFonts w:ascii="Arial" w:eastAsia="微软雅黑" w:hAnsi="Arial" w:cs="Arial"/>
           <w:b/>
           <w:bCs/>
           <w:color w:val="1F4E79"/>
-          <w:sz w:val="21"/>
           <w:szCs w:val="21"/>
         </w:rPr>
         <w:t xml:space="preserve">2.  </w:t>
       </w:r>
       <w:r>
         <w:rPr>
-          <w:rFonts w:ascii="Arial" w:hAnsi="Arial" w:eastAsia="微软雅黑" w:cs="Arial"/>
-          <w:sz w:val="21"/>
-          <w:szCs w:val="21"/>
-        </w:rPr>
-        <w:t>页面状态机 + 局部刷新：以 current_page 与“切页标志”管理两级动作——切页时整屏重绘，平时只刷新数值；按键翻页与 PAGE 串口命令共用同一套跳转入口。</w:t>
+          <w:rFonts w:ascii="Arial" w:eastAsia="微软雅黑" w:hAnsi="Arial" w:cs="Arial"/>
+          <w:szCs w:val="21"/>
+        </w:rPr>
+        <w:t>页面状态机</w:t>
+      </w:r>
+      <w:r>
+        <w:rPr>
+          <w:rFonts w:ascii="Arial" w:eastAsia="微软雅黑" w:hAnsi="Arial" w:cs="Arial"/>
+          <w:szCs w:val="21"/>
+        </w:rPr>
+        <w:t xml:space="preserve"> + </w:t>
+      </w:r>
+      <w:r>
+        <w:rPr>
+          <w:rFonts w:ascii="Arial" w:eastAsia="微软雅黑" w:hAnsi="Arial" w:cs="Arial"/>
+          <w:szCs w:val="21"/>
+        </w:rPr>
+        <w:t>局部刷新：以</w:t>
+      </w:r>
+      <w:r>
+        <w:rPr>
+          <w:rFonts w:ascii="Arial" w:eastAsia="微软雅黑" w:hAnsi="Arial" w:cs="Arial"/>
+          <w:szCs w:val="21"/>
+        </w:rPr>
+        <w:t xml:space="preserve"> current_page </w:t>
+      </w:r>
+      <w:r>
+        <w:rPr>
+          <w:rFonts w:ascii="Arial" w:eastAsia="微软雅黑" w:hAnsi="Arial" w:cs="Arial"/>
+          <w:szCs w:val="21"/>
+        </w:rPr>
+        <w:t>与</w:t>
+      </w:r>
+      <w:r>
+        <w:rPr>
+          <w:rFonts w:ascii="Arial" w:eastAsia="微软雅黑" w:hAnsi="Arial" w:cs="Arial"/>
+          <w:szCs w:val="21"/>
+        </w:rPr>
+        <w:t>“</w:t>
+      </w:r>
+      <w:r>
+        <w:rPr>
+          <w:rFonts w:ascii="Arial" w:eastAsia="微软雅黑" w:hAnsi="Arial" w:cs="Arial"/>
+          <w:szCs w:val="21"/>
+        </w:rPr>
+        <w:t>切页标志</w:t>
+      </w:r>
+      <w:r>
+        <w:rPr>
+          <w:rFonts w:ascii="Arial" w:eastAsia="微软雅黑" w:hAnsi="Arial" w:cs="Arial"/>
+          <w:szCs w:val="21"/>
+        </w:rPr>
+        <w:t>”</w:t>
+      </w:r>
+      <w:r>
+        <w:rPr>
+          <w:rFonts w:ascii="Arial" w:eastAsia="微软雅黑" w:hAnsi="Arial" w:cs="Arial"/>
+          <w:szCs w:val="21"/>
+        </w:rPr>
+        <w:t>管理两级动作</w:t>
+      </w:r>
+      <w:r>
+        <w:rPr>
+          <w:rFonts w:ascii="Arial" w:eastAsia="微软雅黑" w:hAnsi="Arial" w:cs="Arial"/>
+          <w:szCs w:val="21"/>
+        </w:rPr>
+        <w:t>——</w:t>
+      </w:r>
+      <w:r>
+        <w:rPr>
+          <w:rFonts w:ascii="Arial" w:eastAsia="微软雅黑" w:hAnsi="Arial" w:cs="Arial"/>
+          <w:szCs w:val="21"/>
+        </w:rPr>
+        <w:t>切页时整屏重绘，平时只刷新数值；按键翻页与</w:t>
+      </w:r>
+      <w:r>
+        <w:rPr>
+          <w:rFonts w:ascii="Arial" w:eastAsia="微软雅黑" w:hAnsi="Arial" w:cs="Arial"/>
+          <w:szCs w:val="21"/>
+        </w:rPr>
+        <w:t xml:space="preserve"> PAGE </w:t>
+      </w:r>
+      <w:r>
+        <w:rPr>
+          <w:rFonts w:ascii="Arial" w:eastAsia="微软雅黑" w:hAnsi="Arial" w:cs="Arial"/>
+          <w:szCs w:val="21"/>
+        </w:rPr>
+        <w:t>串口命令共用同一套跳转入口。</w:t>
       </w:r>
     </w:p>
     <w:p>
@@ -4294,22 +6015,83 @@
       </w:pPr>
       <w:r>
         <w:rPr>
-          <w:rFonts w:ascii="Arial" w:hAnsi="Arial" w:eastAsia="微软雅黑" w:cs="Arial"/>
+          <w:rFonts w:ascii="Arial" w:eastAsia="微软雅黑" w:hAnsi="Arial" w:cs="Arial"/>
           <w:b/>
           <w:bCs/>
           <w:color w:val="1F4E79"/>
-          <w:sz w:val="21"/>
           <w:szCs w:val="21"/>
         </w:rPr>
         <w:t xml:space="preserve">3.  </w:t>
       </w:r>
       <w:r>
         <w:rPr>
-          <w:rFonts w:ascii="Arial" w:hAnsi="Arial" w:eastAsia="微软雅黑" w:cs="Arial"/>
-          <w:sz w:val="21"/>
-          <w:szCs w:val="21"/>
-        </w:rPr>
-        <w:t>DMA 全链路无阻塞：串口接收使用 DMA + 空闲中断处理不定长数据，发送使用 DMA 环形队列；ADC 循环采集通过半传输 / 完成双中断标志在后台交替处理两半缓冲，滤波与主循环并行。</w:t>
+          <w:rFonts w:ascii="Arial" w:eastAsia="微软雅黑" w:hAnsi="Arial" w:cs="Arial"/>
+          <w:szCs w:val="21"/>
+        </w:rPr>
+        <w:t xml:space="preserve">DMA </w:t>
+      </w:r>
+      <w:r>
+        <w:rPr>
+          <w:rFonts w:ascii="Arial" w:eastAsia="微软雅黑" w:hAnsi="Arial" w:cs="Arial"/>
+          <w:szCs w:val="21"/>
+        </w:rPr>
+        <w:t>全链路无阻塞：串口接收使用</w:t>
+      </w:r>
+      <w:r>
+        <w:rPr>
+          <w:rFonts w:ascii="Arial" w:eastAsia="微软雅黑" w:hAnsi="Arial" w:cs="Arial"/>
+          <w:szCs w:val="21"/>
+        </w:rPr>
+        <w:t xml:space="preserve"> DMA + </w:t>
+      </w:r>
+      <w:r>
+        <w:rPr>
+          <w:rFonts w:ascii="Arial" w:eastAsia="微软雅黑" w:hAnsi="Arial" w:cs="Arial"/>
+          <w:szCs w:val="21"/>
+        </w:rPr>
+        <w:t>空闲中断处理不定长数据，发送使用</w:t>
+      </w:r>
+      <w:r>
+        <w:rPr>
+          <w:rFonts w:ascii="Arial" w:eastAsia="微软雅黑" w:hAnsi="Arial" w:cs="Arial"/>
+          <w:szCs w:val="21"/>
+        </w:rPr>
+        <w:t xml:space="preserve"> DMA </w:t>
+      </w:r>
+      <w:r>
+        <w:rPr>
+          <w:rFonts w:ascii="Arial" w:eastAsia="微软雅黑" w:hAnsi="Arial" w:cs="Arial"/>
+          <w:szCs w:val="21"/>
+        </w:rPr>
+        <w:t>环形队列；</w:t>
+      </w:r>
+      <w:r>
+        <w:rPr>
+          <w:rFonts w:ascii="Arial" w:eastAsia="微软雅黑" w:hAnsi="Arial" w:cs="Arial"/>
+          <w:szCs w:val="21"/>
+        </w:rPr>
+        <w:t xml:space="preserve">ADC </w:t>
+      </w:r>
+      <w:r>
+        <w:rPr>
+          <w:rFonts w:ascii="Arial" w:eastAsia="微软雅黑" w:hAnsi="Arial" w:cs="Arial"/>
+          <w:szCs w:val="21"/>
+        </w:rPr>
+        <w:t>循环采集通过半传输</w:t>
+      </w:r>
+      <w:r>
+        <w:rPr>
+          <w:rFonts w:ascii="Arial" w:eastAsia="微软雅黑" w:hAnsi="Arial" w:cs="Arial"/>
+          <w:szCs w:val="21"/>
+        </w:rPr>
+        <w:t xml:space="preserve"> / </w:t>
+      </w:r>
+      <w:r>
+        <w:rPr>
+          <w:rFonts w:ascii="Arial" w:eastAsia="微软雅黑" w:hAnsi="Arial" w:cs="Arial"/>
+          <w:szCs w:val="21"/>
+        </w:rPr>
+        <w:t>完成双中断标志在后台交替处理两半缓冲，滤波与主循环并行。</w:t>
       </w:r>
     </w:p>
     <w:p>
@@ -4319,22 +6101,76 @@
       </w:pPr>
       <w:r>
         <w:rPr>
-          <w:rFonts w:ascii="Arial" w:hAnsi="Arial" w:eastAsia="微软雅黑" w:cs="Arial"/>
+          <w:rFonts w:ascii="Arial" w:eastAsia="微软雅黑" w:hAnsi="Arial" w:cs="Arial"/>
           <w:b/>
           <w:bCs/>
           <w:color w:val="1F4E79"/>
-          <w:sz w:val="21"/>
           <w:szCs w:val="21"/>
         </w:rPr>
         <w:t xml:space="preserve">4.  </w:t>
       </w:r>
       <w:r>
         <w:rPr>
-          <w:rFonts w:ascii="Arial" w:hAnsi="Arial" w:eastAsia="微软雅黑" w:cs="Arial"/>
-          <w:sz w:val="21"/>
-          <w:szCs w:val="21"/>
-        </w:rPr>
-        <w:t>掉电数据可靠性设计：16 字节存储结构体以固定 magic（0x5356）标识数据有效性，配合校验和识别空片（全 0xFF）与损坏数据，异常情况下自动回退默认参数。</w:t>
+          <w:rFonts w:ascii="Arial" w:eastAsia="微软雅黑" w:hAnsi="Arial" w:cs="Arial"/>
+          <w:szCs w:val="21"/>
+        </w:rPr>
+        <w:t>掉电数据可靠性设计：</w:t>
+      </w:r>
+      <w:r>
+        <w:rPr>
+          <w:rFonts w:ascii="Arial" w:eastAsia="微软雅黑" w:hAnsi="Arial" w:cs="Arial"/>
+          <w:szCs w:val="21"/>
+        </w:rPr>
+        <w:t xml:space="preserve">16 </w:t>
+      </w:r>
+      <w:r>
+        <w:rPr>
+          <w:rFonts w:ascii="Arial" w:eastAsia="微软雅黑" w:hAnsi="Arial" w:cs="Arial"/>
+          <w:szCs w:val="21"/>
+        </w:rPr>
+        <w:t>字节存储结构体以固定</w:t>
+      </w:r>
+      <w:r>
+        <w:rPr>
+          <w:rFonts w:ascii="Arial" w:eastAsia="微软雅黑" w:hAnsi="Arial" w:cs="Arial"/>
+          <w:szCs w:val="21"/>
+        </w:rPr>
+        <w:t xml:space="preserve"> magic</w:t>
+      </w:r>
+      <w:r>
+        <w:rPr>
+          <w:rFonts w:ascii="Arial" w:eastAsia="微软雅黑" w:hAnsi="Arial" w:cs="Arial"/>
+          <w:szCs w:val="21"/>
+        </w:rPr>
+        <w:t>（</w:t>
+      </w:r>
+      <w:r>
+        <w:rPr>
+          <w:rFonts w:ascii="Arial" w:eastAsia="微软雅黑" w:hAnsi="Arial" w:cs="Arial"/>
+          <w:szCs w:val="21"/>
+        </w:rPr>
+        <w:t>0x5356</w:t>
+      </w:r>
+      <w:r>
+        <w:rPr>
+          <w:rFonts w:ascii="Arial" w:eastAsia="微软雅黑" w:hAnsi="Arial" w:cs="Arial"/>
+          <w:szCs w:val="21"/>
+        </w:rPr>
+        <w:t>）标识数据有效性，配合校验和识别空片（全</w:t>
+      </w:r>
+      <w:r>
+        <w:rPr>
+          <w:rFonts w:ascii="Arial" w:eastAsia="微软雅黑" w:hAnsi="Arial" w:cs="Arial"/>
+          <w:szCs w:val="21"/>
+        </w:rPr>
+        <w:t xml:space="preserve"> 0xFF</w:t>
+      </w:r>
+      <w:r>
+        <w:rPr>
+          <w:rFonts w:ascii="Arial" w:eastAsia="微软雅黑" w:hAnsi="Arial" w:cs="Arial"/>
+          <w:szCs w:val="21"/>
+        </w:rPr>
+        <w:t>）与损坏数据，异常情况下自动回退默认参数。</w:t>
       </w:r>
     </w:p>
     <w:p>
@@ -4343,7 +6179,7 @@
       </w:pPr>
       <w:r>
         <w:rPr>
-          <w:rFonts w:ascii="Arial" w:hAnsi="Arial" w:eastAsia="微软雅黑" w:cs="Arial"/>
+          <w:rFonts w:ascii="Arial" w:eastAsia="微软雅黑" w:hAnsi="Arial" w:cs="Arial"/>
           <w:b/>
           <w:bCs/>
           <w:color w:val="1F4E79"/>
@@ -4355,46 +6191,27 @@
     </w:p>
     <w:tbl>
       <w:tblPr>
-        <w:tblStyle w:val="2"/>
         <w:tblW w:w="9026" w:type="dxa"/>
-        <w:tblInd w:w="0" w:type="dxa"/>
         <w:tblBorders>
-          <w:top w:val="single" w:color="9BB7D4" w:sz="4" w:space="0"/>
-          <w:left w:val="single" w:color="9BB7D4" w:sz="4" w:space="0"/>
-          <w:bottom w:val="single" w:color="9BB7D4" w:sz="4" w:space="0"/>
-          <w:right w:val="single" w:color="9BB7D4" w:sz="4" w:space="0"/>
-          <w:insideH w:val="single" w:color="9BB7D4" w:sz="4" w:space="0"/>
-          <w:insideV w:val="single" w:color="9BB7D4" w:sz="4" w:space="0"/>
+          <w:top w:val="single" w:sz="4" w:space="0" w:color="9BB7D4"/>
+          <w:left w:val="single" w:sz="4" w:space="0" w:color="9BB7D4"/>
+          <w:bottom w:val="single" w:sz="4" w:space="0" w:color="9BB7D4"/>
+          <w:right w:val="single" w:sz="4" w:space="0" w:color="9BB7D4"/>
+          <w:insideH w:val="single" w:sz="4" w:space="0" w:color="9BB7D4"/>
+          <w:insideV w:val="single" w:sz="4" w:space="0" w:color="9BB7D4"/>
         </w:tblBorders>
         <w:tblLayout w:type="fixed"/>
         <w:tblCellMar>
-          <w:top w:w="0" w:type="dxa"/>
           <w:left w:w="10" w:type="dxa"/>
-          <w:bottom w:w="0" w:type="dxa"/>
           <w:right w:w="10" w:type="dxa"/>
         </w:tblCellMar>
+        <w:tblLook w:val="04A0" w:firstRow="1" w:lastRow="0" w:firstColumn="1" w:lastColumn="0" w:noHBand="0" w:noVBand="1"/>
       </w:tblPr>
       <w:tblGrid>
         <w:gridCol w:w="1300"/>
         <w:gridCol w:w="7726"/>
       </w:tblGrid>
       <w:tr>
-        <w:tblPrEx>
-          <w:tblBorders>
-            <w:top w:val="single" w:color="9BB7D4" w:sz="4" w:space="0"/>
-            <w:left w:val="single" w:color="9BB7D4" w:sz="4" w:space="0"/>
-            <w:bottom w:val="single" w:color="9BB7D4" w:sz="4" w:space="0"/>
-            <w:right w:val="single" w:color="9BB7D4" w:sz="4" w:space="0"/>
-            <w:insideH w:val="single" w:color="9BB7D4" w:sz="4" w:space="0"/>
-            <w:insideV w:val="single" w:color="9BB7D4" w:sz="4" w:space="0"/>
-          </w:tblBorders>
-          <w:tblCellMar>
-            <w:top w:w="0" w:type="dxa"/>
-            <w:left w:w="10" w:type="dxa"/>
-            <w:bottom w:w="0" w:type="dxa"/>
-            <w:right w:w="10" w:type="dxa"/>
-          </w:tblCellMar>
-        </w:tblPrEx>
         <w:trPr>
           <w:cantSplit/>
           <w:tblHeader/>
@@ -4417,7 +6234,7 @@
             </w:pPr>
             <w:r>
               <w:rPr>
-                <w:rFonts w:ascii="Arial" w:hAnsi="Arial" w:eastAsia="微软雅黑" w:cs="Arial"/>
+                <w:rFonts w:ascii="Arial" w:eastAsia="微软雅黑" w:hAnsi="Arial" w:cs="Arial"/>
                 <w:b/>
                 <w:bCs/>
                 <w:color w:val="FFFFFF"/>
@@ -4446,7 +6263,7 @@
             </w:pPr>
             <w:r>
               <w:rPr>
-                <w:rFonts w:ascii="Arial" w:hAnsi="Arial" w:eastAsia="微软雅黑" w:cs="Arial"/>
+                <w:rFonts w:ascii="Arial" w:eastAsia="微软雅黑" w:hAnsi="Arial" w:cs="Arial"/>
                 <w:b/>
                 <w:bCs/>
                 <w:color w:val="FFFFFF"/>
@@ -4459,22 +6276,6 @@
         </w:tc>
       </w:tr>
       <w:tr>
-        <w:tblPrEx>
-          <w:tblBorders>
-            <w:top w:val="single" w:color="9BB7D4" w:sz="4" w:space="0"/>
-            <w:left w:val="single" w:color="9BB7D4" w:sz="4" w:space="0"/>
-            <w:bottom w:val="single" w:color="9BB7D4" w:sz="4" w:space="0"/>
-            <w:right w:val="single" w:color="9BB7D4" w:sz="4" w:space="0"/>
-            <w:insideH w:val="single" w:color="9BB7D4" w:sz="4" w:space="0"/>
-            <w:insideV w:val="single" w:color="9BB7D4" w:sz="4" w:space="0"/>
-          </w:tblBorders>
-          <w:tblCellMar>
-            <w:top w:w="0" w:type="dxa"/>
-            <w:left w:w="10" w:type="dxa"/>
-            <w:bottom w:w="0" w:type="dxa"/>
-            <w:right w:w="10" w:type="dxa"/>
-          </w:tblCellMar>
-        </w:tblPrEx>
         <w:trPr>
           <w:cantSplit/>
         </w:trPr>
@@ -4495,7 +6296,7 @@
             </w:pPr>
             <w:r>
               <w:rPr>
-                <w:rFonts w:ascii="Arial" w:hAnsi="Arial" w:eastAsia="微软雅黑" w:cs="Arial"/>
+                <w:rFonts w:ascii="Arial" w:eastAsia="微软雅黑" w:hAnsi="Arial" w:cs="Arial"/>
                 <w:b/>
                 <w:bCs/>
                 <w:sz w:val="20"/>
@@ -4522,32 +6323,32 @@
             </w:pPr>
             <w:r>
               <w:rPr>
-                <w:rFonts w:ascii="Arial" w:hAnsi="Arial" w:eastAsia="微软雅黑" w:cs="Arial"/>
-                <w:sz w:val="20"/>
-                <w:szCs w:val="20"/>
-              </w:rPr>
-              <w:t>新增 PAGE 翻页命令，完善串口命令提示</w:t>
+                <w:rFonts w:ascii="Arial" w:eastAsia="微软雅黑" w:hAnsi="Arial" w:cs="Arial"/>
+                <w:sz w:val="20"/>
+                <w:szCs w:val="20"/>
+              </w:rPr>
+              <w:t>新增</w:t>
+            </w:r>
+            <w:r>
+              <w:rPr>
+                <w:rFonts w:ascii="Arial" w:eastAsia="微软雅黑" w:hAnsi="Arial" w:cs="Arial"/>
+                <w:sz w:val="20"/>
+                <w:szCs w:val="20"/>
+              </w:rPr>
+              <w:t xml:space="preserve"> PAGE </w:t>
+            </w:r>
+            <w:r>
+              <w:rPr>
+                <w:rFonts w:ascii="Arial" w:eastAsia="微软雅黑" w:hAnsi="Arial" w:cs="Arial"/>
+                <w:sz w:val="20"/>
+                <w:szCs w:val="20"/>
+              </w:rPr>
+              <w:t>翻页命令，完善串口命令提示</w:t>
             </w:r>
           </w:p>
         </w:tc>
       </w:tr>
       <w:tr>
-        <w:tblPrEx>
-          <w:tblBorders>
-            <w:top w:val="single" w:color="9BB7D4" w:sz="4" w:space="0"/>
-            <w:left w:val="single" w:color="9BB7D4" w:sz="4" w:space="0"/>
-            <w:bottom w:val="single" w:color="9BB7D4" w:sz="4" w:space="0"/>
-            <w:right w:val="single" w:color="9BB7D4" w:sz="4" w:space="0"/>
-            <w:insideH w:val="single" w:color="9BB7D4" w:sz="4" w:space="0"/>
-            <w:insideV w:val="single" w:color="9BB7D4" w:sz="4" w:space="0"/>
-          </w:tblBorders>
-          <w:tblCellMar>
-            <w:top w:w="0" w:type="dxa"/>
-            <w:left w:w="10" w:type="dxa"/>
-            <w:bottom w:w="0" w:type="dxa"/>
-            <w:right w:w="10" w:type="dxa"/>
-          </w:tblCellMar>
-        </w:tblPrEx>
         <w:trPr>
           <w:cantSplit/>
         </w:trPr>
@@ -4568,7 +6369,7 @@
             </w:pPr>
             <w:r>
               <w:rPr>
-                <w:rFonts w:ascii="Arial" w:hAnsi="Arial" w:eastAsia="微软雅黑" w:cs="Arial"/>
+                <w:rFonts w:ascii="Arial" w:eastAsia="微软雅黑" w:hAnsi="Arial" w:cs="Arial"/>
                 <w:b/>
                 <w:bCs/>
                 <w:sz w:val="20"/>
@@ -4595,32 +6396,48 @@
             </w:pPr>
             <w:r>
               <w:rPr>
-                <w:rFonts w:ascii="Arial" w:hAnsi="Arial" w:eastAsia="微软雅黑" w:cs="Arial"/>
-                <w:sz w:val="20"/>
-                <w:szCs w:val="20"/>
-              </w:rPr>
-              <w:t>新增 SAVE / LOAD 命令，阈值、PWM、页码支持掉电保存与读取</w:t>
+                <w:rFonts w:ascii="Arial" w:eastAsia="微软雅黑" w:hAnsi="Arial" w:cs="Arial"/>
+                <w:sz w:val="20"/>
+                <w:szCs w:val="20"/>
+              </w:rPr>
+              <w:t>新增</w:t>
+            </w:r>
+            <w:r>
+              <w:rPr>
+                <w:rFonts w:ascii="Arial" w:eastAsia="微软雅黑" w:hAnsi="Arial" w:cs="Arial"/>
+                <w:sz w:val="20"/>
+                <w:szCs w:val="20"/>
+              </w:rPr>
+              <w:t xml:space="preserve"> SAVE / LOAD </w:t>
+            </w:r>
+            <w:r>
+              <w:rPr>
+                <w:rFonts w:ascii="Arial" w:eastAsia="微软雅黑" w:hAnsi="Arial" w:cs="Arial"/>
+                <w:sz w:val="20"/>
+                <w:szCs w:val="20"/>
+              </w:rPr>
+              <w:t>命令，阈值、</w:t>
+            </w:r>
+            <w:r>
+              <w:rPr>
+                <w:rFonts w:ascii="Arial" w:eastAsia="微软雅黑" w:hAnsi="Arial" w:cs="Arial"/>
+                <w:sz w:val="20"/>
+                <w:szCs w:val="20"/>
+              </w:rPr>
+              <w:t>PWM</w:t>
+            </w:r>
+            <w:r>
+              <w:rPr>
+                <w:rFonts w:ascii="Arial" w:eastAsia="微软雅黑" w:hAnsi="Arial" w:cs="Arial"/>
+                <w:sz w:val="20"/>
+                <w:szCs w:val="20"/>
+              </w:rPr>
+              <w:t>、页码支持掉电保存与读取</w:t>
             </w:r>
           </w:p>
         </w:tc>
       </w:tr>
       <w:tr>
-        <w:tblPrEx>
-          <w:tblBorders>
-            <w:top w:val="single" w:color="9BB7D4" w:sz="4" w:space="0"/>
-            <w:left w:val="single" w:color="9BB7D4" w:sz="4" w:space="0"/>
-            <w:bottom w:val="single" w:color="9BB7D4" w:sz="4" w:space="0"/>
-            <w:right w:val="single" w:color="9BB7D4" w:sz="4" w:space="0"/>
-            <w:insideH w:val="single" w:color="9BB7D4" w:sz="4" w:space="0"/>
-            <w:insideV w:val="single" w:color="9BB7D4" w:sz="4" w:space="0"/>
-          </w:tblBorders>
-          <w:tblCellMar>
-            <w:top w:w="0" w:type="dxa"/>
-            <w:left w:w="10" w:type="dxa"/>
-            <w:bottom w:w="0" w:type="dxa"/>
-            <w:right w:w="10" w:type="dxa"/>
-          </w:tblCellMar>
-        </w:tblPrEx>
         <w:trPr>
           <w:cantSplit/>
         </w:trPr>
@@ -4641,7 +6458,7 @@
             </w:pPr>
             <w:r>
               <w:rPr>
-                <w:rFonts w:ascii="Arial" w:hAnsi="Arial" w:eastAsia="微软雅黑" w:cs="Arial"/>
+                <w:rFonts w:ascii="Arial" w:eastAsia="微软雅黑" w:hAnsi="Arial" w:cs="Arial"/>
                 <w:b/>
                 <w:bCs/>
                 <w:sz w:val="20"/>
@@ -4668,32 +6485,32 @@
             </w:pPr>
             <w:r>
               <w:rPr>
-                <w:rFonts w:ascii="Arial" w:hAnsi="Arial" w:eastAsia="微软雅黑" w:cs="Arial"/>
-                <w:sz w:val="20"/>
-                <w:szCs w:val="20"/>
-              </w:rPr>
-              <w:t>优化 3 路电压多通道显示排版</w:t>
+                <w:rFonts w:ascii="Arial" w:eastAsia="微软雅黑" w:hAnsi="Arial" w:cs="Arial"/>
+                <w:sz w:val="20"/>
+                <w:szCs w:val="20"/>
+              </w:rPr>
+              <w:t>优化</w:t>
+            </w:r>
+            <w:r>
+              <w:rPr>
+                <w:rFonts w:ascii="Arial" w:eastAsia="微软雅黑" w:hAnsi="Arial" w:cs="Arial"/>
+                <w:sz w:val="20"/>
+                <w:szCs w:val="20"/>
+              </w:rPr>
+              <w:t xml:space="preserve"> 3 </w:t>
+            </w:r>
+            <w:r>
+              <w:rPr>
+                <w:rFonts w:ascii="Arial" w:eastAsia="微软雅黑" w:hAnsi="Arial" w:cs="Arial"/>
+                <w:sz w:val="20"/>
+                <w:szCs w:val="20"/>
+              </w:rPr>
+              <w:t>路电压多通道显示排版</w:t>
             </w:r>
           </w:p>
         </w:tc>
       </w:tr>
       <w:tr>
-        <w:tblPrEx>
-          <w:tblBorders>
-            <w:top w:val="single" w:color="9BB7D4" w:sz="4" w:space="0"/>
-            <w:left w:val="single" w:color="9BB7D4" w:sz="4" w:space="0"/>
-            <w:bottom w:val="single" w:color="9BB7D4" w:sz="4" w:space="0"/>
-            <w:right w:val="single" w:color="9BB7D4" w:sz="4" w:space="0"/>
-            <w:insideH w:val="single" w:color="9BB7D4" w:sz="4" w:space="0"/>
-            <w:insideV w:val="single" w:color="9BB7D4" w:sz="4" w:space="0"/>
-          </w:tblBorders>
-          <w:tblCellMar>
-            <w:top w:w="0" w:type="dxa"/>
-            <w:left w:w="10" w:type="dxa"/>
-            <w:bottom w:w="0" w:type="dxa"/>
-            <w:right w:w="10" w:type="dxa"/>
-          </w:tblCellMar>
-        </w:tblPrEx>
         <w:trPr>
           <w:cantSplit/>
         </w:trPr>
@@ -4714,7 +6531,7 @@
             </w:pPr>
             <w:r>
               <w:rPr>
-                <w:rFonts w:ascii="Arial" w:hAnsi="Arial" w:eastAsia="微软雅黑" w:cs="Arial"/>
+                <w:rFonts w:ascii="Arial" w:eastAsia="微软雅黑" w:hAnsi="Arial" w:cs="Arial"/>
                 <w:b/>
                 <w:bCs/>
                 <w:sz w:val="20"/>
@@ -4741,32 +6558,48 @@
             </w:pPr>
             <w:r>
               <w:rPr>
-                <w:rFonts w:ascii="Arial" w:hAnsi="Arial" w:eastAsia="微软雅黑" w:cs="Arial"/>
-                <w:sz w:val="20"/>
-                <w:szCs w:val="20"/>
-              </w:rPr>
-              <w:t>新增 DHT11 温湿度模块与第 3 页显示</w:t>
+                <w:rFonts w:ascii="Arial" w:eastAsia="微软雅黑" w:hAnsi="Arial" w:cs="Arial"/>
+                <w:sz w:val="20"/>
+                <w:szCs w:val="20"/>
+              </w:rPr>
+              <w:t>新增</w:t>
+            </w:r>
+            <w:r>
+              <w:rPr>
+                <w:rFonts w:ascii="Arial" w:eastAsia="微软雅黑" w:hAnsi="Arial" w:cs="Arial"/>
+                <w:sz w:val="20"/>
+                <w:szCs w:val="20"/>
+              </w:rPr>
+              <w:t xml:space="preserve"> DHT11 </w:t>
+            </w:r>
+            <w:r>
+              <w:rPr>
+                <w:rFonts w:ascii="Arial" w:eastAsia="微软雅黑" w:hAnsi="Arial" w:cs="Arial"/>
+                <w:sz w:val="20"/>
+                <w:szCs w:val="20"/>
+              </w:rPr>
+              <w:t>温湿度模块与第</w:t>
+            </w:r>
+            <w:r>
+              <w:rPr>
+                <w:rFonts w:ascii="Arial" w:eastAsia="微软雅黑" w:hAnsi="Arial" w:cs="Arial"/>
+                <w:sz w:val="20"/>
+                <w:szCs w:val="20"/>
+              </w:rPr>
+              <w:t xml:space="preserve"> 3 </w:t>
+            </w:r>
+            <w:r>
+              <w:rPr>
+                <w:rFonts w:ascii="Arial" w:eastAsia="微软雅黑" w:hAnsi="Arial" w:cs="Arial"/>
+                <w:sz w:val="20"/>
+                <w:szCs w:val="20"/>
+              </w:rPr>
+              <w:t>页显示</w:t>
             </w:r>
           </w:p>
         </w:tc>
       </w:tr>
       <w:tr>
-        <w:tblPrEx>
-          <w:tblBorders>
-            <w:top w:val="single" w:color="9BB7D4" w:sz="4" w:space="0"/>
-            <w:left w:val="single" w:color="9BB7D4" w:sz="4" w:space="0"/>
-            <w:bottom w:val="single" w:color="9BB7D4" w:sz="4" w:space="0"/>
-            <w:right w:val="single" w:color="9BB7D4" w:sz="4" w:space="0"/>
-            <w:insideH w:val="single" w:color="9BB7D4" w:sz="4" w:space="0"/>
-            <w:insideV w:val="single" w:color="9BB7D4" w:sz="4" w:space="0"/>
-          </w:tblBorders>
-          <w:tblCellMar>
-            <w:top w:w="0" w:type="dxa"/>
-            <w:left w:w="10" w:type="dxa"/>
-            <w:bottom w:w="0" w:type="dxa"/>
-            <w:right w:w="10" w:type="dxa"/>
-          </w:tblCellMar>
-        </w:tblPrEx>
         <w:trPr>
           <w:cantSplit/>
         </w:trPr>
@@ -4787,7 +6620,7 @@
             </w:pPr>
             <w:r>
               <w:rPr>
-                <w:rFonts w:ascii="Arial" w:hAnsi="Arial" w:eastAsia="微软雅黑" w:cs="Arial"/>
+                <w:rFonts w:ascii="Arial" w:eastAsia="微软雅黑" w:hAnsi="Arial" w:cs="Arial"/>
                 <w:b/>
                 <w:bCs/>
                 <w:sz w:val="20"/>
@@ -4814,32 +6647,40 @@
             </w:pPr>
             <w:r>
               <w:rPr>
-                <w:rFonts w:ascii="Arial" w:hAnsi="Arial" w:eastAsia="微软雅黑" w:cs="Arial"/>
-                <w:sz w:val="20"/>
-                <w:szCs w:val="20"/>
-              </w:rPr>
-              <w:t>新增 LED1 阈值报警；命令严格校验，任意一条错误即返回 ERROR ORDER</w:t>
+                <w:rFonts w:ascii="Arial" w:eastAsia="微软雅黑" w:hAnsi="Arial" w:cs="Arial"/>
+                <w:sz w:val="20"/>
+                <w:szCs w:val="20"/>
+              </w:rPr>
+              <w:t>新增</w:t>
+            </w:r>
+            <w:r>
+              <w:rPr>
+                <w:rFonts w:ascii="Arial" w:eastAsia="微软雅黑" w:hAnsi="Arial" w:cs="Arial"/>
+                <w:sz w:val="20"/>
+                <w:szCs w:val="20"/>
+              </w:rPr>
+              <w:t xml:space="preserve"> LED1 </w:t>
+            </w:r>
+            <w:r>
+              <w:rPr>
+                <w:rFonts w:ascii="Arial" w:eastAsia="微软雅黑" w:hAnsi="Arial" w:cs="Arial"/>
+                <w:sz w:val="20"/>
+                <w:szCs w:val="20"/>
+              </w:rPr>
+              <w:t>阈值报警；命令严格校验，任意一条错误即返回</w:t>
+            </w:r>
+            <w:r>
+              <w:rPr>
+                <w:rFonts w:ascii="Arial" w:eastAsia="微软雅黑" w:hAnsi="Arial" w:cs="Arial"/>
+                <w:sz w:val="20"/>
+                <w:szCs w:val="20"/>
+              </w:rPr>
+              <w:t xml:space="preserve"> ERROR ORDER</w:t>
             </w:r>
           </w:p>
         </w:tc>
       </w:tr>
       <w:tr>
-        <w:tblPrEx>
-          <w:tblBorders>
-            <w:top w:val="single" w:color="9BB7D4" w:sz="4" w:space="0"/>
-            <w:left w:val="single" w:color="9BB7D4" w:sz="4" w:space="0"/>
-            <w:bottom w:val="single" w:color="9BB7D4" w:sz="4" w:space="0"/>
-            <w:right w:val="single" w:color="9BB7D4" w:sz="4" w:space="0"/>
-            <w:insideH w:val="single" w:color="9BB7D4" w:sz="4" w:space="0"/>
-            <w:insideV w:val="single" w:color="9BB7D4" w:sz="4" w:space="0"/>
-          </w:tblBorders>
-          <w:tblCellMar>
-            <w:top w:w="0" w:type="dxa"/>
-            <w:left w:w="10" w:type="dxa"/>
-            <w:bottom w:w="0" w:type="dxa"/>
-            <w:right w:w="10" w:type="dxa"/>
-          </w:tblCellMar>
-        </w:tblPrEx>
         <w:trPr>
           <w:cantSplit/>
         </w:trPr>
@@ -4860,7 +6701,7 @@
             </w:pPr>
             <w:r>
               <w:rPr>
-                <w:rFonts w:ascii="Arial" w:hAnsi="Arial" w:eastAsia="微软雅黑" w:cs="Arial"/>
+                <w:rFonts w:ascii="Arial" w:eastAsia="微软雅黑" w:hAnsi="Arial" w:cs="Arial"/>
                 <w:b/>
                 <w:bCs/>
                 <w:sz w:val="20"/>
@@ -4887,11 +6728,75 @@
             </w:pPr>
             <w:r>
               <w:rPr>
-                <w:rFonts w:ascii="Arial" w:hAnsi="Arial" w:eastAsia="微软雅黑" w:cs="Arial"/>
-                <w:sz w:val="20"/>
-                <w:szCs w:val="20"/>
-              </w:rPr>
-              <w:t>串口打印改为 DMA 发送并引入环形队列；命令表数量随表项自适应；ADC 改为循环模式 + 半传输 / 完成双中断处理</w:t>
+                <w:rFonts w:ascii="Arial" w:eastAsia="微软雅黑" w:hAnsi="Arial" w:cs="Arial"/>
+                <w:sz w:val="20"/>
+                <w:szCs w:val="20"/>
+              </w:rPr>
+              <w:t>串口打印改为</w:t>
+            </w:r>
+            <w:r>
+              <w:rPr>
+                <w:rFonts w:ascii="Arial" w:eastAsia="微软雅黑" w:hAnsi="Arial" w:cs="Arial"/>
+                <w:sz w:val="20"/>
+                <w:szCs w:val="20"/>
+              </w:rPr>
+              <w:t xml:space="preserve"> DMA </w:t>
+            </w:r>
+            <w:r>
+              <w:rPr>
+                <w:rFonts w:ascii="Arial" w:eastAsia="微软雅黑" w:hAnsi="Arial" w:cs="Arial"/>
+                <w:sz w:val="20"/>
+                <w:szCs w:val="20"/>
+              </w:rPr>
+              <w:t>发送并引入环形队列；命令表数量随表项自适应；</w:t>
+            </w:r>
+            <w:r>
+              <w:rPr>
+                <w:rFonts w:ascii="Arial" w:eastAsia="微软雅黑" w:hAnsi="Arial" w:cs="Arial"/>
+                <w:sz w:val="20"/>
+                <w:szCs w:val="20"/>
+              </w:rPr>
+              <w:t xml:space="preserve">ADC </w:t>
+            </w:r>
+            <w:r>
+              <w:rPr>
+                <w:rFonts w:ascii="Arial" w:eastAsia="微软雅黑" w:hAnsi="Arial" w:cs="Arial"/>
+                <w:sz w:val="20"/>
+                <w:szCs w:val="20"/>
+              </w:rPr>
+              <w:t>改为循环模式</w:t>
+            </w:r>
+            <w:r>
+              <w:rPr>
+                <w:rFonts w:ascii="Arial" w:eastAsia="微软雅黑" w:hAnsi="Arial" w:cs="Arial"/>
+                <w:sz w:val="20"/>
+                <w:szCs w:val="20"/>
+              </w:rPr>
+              <w:t xml:space="preserve"> + </w:t>
+            </w:r>
+            <w:r>
+              <w:rPr>
+                <w:rFonts w:ascii="Arial" w:eastAsia="微软雅黑" w:hAnsi="Arial" w:cs="Arial"/>
+                <w:sz w:val="20"/>
+                <w:szCs w:val="20"/>
+              </w:rPr>
+              <w:t>半传输</w:t>
+            </w:r>
+            <w:r>
+              <w:rPr>
+                <w:rFonts w:ascii="Arial" w:eastAsia="微软雅黑" w:hAnsi="Arial" w:cs="Arial"/>
+                <w:sz w:val="20"/>
+                <w:szCs w:val="20"/>
+              </w:rPr>
+              <w:t xml:space="preserve"> / </w:t>
+            </w:r>
+            <w:r>
+              <w:rPr>
+                <w:rFonts w:ascii="Arial" w:eastAsia="微软雅黑" w:hAnsi="Arial" w:cs="Arial"/>
+                <w:sz w:val="20"/>
+                <w:szCs w:val="20"/>
+              </w:rPr>
+              <w:t>完成双中断处理</w:t>
             </w:r>
           </w:p>
         </w:tc>
@@ -4899,52 +6804,97 @@
     </w:tbl>
     <w:p>
       <w:pPr>
-        <w:spacing w:before="0" w:after="80"/>
+        <w:spacing w:after="80"/>
       </w:pPr>
     </w:p>
     <w:p>
       <w:pPr>
-        <w:spacing w:before="0" w:after="0" w:line="336" w:lineRule="auto"/>
+        <w:spacing w:line="336" w:lineRule="auto"/>
       </w:pPr>
       <w:r>
         <w:rPr>
-          <w:rFonts w:ascii="Arial" w:hAnsi="Arial" w:eastAsia="微软雅黑" w:cs="Arial"/>
+          <w:rFonts w:ascii="Arial" w:eastAsia="微软雅黑" w:hAnsi="Arial" w:cs="Arial"/>
           <w:color w:val="595959"/>
           <w:sz w:val="19"/>
           <w:szCs w:val="19"/>
         </w:rPr>
-        <w:t>注：历次版本代码快照随附于工程 archive 目录。</w:t>
+        <w:t>注：历次版本代码快照随附于工程</w:t>
+      </w:r>
+      <w:r>
+        <w:rPr>
+          <w:rFonts w:ascii="Arial" w:eastAsia="微软雅黑" w:hAnsi="Arial" w:cs="Arial"/>
+          <w:color w:val="595959"/>
+          <w:sz w:val="19"/>
+          <w:szCs w:val="19"/>
+        </w:rPr>
+        <w:t xml:space="preserve"> archive </w:t>
+      </w:r>
+      <w:r>
+        <w:rPr>
+          <w:rFonts w:ascii="Arial" w:eastAsia="微软雅黑" w:hAnsi="Arial" w:cs="Arial"/>
+          <w:color w:val="595959"/>
+          <w:sz w:val="19"/>
+          <w:szCs w:val="19"/>
+        </w:rPr>
+        <w:t>目录。</w:t>
       </w:r>
     </w:p>
     <w:sectPr>
-      <w:footerReference r:id="rId3" w:type="default"/>
+      <w:footerReference w:type="default" r:id="rId6"/>
       <w:pgSz w:w="11906" w:h="16838"/>
       <w:pgMar w:top="1440" w:right="1440" w:bottom="1440" w:left="1440" w:header="720" w:footer="720" w:gutter="0"/>
-      <w:cols w:space="720" w:num="1"/>
+      <w:cols w:space="720"/>
     </w:sectPr>
   </w:body>
 </w:document>
 </file>
 
+<file path=word/endnotes.xml><?xml version="1.0" encoding="utf-8"?>
+<w:endnotes xmlns:wpc="http://schemas.microsoft.com/office/word/2010/wordprocessingCanvas" xmlns:cx="http://schemas.microsoft.com/office/drawing/2014/chartex" xmlns:cx1="http://schemas.microsoft.com/office/drawing/2015/9/8/chartex" xmlns:cx2="http://schemas.microsoft.com/office/drawing/2015/10/21/chartex" xmlns:cx3="http://schemas.microsoft.com/office/drawing/2016/5/9/chartex" xmlns:cx4="http://schemas.microsoft.com/office/drawing/2016/5/10/chartex" xmlns:cx5="http://schemas.microsoft.com/office/drawing/2016/5/11/chartex" xmlns:cx6="http://schemas.microsoft.com/office/drawing/2016/5/12/chartex" xmlns:cx7="http://schemas.microsoft.com/office/drawing/2016/5/13/chartex" xmlns:cx8="http://schemas.microsoft.com/office/drawing/2016/5/14/chartex" xmlns:mc="http://schemas.openxmlformats.org/markup-compatibility/2006" xmlns:aink="http://schemas.microsoft.com/office/drawing/2016/ink" xmlns:am3d="http://schemas.microsoft.com/office/drawing/2017/model3d" xmlns:o="urn:schemas-microsoft-com:office:office" xmlns:oel="http://schemas.microsoft.com/office/2019/extlst" xmlns:r="http://schemas.openxmlformats.org/officeDocument/2006/relationships" xmlns:m="http://schemas.openxmlformats.org/officeDocument/2006/math" xmlns:v="urn:schemas-microsoft-com:vml" xmlns:wp14="http://schemas.microsoft.com/office/word/2010/wordprocessingDrawing" xmlns:wp="http://schemas.openxmlformats.org/drawingml/2006/wordprocessingDrawing" xmlns:w10="urn:schemas-microsoft-com:office:word" xmlns:w="http://schemas.openxmlformats.org/wordprocessingml/2006/main" xmlns:w14="http://schemas.microsoft.com/office/word/2010/wordml" xmlns:w15="http://schemas.microsoft.com/office/word/2012/wordml" xmlns:w16cex="http://schemas.microsoft.com/office/word/2018/wordml/cex" xmlns:w16cid="http://schemas.microsoft.com/office/word/2016/wordml/cid" xmlns:w16="http://schemas.microsoft.com/office/word/2018/wordml" xmlns:w16du="http://schemas.microsoft.com/office/word/2023/wordml/word16du" xmlns:w16sdtdh="http://schemas.microsoft.com/office/word/2020/wordml/sdtdatahash" xmlns:w16sdtfl="http://schemas.microsoft.com/office/word/2024/wordml/sdtformatlock" xmlns:w16se="http://schemas.microsoft.com/office/word/2015/wordml/symex" xmlns:wpg="http://schemas.microsoft.com/office/word/2010/wordprocessingGroup" xmlns:wpi="http://schemas.microsoft.com/office/word/2010/wordprocessingInk" xmlns:wne="http://schemas.microsoft.com/office/word/2006/wordml" xmlns:wps="http://schemas.microsoft.com/office/word/2010/wordprocessingShape" mc:Ignorable="w14 w15 w16se w16cid w16 w16cex w16sdtdh w16sdtfl w16du wp14">
+  <w:endnote w:type="separator" w:id="-1">
+    <w:p>
+      <w:r>
+        <w:separator/>
+      </w:r>
+    </w:p>
+  </w:endnote>
+  <w:endnote w:type="continuationSeparator" w:id="0">
+    <w:p>
+      <w:r>
+        <w:continuationSeparator/>
+      </w:r>
+    </w:p>
+  </w:endnote>
+</w:endnotes>
+</file>
+
 <file path=word/footer1.xml><?xml version="1.0" encoding="utf-8"?>
-<w:ftr xmlns:wpc="http://schemas.microsoft.com/office/word/2010/wordprocessingCanvas" xmlns:mc="http://schemas.openxmlformats.org/markup-compatibility/2006" xmlns:o="urn:schemas-microsoft-com:office:office" xmlns:r="http://schemas.openxmlformats.org/officeDocument/2006/relationships" xmlns:m="http://schemas.openxmlformats.org/officeDocument/2006/math" xmlns:v="urn:schemas-microsoft-com:vml" xmlns:wp14="http://schemas.microsoft.com/office/word/2010/wordprocessingDrawing" xmlns:wp="http://schemas.openxmlformats.org/drawingml/2006/wordprocessingDrawing" xmlns:w10="urn:schemas-microsoft-com:office:word" xmlns:w="http://schemas.openxmlformats.org/wordprocessingml/2006/main" xmlns:w14="http://schemas.microsoft.com/office/word/2010/wordml" xmlns:w15="http://schemas.microsoft.com/office/word/2012/wordml" xmlns:wpg="http://schemas.microsoft.com/office/word/2010/wordprocessingGroup" xmlns:wpi="http://schemas.microsoft.com/office/word/2010/wordprocessingInk" xmlns:wne="http://schemas.microsoft.com/office/word/2006/wordml" xmlns:wps="http://schemas.microsoft.com/office/word/2010/wordprocessingShape" xmlns:wpsCustomData="http://www.wps.cn/officeDocument/2013/wpsCustomData" mc:Ignorable="w14 w15 wp14">
+<w:ftr xmlns:wpc="http://schemas.microsoft.com/office/word/2010/wordprocessingCanvas" xmlns:cx="http://schemas.microsoft.com/office/drawing/2014/chartex" xmlns:cx1="http://schemas.microsoft.com/office/drawing/2015/9/8/chartex" xmlns:cx2="http://schemas.microsoft.com/office/drawing/2015/10/21/chartex" xmlns:cx3="http://schemas.microsoft.com/office/drawing/2016/5/9/chartex" xmlns:cx4="http://schemas.microsoft.com/office/drawing/2016/5/10/chartex" xmlns:cx5="http://schemas.microsoft.com/office/drawing/2016/5/11/chartex" xmlns:cx6="http://schemas.microsoft.com/office/drawing/2016/5/12/chartex" xmlns:cx7="http://schemas.microsoft.com/office/drawing/2016/5/13/chartex" xmlns:cx8="http://schemas.microsoft.com/office/drawing/2016/5/14/chartex" xmlns:mc="http://schemas.openxmlformats.org/markup-compatibility/2006" xmlns:aink="http://schemas.microsoft.com/office/drawing/2016/ink" xmlns:am3d="http://schemas.microsoft.com/office/drawing/2017/model3d" xmlns:o="urn:schemas-microsoft-com:office:office" xmlns:oel="http://schemas.microsoft.com/office/2019/extlst" xmlns:r="http://schemas.openxmlformats.org/officeDocument/2006/relationships" xmlns:m="http://schemas.openxmlformats.org/officeDocument/2006/math" xmlns:v="urn:schemas-microsoft-com:vml" xmlns:wp14="http://schemas.microsoft.com/office/word/2010/wordprocessingDrawing" xmlns:wp="http://schemas.openxmlformats.org/drawingml/2006/wordprocessingDrawing" xmlns:w10="urn:schemas-microsoft-com:office:word" xmlns:w="http://schemas.openxmlformats.org/wordprocessingml/2006/main" xmlns:w14="http://schemas.microsoft.com/office/word/2010/wordml" xmlns:w15="http://schemas.microsoft.com/office/word/2012/wordml" xmlns:w16cex="http://schemas.microsoft.com/office/word/2018/wordml/cex" xmlns:w16cid="http://schemas.microsoft.com/office/word/2016/wordml/cid" xmlns:w16="http://schemas.microsoft.com/office/word/2018/wordml" xmlns:w16du="http://schemas.microsoft.com/office/word/2023/wordml/word16du" xmlns:w16sdtdh="http://schemas.microsoft.com/office/word/2020/wordml/sdtdatahash" xmlns:w16sdtfl="http://schemas.microsoft.com/office/word/2024/wordml/sdtformatlock" xmlns:w16se="http://schemas.microsoft.com/office/word/2015/wordml/symex" xmlns:wpg="http://schemas.microsoft.com/office/word/2010/wordprocessingGroup" xmlns:wpi="http://schemas.microsoft.com/office/word/2010/wordprocessingInk" xmlns:wne="http://schemas.microsoft.com/office/word/2006/wordml" xmlns:wps="http://schemas.microsoft.com/office/word/2010/wordprocessingShape" mc:Ignorable="w14 w15 w16se w16cid w16 w16cex w16sdtdh w16sdtfl w16du wp14">
   <w:p>
     <w:pPr>
-      <w:spacing w:after="0" w:line="240" w:lineRule="auto"/>
       <w:jc w:val="center"/>
     </w:pPr>
     <w:r>
       <w:rPr>
-        <w:rFonts w:ascii="Arial" w:hAnsi="Arial" w:eastAsia="微软雅黑" w:cs="Arial"/>
+        <w:rFonts w:ascii="Arial" w:eastAsia="微软雅黑" w:hAnsi="Arial" w:cs="Arial"/>
         <w:color w:val="595959"/>
         <w:sz w:val="18"/>
         <w:szCs w:val="18"/>
       </w:rPr>
-      <w:t xml:space="preserve">第 </w:t>
+      <w:t>第</w:t>
     </w:r>
     <w:r>
       <w:rPr>
-        <w:rFonts w:ascii="Arial" w:hAnsi="Arial" w:eastAsia="微软雅黑"/>
+        <w:rFonts w:ascii="Arial" w:eastAsia="微软雅黑" w:hAnsi="Arial" w:cs="Arial"/>
+        <w:color w:val="595959"/>
+        <w:sz w:val="18"/>
+        <w:szCs w:val="18"/>
+      </w:rPr>
+      <w:t xml:space="preserve"> </w:t>
+    </w:r>
+    <w:r>
+      <w:rPr>
+        <w:rFonts w:ascii="Arial" w:eastAsia="微软雅黑" w:hAnsi="Arial"/>
         <w:color w:val="595959"/>
         <w:sz w:val="18"/>
       </w:rPr>
@@ -4952,7 +6902,7 @@
     </w:r>
     <w:r>
       <w:rPr>
-        <w:rFonts w:ascii="Arial" w:hAnsi="Arial" w:eastAsia="微软雅黑"/>
+        <w:rFonts w:ascii="Arial" w:eastAsia="微软雅黑" w:hAnsi="Arial"/>
         <w:color w:val="595959"/>
         <w:sz w:val="18"/>
       </w:rPr>
@@ -4960,7 +6910,24 @@
     </w:r>
     <w:r>
       <w:rPr>
-        <w:rFonts w:ascii="Arial" w:hAnsi="Arial" w:eastAsia="微软雅黑"/>
+        <w:rFonts w:ascii="Arial" w:eastAsia="微软雅黑" w:hAnsi="Arial"/>
+        <w:color w:val="595959"/>
+        <w:sz w:val="18"/>
+      </w:rPr>
+      <w:fldChar w:fldCharType="separate"/>
+    </w:r>
+    <w:r>
+      <w:rPr>
+        <w:rFonts w:ascii="Arial" w:eastAsia="微软雅黑" w:hAnsi="Arial"/>
+        <w:noProof/>
+        <w:color w:val="595959"/>
+        <w:sz w:val="18"/>
+      </w:rPr>
+      <w:t>1</w:t>
+    </w:r>
+    <w:r>
+      <w:rPr>
+        <w:rFonts w:ascii="Arial" w:eastAsia="微软雅黑" w:hAnsi="Arial"/>
         <w:color w:val="595959"/>
         <w:sz w:val="18"/>
       </w:rPr>
@@ -4968,281 +6935,347 @@
     </w:r>
     <w:r>
       <w:rPr>
-        <w:rFonts w:ascii="Arial" w:hAnsi="Arial" w:eastAsia="微软雅黑" w:cs="Arial"/>
+        <w:rFonts w:ascii="Arial" w:eastAsia="微软雅黑" w:hAnsi="Arial" w:cs="Arial"/>
         <w:color w:val="595959"/>
         <w:sz w:val="18"/>
         <w:szCs w:val="18"/>
       </w:rPr>
-      <w:t xml:space="preserve"> 页</w:t>
+      <w:t xml:space="preserve"> </w:t>
+    </w:r>
+    <w:r>
+      <w:rPr>
+        <w:rFonts w:ascii="Arial" w:eastAsia="微软雅黑" w:hAnsi="Arial" w:cs="Arial"/>
+        <w:color w:val="595959"/>
+        <w:sz w:val="18"/>
+        <w:szCs w:val="18"/>
+      </w:rPr>
+      <w:t>页</w:t>
     </w:r>
   </w:p>
 </w:ftr>
 </file>
 
+<file path=word/footnotes.xml><?xml version="1.0" encoding="utf-8"?>
+<w:footnotes xmlns:wpc="http://schemas.microsoft.com/office/word/2010/wordprocessingCanvas" xmlns:cx="http://schemas.microsoft.com/office/drawing/2014/chartex" xmlns:cx1="http://schemas.microsoft.com/office/drawing/2015/9/8/chartex" xmlns:cx2="http://schemas.microsoft.com/office/drawing/2015/10/21/chartex" xmlns:cx3="http://schemas.microsoft.com/office/drawing/2016/5/9/chartex" xmlns:cx4="http://schemas.microsoft.com/office/drawing/2016/5/10/chartex" xmlns:cx5="http://schemas.microsoft.com/office/drawing/2016/5/11/chartex" xmlns:cx6="http://schemas.microsoft.com/office/drawing/2016/5/12/chartex" xmlns:cx7="http://schemas.microsoft.com/office/drawing/2016/5/13/chartex" xmlns:cx8="http://schemas.microsoft.com/office/drawing/2016/5/14/chartex" xmlns:mc="http://schemas.openxmlformats.org/markup-compatibility/2006" xmlns:aink="http://schemas.microsoft.com/office/drawing/2016/ink" xmlns:am3d="http://schemas.microsoft.com/office/drawing/2017/model3d" xmlns:o="urn:schemas-microsoft-com:office:office" xmlns:oel="http://schemas.microsoft.com/office/2019/extlst" xmlns:r="http://schemas.openxmlformats.org/officeDocument/2006/relationships" xmlns:m="http://schemas.openxmlformats.org/officeDocument/2006/math" xmlns:v="urn:schemas-microsoft-com:vml" xmlns:wp14="http://schemas.microsoft.com/office/word/2010/wordprocessingDrawing" xmlns:wp="http://schemas.openxmlformats.org/drawingml/2006/wordprocessingDrawing" xmlns:w10="urn:schemas-microsoft-com:office:word" xmlns:w="http://schemas.openxmlformats.org/wordprocessingml/2006/main" xmlns:w14="http://schemas.microsoft.com/office/word/2010/wordml" xmlns:w15="http://schemas.microsoft.com/office/word/2012/wordml" xmlns:w16cex="http://schemas.microsoft.com/office/word/2018/wordml/cex" xmlns:w16cid="http://schemas.microsoft.com/office/word/2016/wordml/cid" xmlns:w16="http://schemas.microsoft.com/office/word/2018/wordml" xmlns:w16du="http://schemas.microsoft.com/office/word/2023/wordml/word16du" xmlns:w16sdtdh="http://schemas.microsoft.com/office/word/2020/wordml/sdtdatahash" xmlns:w16sdtfl="http://schemas.microsoft.com/office/word/2024/wordml/sdtformatlock" xmlns:w16se="http://schemas.microsoft.com/office/word/2015/wordml/symex" xmlns:wpg="http://schemas.microsoft.com/office/word/2010/wordprocessingGroup" xmlns:wpi="http://schemas.microsoft.com/office/word/2010/wordprocessingInk" xmlns:wne="http://schemas.microsoft.com/office/word/2006/wordml" xmlns:wps="http://schemas.microsoft.com/office/word/2010/wordprocessingShape" mc:Ignorable="w14 w15 w16se w16cid w16 w16cex w16sdtdh w16sdtfl w16du wp14">
+  <w:footnote w:type="separator" w:id="-1">
+    <w:p>
+      <w:r>
+        <w:separator/>
+      </w:r>
+    </w:p>
+  </w:footnote>
+  <w:footnote w:type="continuationSeparator" w:id="0">
+    <w:p>
+      <w:r>
+        <w:continuationSeparator/>
+      </w:r>
+    </w:p>
+  </w:footnote>
+</w:footnotes>
+</file>
+
 <file path=word/styles.xml><?xml version="1.0" encoding="utf-8"?>
-<w:styles xmlns:mc="http://schemas.openxmlformats.org/markup-compatibility/2006" xmlns:o="urn:schemas-microsoft-com:office:office" xmlns:r="http://schemas.openxmlformats.org/officeDocument/2006/relationships" xmlns:m="http://schemas.openxmlformats.org/officeDocument/2006/math" xmlns:v="urn:schemas-microsoft-com:vml" xmlns:w="http://schemas.openxmlformats.org/wordprocessingml/2006/main" xmlns:w14="http://schemas.microsoft.com/office/word/2010/wordml" xmlns:w10="urn:schemas-microsoft-com:office:word" xmlns:sl="http://schemas.openxmlformats.org/schemaLibrary/2006/main" xmlns:wpsCustomData="http://www.wps.cn/officeDocument/2013/wpsCustomData" mc:Ignorable="w14">
+<w:styles xmlns:mc="http://schemas.openxmlformats.org/markup-compatibility/2006" xmlns:r="http://schemas.openxmlformats.org/officeDocument/2006/relationships" xmlns:w="http://schemas.openxmlformats.org/wordprocessingml/2006/main" xmlns:w14="http://schemas.microsoft.com/office/word/2010/wordml" xmlns:w15="http://schemas.microsoft.com/office/word/2012/wordml" xmlns:w16cex="http://schemas.microsoft.com/office/word/2018/wordml/cex" xmlns:w16cid="http://schemas.microsoft.com/office/word/2016/wordml/cid" xmlns:w16="http://schemas.microsoft.com/office/word/2018/wordml" xmlns:w16du="http://schemas.microsoft.com/office/word/2023/wordml/word16du" xmlns:w16sdtdh="http://schemas.microsoft.com/office/word/2020/wordml/sdtdatahash" xmlns:w16sdtfl="http://schemas.microsoft.com/office/word/2024/wordml/sdtformatlock" xmlns:w16se="http://schemas.microsoft.com/office/word/2015/wordml/symex" mc:Ignorable="w14 w15 w16se w16cid w16 w16cex w16sdtdh w16sdtfl w16du">
   <w:docDefaults>
     <w:rPrDefault>
       <w:rPr>
-        <w:rFonts w:asciiTheme="minorHAnsi" w:hAnsiTheme="minorHAnsi" w:eastAsiaTheme="minorEastAsia" w:cstheme="minorBidi"/>
+        <w:rFonts w:asciiTheme="minorHAnsi" w:eastAsiaTheme="minorEastAsia" w:hAnsiTheme="minorHAnsi" w:cstheme="minorBidi"/>
+        <w:lang w:val="en-US" w:eastAsia="zh-CN" w:bidi="ar-SA"/>
       </w:rPr>
     </w:rPrDefault>
     <w:pPrDefault/>
   </w:docDefaults>
-  <w:latentStyles w:count="260" w:defQFormat="0" w:defUnhideWhenUsed="1" w:defSemiHidden="1" w:defUIPriority="99" w:defLockedState="0">
-    <w:lsdException w:qFormat="1" w:unhideWhenUsed="0" w:uiPriority="0" w:semiHidden="0" w:name="Normal"/>
-    <w:lsdException w:qFormat="1" w:unhideWhenUsed="0" w:uiPriority="0" w:semiHidden="0" w:name="heading 1"/>
-    <w:lsdException w:qFormat="1" w:uiPriority="0" w:name="heading 2"/>
-    <w:lsdException w:qFormat="1" w:uiPriority="0" w:name="heading 3"/>
-    <w:lsdException w:qFormat="1" w:uiPriority="0" w:name="heading 4"/>
-    <w:lsdException w:qFormat="1" w:uiPriority="0" w:name="heading 5"/>
-    <w:lsdException w:qFormat="1" w:uiPriority="0" w:name="heading 6"/>
-    <w:lsdException w:qFormat="1" w:uiPriority="0" w:name="heading 7"/>
-    <w:lsdException w:qFormat="1" w:uiPriority="0" w:name="heading 8"/>
-    <w:lsdException w:qFormat="1" w:uiPriority="0" w:name="heading 9"/>
-    <w:lsdException w:unhideWhenUsed="0" w:uiPriority="0" w:semiHidden="0" w:name="index 1"/>
-    <w:lsdException w:unhideWhenUsed="0" w:uiPriority="0" w:semiHidden="0" w:name="index 2"/>
-    <w:lsdException w:unhideWhenUsed="0" w:uiPriority="0" w:semiHidden="0" w:name="index 3"/>
-    <w:lsdException w:unhideWhenUsed="0" w:uiPriority="0" w:semiHidden="0" w:name="index 4"/>
-    <w:lsdException w:unhideWhenUsed="0" w:uiPriority="0" w:semiHidden="0" w:name="index 5"/>
-    <w:lsdException w:unhideWhenUsed="0" w:uiPriority="0" w:semiHidden="0" w:name="index 6"/>
-    <w:lsdException w:unhideWhenUsed="0" w:uiPriority="0" w:semiHidden="0" w:name="index 7"/>
-    <w:lsdException w:unhideWhenUsed="0" w:uiPriority="0" w:semiHidden="0" w:name="index 8"/>
-    <w:lsdException w:unhideWhenUsed="0" w:uiPriority="0" w:semiHidden="0" w:name="index 9"/>
-    <w:lsdException w:unhideWhenUsed="0" w:uiPriority="0" w:semiHidden="0" w:name="toc 1"/>
-    <w:lsdException w:unhideWhenUsed="0" w:uiPriority="0" w:semiHidden="0" w:name="toc 2"/>
-    <w:lsdException w:unhideWhenUsed="0" w:uiPriority="0" w:semiHidden="0" w:name="toc 3"/>
-    <w:lsdException w:unhideWhenUsed="0" w:uiPriority="0" w:semiHidden="0" w:name="toc 4"/>
-    <w:lsdException w:unhideWhenUsed="0" w:uiPriority="0" w:semiHidden="0" w:name="toc 5"/>
-    <w:lsdException w:unhideWhenUsed="0" w:uiPriority="0" w:semiHidden="0" w:name="toc 6"/>
-    <w:lsdException w:unhideWhenUsed="0" w:uiPriority="0" w:semiHidden="0" w:name="toc 7"/>
-    <w:lsdException w:unhideWhenUsed="0" w:uiPriority="0" w:semiHidden="0" w:name="toc 8"/>
-    <w:lsdException w:unhideWhenUsed="0" w:uiPriority="0" w:semiHidden="0" w:name="toc 9"/>
-    <w:lsdException w:unhideWhenUsed="0" w:uiPriority="0" w:semiHidden="0" w:name="Normal Indent"/>
-    <w:lsdException w:unhideWhenUsed="0" w:uiPriority="0" w:semiHidden="0" w:name="footnote text"/>
-    <w:lsdException w:unhideWhenUsed="0" w:uiPriority="0" w:semiHidden="0" w:name="annotation text"/>
-    <w:lsdException w:unhideWhenUsed="0" w:uiPriority="0" w:semiHidden="0" w:name="header"/>
-    <w:lsdException w:unhideWhenUsed="0" w:uiPriority="0" w:semiHidden="0" w:name="footer"/>
-    <w:lsdException w:unhideWhenUsed="0" w:uiPriority="0" w:semiHidden="0" w:name="index heading"/>
-    <w:lsdException w:qFormat="1" w:uiPriority="0" w:name="caption"/>
-    <w:lsdException w:unhideWhenUsed="0" w:uiPriority="0" w:semiHidden="0" w:name="table of figures"/>
-    <w:lsdException w:unhideWhenUsed="0" w:uiPriority="0" w:semiHidden="0" w:name="envelope address"/>
-    <w:lsdException w:unhideWhenUsed="0" w:uiPriority="0" w:semiHidden="0" w:name="envelope return"/>
-    <w:lsdException w:unhideWhenUsed="0" w:uiPriority="0" w:semiHidden="0" w:name="footnote reference"/>
-    <w:lsdException w:unhideWhenUsed="0" w:uiPriority="0" w:semiHidden="0" w:name="annotation reference"/>
-    <w:lsdException w:unhideWhenUsed="0" w:uiPriority="0" w:semiHidden="0" w:name="line number"/>
-    <w:lsdException w:unhideWhenUsed="0" w:uiPriority="0" w:semiHidden="0" w:name="page number"/>
-    <w:lsdException w:unhideWhenUsed="0" w:uiPriority="0" w:semiHidden="0" w:name="endnote reference"/>
-    <w:lsdException w:unhideWhenUsed="0" w:uiPriority="0" w:semiHidden="0" w:name="endnote text"/>
-    <w:lsdException w:unhideWhenUsed="0" w:uiPriority="0" w:semiHidden="0" w:name="table of authorities"/>
-    <w:lsdException w:unhideWhenUsed="0" w:uiPriority="0" w:semiHidden="0" w:name="macro"/>
-    <w:lsdException w:unhideWhenUsed="0" w:uiPriority="0" w:semiHidden="0" w:name="toa heading"/>
-    <w:lsdException w:unhideWhenUsed="0" w:uiPriority="0" w:semiHidden="0" w:name="List"/>
-    <w:lsdException w:unhideWhenUsed="0" w:uiPriority="0" w:semiHidden="0" w:name="List Bullet"/>
-    <w:lsdException w:unhideWhenUsed="0" w:uiPriority="0" w:semiHidden="0" w:name="List Number"/>
-    <w:lsdException w:unhideWhenUsed="0" w:uiPriority="0" w:semiHidden="0" w:name="List 2"/>
-    <w:lsdException w:unhideWhenUsed="0" w:uiPriority="0" w:semiHidden="0" w:name="List 3"/>
-    <w:lsdException w:unhideWhenUsed="0" w:uiPriority="0" w:semiHidden="0" w:name="List 4"/>
-    <w:lsdException w:unhideWhenUsed="0" w:uiPriority="0" w:semiHidden="0" w:name="List 5"/>
-    <w:lsdException w:unhideWhenUsed="0" w:uiPriority="0" w:semiHidden="0" w:name="List Bullet 2"/>
-    <w:lsdException w:unhideWhenUsed="0" w:uiPriority="0" w:semiHidden="0" w:name="List Bullet 3"/>
-    <w:lsdException w:unhideWhenUsed="0" w:uiPriority="0" w:semiHidden="0" w:name="List Bullet 4"/>
-    <w:lsdException w:unhideWhenUsed="0" w:uiPriority="0" w:semiHidden="0" w:name="List Bullet 5"/>
-    <w:lsdException w:unhideWhenUsed="0" w:uiPriority="0" w:semiHidden="0" w:name="List Number 2"/>
-    <w:lsdException w:unhideWhenUsed="0" w:uiPriority="0" w:semiHidden="0" w:name="List Number 3"/>
-    <w:lsdException w:unhideWhenUsed="0" w:uiPriority="0" w:semiHidden="0" w:name="List Number 4"/>
-    <w:lsdException w:unhideWhenUsed="0" w:uiPriority="0" w:semiHidden="0" w:name="List Number 5"/>
-    <w:lsdException w:qFormat="1" w:unhideWhenUsed="0" w:uiPriority="0" w:semiHidden="0" w:name="Title"/>
-    <w:lsdException w:unhideWhenUsed="0" w:uiPriority="0" w:semiHidden="0" w:name="Closing"/>
-    <w:lsdException w:unhideWhenUsed="0" w:uiPriority="0" w:semiHidden="0" w:name="Signature"/>
-    <w:lsdException w:unhideWhenUsed="0" w:uiPriority="0" w:name="Default Paragraph Font"/>
-    <w:lsdException w:unhideWhenUsed="0" w:uiPriority="0" w:semiHidden="0" w:name="Body Text"/>
-    <w:lsdException w:unhideWhenUsed="0" w:uiPriority="0" w:semiHidden="0" w:name="Body Text Indent"/>
-    <w:lsdException w:unhideWhenUsed="0" w:uiPriority="0" w:semiHidden="0" w:name="List Continue"/>
-    <w:lsdException w:unhideWhenUsed="0" w:uiPriority="0" w:semiHidden="0" w:name="List Continue 2"/>
-    <w:lsdException w:unhideWhenUsed="0" w:uiPriority="0" w:semiHidden="0" w:name="List Continue 3"/>
-    <w:lsdException w:unhideWhenUsed="0" w:uiPriority="0" w:semiHidden="0" w:name="List Continue 4"/>
-    <w:lsdException w:unhideWhenUsed="0" w:uiPriority="0" w:semiHidden="0" w:name="List Continue 5"/>
-    <w:lsdException w:unhideWhenUsed="0" w:uiPriority="0" w:semiHidden="0" w:name="Message Header"/>
-    <w:lsdException w:qFormat="1" w:unhideWhenUsed="0" w:uiPriority="0" w:semiHidden="0" w:name="Subtitle"/>
-    <w:lsdException w:unhideWhenUsed="0" w:uiPriority="0" w:semiHidden="0" w:name="Salutation"/>
-    <w:lsdException w:unhideWhenUsed="0" w:uiPriority="0" w:semiHidden="0" w:name="Date"/>
-    <w:lsdException w:unhideWhenUsed="0" w:uiPriority="0" w:semiHidden="0" w:name="Body Text First Indent"/>
-    <w:lsdException w:unhideWhenUsed="0" w:uiPriority="0" w:semiHidden="0" w:name="Body Text First Indent 2"/>
-    <w:lsdException w:unhideWhenUsed="0" w:uiPriority="0" w:semiHidden="0" w:name="Note Heading"/>
-    <w:lsdException w:unhideWhenUsed="0" w:uiPriority="0" w:semiHidden="0" w:name="Body Text 2"/>
-    <w:lsdException w:unhideWhenUsed="0" w:uiPriority="0" w:semiHidden="0" w:name="Body Text 3"/>
-    <w:lsdException w:unhideWhenUsed="0" w:uiPriority="0" w:semiHidden="0" w:name="Body Text Indent 2"/>
-    <w:lsdException w:unhideWhenUsed="0" w:uiPriority="0" w:semiHidden="0" w:name="Body Text Indent 3"/>
-    <w:lsdException w:unhideWhenUsed="0" w:uiPriority="0" w:semiHidden="0" w:name="Block Text"/>
-    <w:lsdException w:unhideWhenUsed="0" w:uiPriority="0" w:semiHidden="0" w:name="Hyperlink"/>
-    <w:lsdException w:unhideWhenUsed="0" w:uiPriority="0" w:semiHidden="0" w:name="FollowedHyperlink"/>
-    <w:lsdException w:qFormat="1" w:unhideWhenUsed="0" w:uiPriority="0" w:semiHidden="0" w:name="Strong"/>
-    <w:lsdException w:qFormat="1" w:unhideWhenUsed="0" w:uiPriority="0" w:semiHidden="0" w:name="Emphasis"/>
-    <w:lsdException w:unhideWhenUsed="0" w:uiPriority="0" w:semiHidden="0" w:name="Document Map"/>
-    <w:lsdException w:unhideWhenUsed="0" w:uiPriority="0" w:semiHidden="0" w:name="Plain Text"/>
-    <w:lsdException w:unhideWhenUsed="0" w:uiPriority="0" w:semiHidden="0" w:name="E-mail Signature"/>
-    <w:lsdException w:unhideWhenUsed="0" w:uiPriority="0" w:semiHidden="0" w:name="Normal (Web)"/>
-    <w:lsdException w:unhideWhenUsed="0" w:uiPriority="0" w:semiHidden="0" w:name="HTML Acronym"/>
-    <w:lsdException w:unhideWhenUsed="0" w:uiPriority="0" w:semiHidden="0" w:name="HTML Address"/>
-    <w:lsdException w:unhideWhenUsed="0" w:uiPriority="0" w:semiHidden="0" w:name="HTML Cite"/>
-    <w:lsdException w:unhideWhenUsed="0" w:uiPriority="0" w:semiHidden="0" w:name="HTML Code"/>
-    <w:lsdException w:unhideWhenUsed="0" w:uiPriority="0" w:semiHidden="0" w:name="HTML Definition"/>
-    <w:lsdException w:unhideWhenUsed="0" w:uiPriority="0" w:semiHidden="0" w:name="HTML Keyboard"/>
-    <w:lsdException w:unhideWhenUsed="0" w:uiPriority="0" w:semiHidden="0" w:name="HTML Preformatted"/>
-    <w:lsdException w:unhideWhenUsed="0" w:uiPriority="0" w:semiHidden="0" w:name="HTML Sample"/>
-    <w:lsdException w:unhideWhenUsed="0" w:uiPriority="0" w:semiHidden="0" w:name="HTML Typewriter"/>
-    <w:lsdException w:unhideWhenUsed="0" w:uiPriority="0" w:semiHidden="0" w:name="HTML Variable"/>
-    <w:lsdException w:unhideWhenUsed="0" w:uiPriority="0" w:name="Normal Table"/>
-    <w:lsdException w:unhideWhenUsed="0" w:uiPriority="0" w:semiHidden="0" w:name="annotation subject"/>
-    <w:lsdException w:unhideWhenUsed="0" w:uiPriority="0" w:semiHidden="0" w:name="Table Simple 1"/>
-    <w:lsdException w:unhideWhenUsed="0" w:uiPriority="0" w:semiHidden="0" w:name="Table Simple 2"/>
-    <w:lsdException w:unhideWhenUsed="0" w:uiPriority="0" w:semiHidden="0" w:name="Table Simple 3"/>
-    <w:lsdException w:unhideWhenUsed="0" w:uiPriority="0" w:semiHidden="0" w:name="Table Classic 1"/>
-    <w:lsdException w:unhideWhenUsed="0" w:uiPriority="0" w:semiHidden="0" w:name="Table Classic 2"/>
-    <w:lsdException w:unhideWhenUsed="0" w:uiPriority="0" w:semiHidden="0" w:name="Table Classic 3"/>
-    <w:lsdException w:unhideWhenUsed="0" w:uiPriority="0" w:semiHidden="0" w:name="Table Classic 4"/>
-    <w:lsdException w:unhideWhenUsed="0" w:uiPriority="0" w:semiHidden="0" w:name="Table Colorful 1"/>
-    <w:lsdException w:unhideWhenUsed="0" w:uiPriority="0" w:semiHidden="0" w:name="Table Colorful 2"/>
-    <w:lsdException w:unhideWhenUsed="0" w:uiPriority="0" w:semiHidden="0" w:name="Table Colorful 3"/>
-    <w:lsdException w:unhideWhenUsed="0" w:uiPriority="0" w:semiHidden="0" w:name="Table Columns 1"/>
-    <w:lsdException w:unhideWhenUsed="0" w:uiPriority="0" w:semiHidden="0" w:name="Table Columns 2"/>
-    <w:lsdException w:unhideWhenUsed="0" w:uiPriority="0" w:semiHidden="0" w:name="Table Columns 3"/>
-    <w:lsdException w:unhideWhenUsed="0" w:uiPriority="0" w:semiHidden="0" w:name="Table Columns 4"/>
-    <w:lsdException w:unhideWhenUsed="0" w:uiPriority="0" w:semiHidden="0" w:name="Table Columns 5"/>
-    <w:lsdException w:unhideWhenUsed="0" w:uiPriority="0" w:semiHidden="0" w:name="Table Grid 1"/>
-    <w:lsdException w:unhideWhenUsed="0" w:uiPriority="0" w:semiHidden="0" w:name="Table Grid 2"/>
-    <w:lsdException w:unhideWhenUsed="0" w:uiPriority="0" w:semiHidden="0" w:name="Table Grid 3"/>
-    <w:lsdException w:unhideWhenUsed="0" w:uiPriority="0" w:semiHidden="0" w:name="Table Grid 4"/>
-    <w:lsdException w:unhideWhenUsed="0" w:uiPriority="0" w:semiHidden="0" w:name="Table Grid 5"/>
-    <w:lsdException w:unhideWhenUsed="0" w:uiPriority="0" w:semiHidden="0" w:name="Table Grid 6"/>
-    <w:lsdException w:unhideWhenUsed="0" w:uiPriority="0" w:semiHidden="0" w:name="Table Grid 7"/>
-    <w:lsdException w:unhideWhenUsed="0" w:uiPriority="0" w:semiHidden="0" w:name="Table Grid 8"/>
-    <w:lsdException w:unhideWhenUsed="0" w:uiPriority="0" w:semiHidden="0" w:name="Table List 1"/>
-    <w:lsdException w:unhideWhenUsed="0" w:uiPriority="0" w:semiHidden="0" w:name="Table List 2"/>
-    <w:lsdException w:unhideWhenUsed="0" w:uiPriority="0" w:semiHidden="0" w:name="Table List 3"/>
-    <w:lsdException w:unhideWhenUsed="0" w:uiPriority="0" w:semiHidden="0" w:name="Table List 4"/>
-    <w:lsdException w:unhideWhenUsed="0" w:uiPriority="0" w:semiHidden="0" w:name="Table List 5"/>
-    <w:lsdException w:unhideWhenUsed="0" w:uiPriority="0" w:semiHidden="0" w:name="Table List 6"/>
-    <w:lsdException w:unhideWhenUsed="0" w:uiPriority="0" w:semiHidden="0" w:name="Table List 7"/>
-    <w:lsdException w:unhideWhenUsed="0" w:uiPriority="0" w:semiHidden="0" w:name="Table List 8"/>
-    <w:lsdException w:unhideWhenUsed="0" w:uiPriority="0" w:semiHidden="0" w:name="Table 3D effects 1"/>
-    <w:lsdException w:unhideWhenUsed="0" w:uiPriority="0" w:semiHidden="0" w:name="Table 3D effects 2"/>
-    <w:lsdException w:unhideWhenUsed="0" w:uiPriority="0" w:semiHidden="0" w:name="Table 3D effects 3"/>
-    <w:lsdException w:unhideWhenUsed="0" w:uiPriority="0" w:semiHidden="0" w:name="Table Contemporary"/>
-    <w:lsdException w:unhideWhenUsed="0" w:uiPriority="0" w:semiHidden="0" w:name="Table Elegant"/>
-    <w:lsdException w:unhideWhenUsed="0" w:uiPriority="0" w:semiHidden="0" w:name="Table Professional"/>
-    <w:lsdException w:unhideWhenUsed="0" w:uiPriority="0" w:semiHidden="0" w:name="Table Subtle 1"/>
-    <w:lsdException w:unhideWhenUsed="0" w:uiPriority="0" w:semiHidden="0" w:name="Table Subtle 2"/>
-    <w:lsdException w:unhideWhenUsed="0" w:uiPriority="0" w:semiHidden="0" w:name="Table Web 1"/>
-    <w:lsdException w:unhideWhenUsed="0" w:uiPriority="0" w:semiHidden="0" w:name="Table Web 2"/>
-    <w:lsdException w:unhideWhenUsed="0" w:uiPriority="0" w:semiHidden="0" w:name="Table Web 3"/>
-    <w:lsdException w:unhideWhenUsed="0" w:uiPriority="0" w:semiHidden="0" w:name="Balloon Text"/>
-    <w:lsdException w:unhideWhenUsed="0" w:uiPriority="0" w:semiHidden="0" w:name="Table Grid"/>
-    <w:lsdException w:unhideWhenUsed="0" w:uiPriority="0" w:semiHidden="0" w:name="Table Theme"/>
-    <w:lsdException w:unhideWhenUsed="0" w:uiPriority="60" w:semiHidden="0" w:name="Light Shading"/>
-    <w:lsdException w:unhideWhenUsed="0" w:uiPriority="61" w:semiHidden="0" w:name="Light List"/>
-    <w:lsdException w:unhideWhenUsed="0" w:uiPriority="62" w:semiHidden="0" w:name="Light Grid"/>
-    <w:lsdException w:unhideWhenUsed="0" w:uiPriority="63" w:semiHidden="0" w:name="Medium Shading 1"/>
-    <w:lsdException w:unhideWhenUsed="0" w:uiPriority="64" w:semiHidden="0" w:name="Medium Shading 2"/>
-    <w:lsdException w:unhideWhenUsed="0" w:uiPriority="65" w:semiHidden="0" w:name="Medium List 1"/>
-    <w:lsdException w:unhideWhenUsed="0" w:uiPriority="66" w:semiHidden="0" w:name="Medium List 2"/>
-    <w:lsdException w:unhideWhenUsed="0" w:uiPriority="67" w:semiHidden="0" w:name="Medium Grid 1"/>
-    <w:lsdException w:unhideWhenUsed="0" w:uiPriority="68" w:semiHidden="0" w:name="Medium Grid 2"/>
-    <w:lsdException w:unhideWhenUsed="0" w:uiPriority="69" w:semiHidden="0" w:name="Medium Grid 3"/>
-    <w:lsdException w:unhideWhenUsed="0" w:uiPriority="70" w:semiHidden="0" w:name="Dark List"/>
-    <w:lsdException w:unhideWhenUsed="0" w:uiPriority="71" w:semiHidden="0" w:name="Colorful Shading"/>
-    <w:lsdException w:unhideWhenUsed="0" w:uiPriority="72" w:semiHidden="0" w:name="Colorful List"/>
-    <w:lsdException w:unhideWhenUsed="0" w:uiPriority="73" w:semiHidden="0" w:name="Colorful Grid"/>
-    <w:lsdException w:unhideWhenUsed="0" w:uiPriority="60" w:semiHidden="0" w:name="Light Shading Accent 1"/>
-    <w:lsdException w:unhideWhenUsed="0" w:uiPriority="61" w:semiHidden="0" w:name="Light List Accent 1"/>
-    <w:lsdException w:unhideWhenUsed="0" w:uiPriority="62" w:semiHidden="0" w:name="Light Grid Accent 1"/>
-    <w:lsdException w:unhideWhenUsed="0" w:uiPriority="63" w:semiHidden="0" w:name="Medium Shading 1 Accent 1"/>
-    <w:lsdException w:unhideWhenUsed="0" w:uiPriority="64" w:semiHidden="0" w:name="Medium Shading 2 Accent 1"/>
-    <w:lsdException w:unhideWhenUsed="0" w:uiPriority="65" w:semiHidden="0" w:name="Medium List 1 Accent 1"/>
-    <w:lsdException w:unhideWhenUsed="0" w:uiPriority="66" w:semiHidden="0" w:name="Medium List 2 Accent 1"/>
-    <w:lsdException w:unhideWhenUsed="0" w:uiPriority="67" w:semiHidden="0" w:name="Medium Grid 1 Accent 1"/>
-    <w:lsdException w:unhideWhenUsed="0" w:uiPriority="68" w:semiHidden="0" w:name="Medium Grid 2 Accent 1"/>
-    <w:lsdException w:unhideWhenUsed="0" w:uiPriority="69" w:semiHidden="0" w:name="Medium Grid 3 Accent 1"/>
-    <w:lsdException w:unhideWhenUsed="0" w:uiPriority="70" w:semiHidden="0" w:name="Dark List Accent 1"/>
-    <w:lsdException w:unhideWhenUsed="0" w:uiPriority="71" w:semiHidden="0" w:name="Colorful Shading Accent 1"/>
-    <w:lsdException w:unhideWhenUsed="0" w:uiPriority="72" w:semiHidden="0" w:name="Colorful List Accent 1"/>
-    <w:lsdException w:unhideWhenUsed="0" w:uiPriority="73" w:semiHidden="0" w:name="Colorful Grid Accent 1"/>
-    <w:lsdException w:unhideWhenUsed="0" w:uiPriority="60" w:semiHidden="0" w:name="Light Shading Accent 2"/>
-    <w:lsdException w:unhideWhenUsed="0" w:uiPriority="61" w:semiHidden="0" w:name="Light List Accent 2"/>
-    <w:lsdException w:unhideWhenUsed="0" w:uiPriority="62" w:semiHidden="0" w:name="Light Grid Accent 2"/>
-    <w:lsdException w:unhideWhenUsed="0" w:uiPriority="63" w:semiHidden="0" w:name="Medium Shading 1 Accent 2"/>
-    <w:lsdException w:unhideWhenUsed="0" w:uiPriority="64" w:semiHidden="0" w:name="Medium Shading 2 Accent 2"/>
-    <w:lsdException w:unhideWhenUsed="0" w:uiPriority="65" w:semiHidden="0" w:name="Medium List 1 Accent 2"/>
-    <w:lsdException w:unhideWhenUsed="0" w:uiPriority="66" w:semiHidden="0" w:name="Medium List 2 Accent 2"/>
-    <w:lsdException w:unhideWhenUsed="0" w:uiPriority="67" w:semiHidden="0" w:name="Medium Grid 1 Accent 2"/>
-    <w:lsdException w:unhideWhenUsed="0" w:uiPriority="68" w:semiHidden="0" w:name="Medium Grid 2 Accent 2"/>
-    <w:lsdException w:unhideWhenUsed="0" w:uiPriority="69" w:semiHidden="0" w:name="Medium Grid 3 Accent 2"/>
-    <w:lsdException w:unhideWhenUsed="0" w:uiPriority="70" w:semiHidden="0" w:name="Dark List Accent 2"/>
-    <w:lsdException w:unhideWhenUsed="0" w:uiPriority="71" w:semiHidden="0" w:name="Colorful Shading Accent 2"/>
-    <w:lsdException w:unhideWhenUsed="0" w:uiPriority="72" w:semiHidden="0" w:name="Colorful List Accent 2"/>
-    <w:lsdException w:unhideWhenUsed="0" w:uiPriority="73" w:semiHidden="0" w:name="Colorful Grid Accent 2"/>
-    <w:lsdException w:unhideWhenUsed="0" w:uiPriority="60" w:semiHidden="0" w:name="Light Shading Accent 3"/>
-    <w:lsdException w:unhideWhenUsed="0" w:uiPriority="61" w:semiHidden="0" w:name="Light List Accent 3"/>
-    <w:lsdException w:unhideWhenUsed="0" w:uiPriority="62" w:semiHidden="0" w:name="Light Grid Accent 3"/>
-    <w:lsdException w:unhideWhenUsed="0" w:uiPriority="63" w:semiHidden="0" w:name="Medium Shading 1 Accent 3"/>
-    <w:lsdException w:unhideWhenUsed="0" w:uiPriority="64" w:semiHidden="0" w:name="Medium Shading 2 Accent 3"/>
-    <w:lsdException w:unhideWhenUsed="0" w:uiPriority="65" w:semiHidden="0" w:name="Medium List 1 Accent 3"/>
-    <w:lsdException w:unhideWhenUsed="0" w:uiPriority="66" w:semiHidden="0" w:name="Medium List 2 Accent 3"/>
-    <w:lsdException w:unhideWhenUsed="0" w:uiPriority="67" w:semiHidden="0" w:name="Medium Grid 1 Accent 3"/>
-    <w:lsdException w:unhideWhenUsed="0" w:uiPriority="68" w:semiHidden="0" w:name="Medium Grid 2 Accent 3"/>
-    <w:lsdException w:unhideWhenUsed="0" w:uiPriority="69" w:semiHidden="0" w:name="Medium Grid 3 Accent 3"/>
-    <w:lsdException w:unhideWhenUsed="0" w:uiPriority="70" w:semiHidden="0" w:name="Dark List Accent 3"/>
-    <w:lsdException w:unhideWhenUsed="0" w:uiPriority="71" w:semiHidden="0" w:name="Colorful Shading Accent 3"/>
-    <w:lsdException w:unhideWhenUsed="0" w:uiPriority="72" w:semiHidden="0" w:name="Colorful List Accent 3"/>
-    <w:lsdException w:unhideWhenUsed="0" w:uiPriority="73" w:semiHidden="0" w:name="Colorful Grid Accent 3"/>
-    <w:lsdException w:unhideWhenUsed="0" w:uiPriority="60" w:semiHidden="0" w:name="Light Shading Accent 4"/>
-    <w:lsdException w:unhideWhenUsed="0" w:uiPriority="61" w:semiHidden="0" w:name="Light List Accent 4"/>
-    <w:lsdException w:unhideWhenUsed="0" w:uiPriority="62" w:semiHidden="0" w:name="Light Grid Accent 4"/>
-    <w:lsdException w:unhideWhenUsed="0" w:uiPriority="63" w:semiHidden="0" w:name="Medium Shading 1 Accent 4"/>
-    <w:lsdException w:unhideWhenUsed="0" w:uiPriority="64" w:semiHidden="0" w:name="Medium Shading 2 Accent 4"/>
-    <w:lsdException w:unhideWhenUsed="0" w:uiPriority="65" w:semiHidden="0" w:name="Medium List 1 Accent 4"/>
-    <w:lsdException w:unhideWhenUsed="0" w:uiPriority="66" w:semiHidden="0" w:name="Medium List 2 Accent 4"/>
-    <w:lsdException w:unhideWhenUsed="0" w:uiPriority="67" w:semiHidden="0" w:name="Medium Grid 1 Accent 4"/>
-    <w:lsdException w:unhideWhenUsed="0" w:uiPriority="68" w:semiHidden="0" w:name="Medium Grid 2 Accent 4"/>
-    <w:lsdException w:unhideWhenUsed="0" w:uiPriority="69" w:semiHidden="0" w:name="Medium Grid 3 Accent 4"/>
-    <w:lsdException w:unhideWhenUsed="0" w:uiPriority="70" w:semiHidden="0" w:name="Dark List Accent 4"/>
-    <w:lsdException w:unhideWhenUsed="0" w:uiPriority="71" w:semiHidden="0" w:name="Colorful Shading Accent 4"/>
-    <w:lsdException w:unhideWhenUsed="0" w:uiPriority="72" w:semiHidden="0" w:name="Colorful List Accent 4"/>
-    <w:lsdException w:unhideWhenUsed="0" w:uiPriority="73" w:semiHidden="0" w:name="Colorful Grid Accent 4"/>
-    <w:lsdException w:unhideWhenUsed="0" w:uiPriority="60" w:semiHidden="0" w:name="Light Shading Accent 5"/>
-    <w:lsdException w:unhideWhenUsed="0" w:uiPriority="61" w:semiHidden="0" w:name="Light List Accent 5"/>
-    <w:lsdException w:unhideWhenUsed="0" w:uiPriority="62" w:semiHidden="0" w:name="Light Grid Accent 5"/>
-    <w:lsdException w:unhideWhenUsed="0" w:uiPriority="63" w:semiHidden="0" w:name="Medium Shading 1 Accent 5"/>
-    <w:lsdException w:unhideWhenUsed="0" w:uiPriority="64" w:semiHidden="0" w:name="Medium Shading 2 Accent 5"/>
-    <w:lsdException w:unhideWhenUsed="0" w:uiPriority="65" w:semiHidden="0" w:name="Medium List 1 Accent 5"/>
-    <w:lsdException w:unhideWhenUsed="0" w:uiPriority="66" w:semiHidden="0" w:name="Medium List 2 Accent 5"/>
-    <w:lsdException w:unhideWhenUsed="0" w:uiPriority="67" w:semiHidden="0" w:name="Medium Grid 1 Accent 5"/>
-    <w:lsdException w:unhideWhenUsed="0" w:uiPriority="68" w:semiHidden="0" w:name="Medium Grid 2 Accent 5"/>
-    <w:lsdException w:unhideWhenUsed="0" w:uiPriority="69" w:semiHidden="0" w:name="Medium Grid 3 Accent 5"/>
-    <w:lsdException w:unhideWhenUsed="0" w:uiPriority="70" w:semiHidden="0" w:name="Dark List Accent 5"/>
-    <w:lsdException w:unhideWhenUsed="0" w:uiPriority="71" w:semiHidden="0" w:name="Colorful Shading Accent 5"/>
-    <w:lsdException w:unhideWhenUsed="0" w:uiPriority="72" w:semiHidden="0" w:name="Colorful List Accent 5"/>
-    <w:lsdException w:unhideWhenUsed="0" w:uiPriority="73" w:semiHidden="0" w:name="Colorful Grid Accent 5"/>
-    <w:lsdException w:unhideWhenUsed="0" w:uiPriority="60" w:semiHidden="0" w:name="Light Shading Accent 6"/>
-    <w:lsdException w:unhideWhenUsed="0" w:uiPriority="61" w:semiHidden="0" w:name="Light List Accent 6"/>
-    <w:lsdException w:unhideWhenUsed="0" w:uiPriority="62" w:semiHidden="0" w:name="Light Grid Accent 6"/>
-    <w:lsdException w:unhideWhenUsed="0" w:uiPriority="63" w:semiHidden="0" w:name="Medium Shading 1 Accent 6"/>
-    <w:lsdException w:unhideWhenUsed="0" w:uiPriority="64" w:semiHidden="0" w:name="Medium Shading 2 Accent 6"/>
-    <w:lsdException w:unhideWhenUsed="0" w:uiPriority="65" w:semiHidden="0" w:name="Medium List 1 Accent 6"/>
-    <w:lsdException w:unhideWhenUsed="0" w:uiPriority="66" w:semiHidden="0" w:name="Medium List 2 Accent 6"/>
-    <w:lsdException w:unhideWhenUsed="0" w:uiPriority="67" w:semiHidden="0" w:name="Medium Grid 1 Accent 6"/>
-    <w:lsdException w:unhideWhenUsed="0" w:uiPriority="68" w:semiHidden="0" w:name="Medium Grid 2 Accent 6"/>
-    <w:lsdException w:unhideWhenUsed="0" w:uiPriority="69" w:semiHidden="0" w:name="Medium Grid 3 Accent 6"/>
-    <w:lsdException w:unhideWhenUsed="0" w:uiPriority="70" w:semiHidden="0" w:name="Dark List Accent 6"/>
-    <w:lsdException w:unhideWhenUsed="0" w:uiPriority="71" w:semiHidden="0" w:name="Colorful Shading Accent 6"/>
-    <w:lsdException w:unhideWhenUsed="0" w:uiPriority="72" w:semiHidden="0" w:name="Colorful List Accent 6"/>
-    <w:lsdException w:unhideWhenUsed="0" w:uiPriority="73" w:semiHidden="0" w:name="Colorful Grid Accent 6"/>
+  <w:latentStyles w:defLockedState="0" w:defUIPriority="0" w:defSemiHidden="0" w:defUnhideWhenUsed="0" w:defQFormat="0" w:count="376">
+    <w:lsdException w:name="Normal" w:qFormat="1"/>
+    <w:lsdException w:name="heading 1" w:qFormat="1"/>
+    <w:lsdException w:name="heading 2" w:semiHidden="1" w:unhideWhenUsed="1" w:qFormat="1"/>
+    <w:lsdException w:name="heading 3" w:semiHidden="1" w:unhideWhenUsed="1" w:qFormat="1"/>
+    <w:lsdException w:name="heading 4" w:semiHidden="1" w:unhideWhenUsed="1" w:qFormat="1"/>
+    <w:lsdException w:name="heading 5" w:semiHidden="1" w:unhideWhenUsed="1" w:qFormat="1"/>
+    <w:lsdException w:name="heading 6" w:semiHidden="1" w:unhideWhenUsed="1" w:qFormat="1"/>
+    <w:lsdException w:name="heading 7" w:semiHidden="1" w:unhideWhenUsed="1" w:qFormat="1"/>
+    <w:lsdException w:name="heading 8" w:semiHidden="1" w:unhideWhenUsed="1" w:qFormat="1"/>
+    <w:lsdException w:name="heading 9" w:semiHidden="1" w:unhideWhenUsed="1" w:qFormat="1"/>
+    <w:lsdException w:name="caption" w:semiHidden="1" w:unhideWhenUsed="1" w:qFormat="1"/>
+    <w:lsdException w:name="Title" w:qFormat="1"/>
+    <w:lsdException w:name="Default Paragraph Font" w:semiHidden="1"/>
+    <w:lsdException w:name="Subtitle" w:qFormat="1"/>
+    <w:lsdException w:name="Strong" w:qFormat="1"/>
+    <w:lsdException w:name="Emphasis" w:qFormat="1"/>
+    <w:lsdException w:name="HTML Top of Form" w:semiHidden="1" w:uiPriority="99" w:unhideWhenUsed="1"/>
+    <w:lsdException w:name="HTML Bottom of Form" w:semiHidden="1" w:uiPriority="99" w:unhideWhenUsed="1"/>
+    <w:lsdException w:name="Normal Table" w:semiHidden="1" w:unhideWhenUsed="1"/>
+    <w:lsdException w:name="No List" w:semiHidden="1" w:uiPriority="99" w:unhideWhenUsed="1"/>
+    <w:lsdException w:name="Outline List 1" w:semiHidden="1" w:uiPriority="99" w:unhideWhenUsed="1"/>
+    <w:lsdException w:name="Outline List 2" w:semiHidden="1" w:uiPriority="99" w:unhideWhenUsed="1"/>
+    <w:lsdException w:name="Outline List 3" w:semiHidden="1" w:uiPriority="99" w:unhideWhenUsed="1"/>
+    <w:lsdException w:name="Table Simple 1" w:semiHidden="1" w:unhideWhenUsed="1"/>
+    <w:lsdException w:name="Table Simple 2" w:semiHidden="1" w:unhideWhenUsed="1"/>
+    <w:lsdException w:name="Table Simple 3" w:semiHidden="1" w:unhideWhenUsed="1"/>
+    <w:lsdException w:name="Table Classic 1" w:semiHidden="1" w:unhideWhenUsed="1"/>
+    <w:lsdException w:name="Table Classic 2" w:semiHidden="1" w:unhideWhenUsed="1"/>
+    <w:lsdException w:name="Table Classic 3" w:semiHidden="1" w:unhideWhenUsed="1"/>
+    <w:lsdException w:name="Table Classic 4" w:semiHidden="1" w:unhideWhenUsed="1"/>
+    <w:lsdException w:name="Table Colorful 1" w:semiHidden="1" w:unhideWhenUsed="1"/>
+    <w:lsdException w:name="Table Colorful 2" w:semiHidden="1" w:unhideWhenUsed="1"/>
+    <w:lsdException w:name="Table Colorful 3" w:semiHidden="1" w:unhideWhenUsed="1"/>
+    <w:lsdException w:name="Table Columns 1" w:semiHidden="1" w:unhideWhenUsed="1"/>
+    <w:lsdException w:name="Table Columns 2" w:semiHidden="1" w:unhideWhenUsed="1"/>
+    <w:lsdException w:name="Table Columns 3" w:semiHidden="1" w:unhideWhenUsed="1"/>
+    <w:lsdException w:name="Table Columns 4" w:semiHidden="1" w:unhideWhenUsed="1"/>
+    <w:lsdException w:name="Table Columns 5" w:semiHidden="1" w:unhideWhenUsed="1"/>
+    <w:lsdException w:name="Table Grid 1" w:semiHidden="1" w:unhideWhenUsed="1"/>
+    <w:lsdException w:name="Table Grid 2" w:semiHidden="1" w:unhideWhenUsed="1"/>
+    <w:lsdException w:name="Table Grid 3" w:semiHidden="1" w:unhideWhenUsed="1"/>
+    <w:lsdException w:name="Table Grid 4" w:semiHidden="1" w:unhideWhenUsed="1"/>
+    <w:lsdException w:name="Table Grid 5" w:semiHidden="1" w:unhideWhenUsed="1"/>
+    <w:lsdException w:name="Table Grid 6" w:semiHidden="1" w:unhideWhenUsed="1"/>
+    <w:lsdException w:name="Table Grid 7" w:semiHidden="1" w:unhideWhenUsed="1"/>
+    <w:lsdException w:name="Table Grid 8" w:semiHidden="1" w:unhideWhenUsed="1"/>
+    <w:lsdException w:name="Table List 1" w:semiHidden="1" w:unhideWhenUsed="1"/>
+    <w:lsdException w:name="Table List 2" w:semiHidden="1" w:unhideWhenUsed="1"/>
+    <w:lsdException w:name="Table List 3" w:semiHidden="1" w:unhideWhenUsed="1"/>
+    <w:lsdException w:name="Table List 4" w:semiHidden="1" w:unhideWhenUsed="1"/>
+    <w:lsdException w:name="Table List 5" w:semiHidden="1" w:unhideWhenUsed="1"/>
+    <w:lsdException w:name="Table List 6" w:semiHidden="1" w:unhideWhenUsed="1"/>
+    <w:lsdException w:name="Table List 7" w:semiHidden="1" w:unhideWhenUsed="1"/>
+    <w:lsdException w:name="Table List 8" w:semiHidden="1" w:unhideWhenUsed="1"/>
+    <w:lsdException w:name="Table 3D effects 1" w:semiHidden="1" w:unhideWhenUsed="1"/>
+    <w:lsdException w:name="Table 3D effects 2" w:semiHidden="1" w:unhideWhenUsed="1"/>
+    <w:lsdException w:name="Table 3D effects 3" w:semiHidden="1" w:unhideWhenUsed="1"/>
+    <w:lsdException w:name="Table Contemporary" w:semiHidden="1" w:unhideWhenUsed="1"/>
+    <w:lsdException w:name="Table Elegant" w:semiHidden="1" w:unhideWhenUsed="1"/>
+    <w:lsdException w:name="Table Professional" w:semiHidden="1" w:unhideWhenUsed="1"/>
+    <w:lsdException w:name="Table Subtle 1" w:semiHidden="1" w:unhideWhenUsed="1"/>
+    <w:lsdException w:name="Table Subtle 2" w:semiHidden="1" w:unhideWhenUsed="1"/>
+    <w:lsdException w:name="Table Web 1" w:semiHidden="1" w:unhideWhenUsed="1"/>
+    <w:lsdException w:name="Table Web 2" w:semiHidden="1" w:unhideWhenUsed="1"/>
+    <w:lsdException w:name="Table Web 3" w:semiHidden="1" w:unhideWhenUsed="1"/>
+    <w:lsdException w:name="Table Theme" w:semiHidden="1" w:unhideWhenUsed="1"/>
+    <w:lsdException w:name="Placeholder Text" w:semiHidden="1" w:uiPriority="99" w:unhideWhenUsed="1"/>
+    <w:lsdException w:name="No Spacing" w:semiHidden="1" w:uiPriority="99" w:unhideWhenUsed="1"/>
+    <w:lsdException w:name="Light Shading" w:uiPriority="60"/>
+    <w:lsdException w:name="Light List" w:uiPriority="61"/>
+    <w:lsdException w:name="Light Grid" w:uiPriority="62"/>
+    <w:lsdException w:name="Medium Shading 1" w:uiPriority="63"/>
+    <w:lsdException w:name="Medium Shading 2" w:uiPriority="64"/>
+    <w:lsdException w:name="Medium List 1" w:uiPriority="65"/>
+    <w:lsdException w:name="Medium List 2" w:uiPriority="66"/>
+    <w:lsdException w:name="Medium Grid 1" w:uiPriority="67"/>
+    <w:lsdException w:name="Medium Grid 2" w:uiPriority="68"/>
+    <w:lsdException w:name="Medium Grid 3" w:uiPriority="69"/>
+    <w:lsdException w:name="Dark List" w:uiPriority="70"/>
+    <w:lsdException w:name="Colorful Shading" w:uiPriority="71"/>
+    <w:lsdException w:name="Colorful List" w:uiPriority="72"/>
+    <w:lsdException w:name="Colorful Grid" w:uiPriority="73"/>
+    <w:lsdException w:name="Light Shading Accent 1" w:uiPriority="60"/>
+    <w:lsdException w:name="Light List Accent 1" w:uiPriority="61"/>
+    <w:lsdException w:name="Light Grid Accent 1" w:uiPriority="62"/>
+    <w:lsdException w:name="Medium Shading 1 Accent 1" w:uiPriority="63"/>
+    <w:lsdException w:name="Medium Shading 2 Accent 1" w:uiPriority="64"/>
+    <w:lsdException w:name="Medium List 1 Accent 1" w:uiPriority="65"/>
+    <w:lsdException w:name="Revision" w:semiHidden="1" w:uiPriority="99" w:unhideWhenUsed="1"/>
+    <w:lsdException w:name="List Paragraph" w:semiHidden="1" w:uiPriority="99" w:unhideWhenUsed="1"/>
+    <w:lsdException w:name="Quote" w:semiHidden="1" w:uiPriority="99" w:unhideWhenUsed="1"/>
+    <w:lsdException w:name="Intense Quote" w:semiHidden="1" w:uiPriority="99" w:unhideWhenUsed="1"/>
+    <w:lsdException w:name="Medium List 2 Accent 1" w:uiPriority="66"/>
+    <w:lsdException w:name="Medium Grid 1 Accent 1" w:uiPriority="67"/>
+    <w:lsdException w:name="Medium Grid 2 Accent 1" w:uiPriority="68"/>
+    <w:lsdException w:name="Medium Grid 3 Accent 1" w:uiPriority="69"/>
+    <w:lsdException w:name="Dark List Accent 1" w:uiPriority="70"/>
+    <w:lsdException w:name="Colorful Shading Accent 1" w:uiPriority="71"/>
+    <w:lsdException w:name="Colorful List Accent 1" w:uiPriority="72"/>
+    <w:lsdException w:name="Colorful Grid Accent 1" w:uiPriority="73"/>
+    <w:lsdException w:name="Light Shading Accent 2" w:uiPriority="60"/>
+    <w:lsdException w:name="Light List Accent 2" w:uiPriority="61"/>
+    <w:lsdException w:name="Light Grid Accent 2" w:uiPriority="62"/>
+    <w:lsdException w:name="Medium Shading 1 Accent 2" w:uiPriority="63"/>
+    <w:lsdException w:name="Medium Shading 2 Accent 2" w:uiPriority="64"/>
+    <w:lsdException w:name="Medium List 1 Accent 2" w:uiPriority="65"/>
+    <w:lsdException w:name="Medium List 2 Accent 2" w:uiPriority="66"/>
+    <w:lsdException w:name="Medium Grid 1 Accent 2" w:uiPriority="67"/>
+    <w:lsdException w:name="Medium Grid 2 Accent 2" w:uiPriority="68"/>
+    <w:lsdException w:name="Medium Grid 3 Accent 2" w:uiPriority="69"/>
+    <w:lsdException w:name="Dark List Accent 2" w:uiPriority="70"/>
+    <w:lsdException w:name="Colorful Shading Accent 2" w:uiPriority="71"/>
+    <w:lsdException w:name="Colorful List Accent 2" w:uiPriority="72"/>
+    <w:lsdException w:name="Colorful Grid Accent 2" w:uiPriority="73"/>
+    <w:lsdException w:name="Light Shading Accent 3" w:uiPriority="60"/>
+    <w:lsdException w:name="Light List Accent 3" w:uiPriority="61"/>
+    <w:lsdException w:name="Light Grid Accent 3" w:uiPriority="62"/>
+    <w:lsdException w:name="Medium Shading 1 Accent 3" w:uiPriority="63"/>
+    <w:lsdException w:name="Medium Shading 2 Accent 3" w:uiPriority="64"/>
+    <w:lsdException w:name="Medium List 1 Accent 3" w:uiPriority="65"/>
+    <w:lsdException w:name="Medium List 2 Accent 3" w:uiPriority="66"/>
+    <w:lsdException w:name="Medium Grid 1 Accent 3" w:uiPriority="67"/>
+    <w:lsdException w:name="Medium Grid 2 Accent 3" w:uiPriority="68"/>
+    <w:lsdException w:name="Medium Grid 3 Accent 3" w:uiPriority="69"/>
+    <w:lsdException w:name="Dark List Accent 3" w:uiPriority="70"/>
+    <w:lsdException w:name="Colorful Shading Accent 3" w:uiPriority="71"/>
+    <w:lsdException w:name="Colorful List Accent 3" w:uiPriority="72"/>
+    <w:lsdException w:name="Colorful Grid Accent 3" w:uiPriority="73"/>
+    <w:lsdException w:name="Light Shading Accent 4" w:uiPriority="60"/>
+    <w:lsdException w:name="Light List Accent 4" w:uiPriority="61"/>
+    <w:lsdException w:name="Light Grid Accent 4" w:uiPriority="62"/>
+    <w:lsdException w:name="Medium Shading 1 Accent 4" w:uiPriority="63"/>
+    <w:lsdException w:name="Medium Shading 2 Accent 4" w:uiPriority="64"/>
+    <w:lsdException w:name="Medium List 1 Accent 4" w:uiPriority="65"/>
+    <w:lsdException w:name="Medium List 2 Accent 4" w:uiPriority="66"/>
+    <w:lsdException w:name="Medium Grid 1 Accent 4" w:uiPriority="67"/>
+    <w:lsdException w:name="Medium Grid 2 Accent 4" w:uiPriority="68"/>
+    <w:lsdException w:name="Medium Grid 3 Accent 4" w:uiPriority="69"/>
+    <w:lsdException w:name="Dark List Accent 4" w:uiPriority="70"/>
+    <w:lsdException w:name="Colorful Shading Accent 4" w:uiPriority="71"/>
+    <w:lsdException w:name="Colorful List Accent 4" w:uiPriority="72"/>
+    <w:lsdException w:name="Colorful Grid Accent 4" w:uiPriority="73"/>
+    <w:lsdException w:name="Light Shading Accent 5" w:uiPriority="60"/>
+    <w:lsdException w:name="Light List Accent 5" w:uiPriority="61"/>
+    <w:lsdException w:name="Light Grid Accent 5" w:uiPriority="62"/>
+    <w:lsdException w:name="Medium Shading 1 Accent 5" w:uiPriority="63"/>
+    <w:lsdException w:name="Medium Shading 2 Accent 5" w:uiPriority="64"/>
+    <w:lsdException w:name="Medium List 1 Accent 5" w:uiPriority="65"/>
+    <w:lsdException w:name="Medium List 2 Accent 5" w:uiPriority="66"/>
+    <w:lsdException w:name="Medium Grid 1 Accent 5" w:uiPriority="67"/>
+    <w:lsdException w:name="Medium Grid 2 Accent 5" w:uiPriority="68"/>
+    <w:lsdException w:name="Medium Grid 3 Accent 5" w:uiPriority="69"/>
+    <w:lsdException w:name="Dark List Accent 5" w:uiPriority="70"/>
+    <w:lsdException w:name="Colorful Shading Accent 5" w:uiPriority="71"/>
+    <w:lsdException w:name="Colorful List Accent 5" w:uiPriority="72"/>
+    <w:lsdException w:name="Colorful Grid Accent 5" w:uiPriority="73"/>
+    <w:lsdException w:name="Light Shading Accent 6" w:uiPriority="60"/>
+    <w:lsdException w:name="Light List Accent 6" w:uiPriority="61"/>
+    <w:lsdException w:name="Light Grid Accent 6" w:uiPriority="62"/>
+    <w:lsdException w:name="Medium Shading 1 Accent 6" w:uiPriority="63"/>
+    <w:lsdException w:name="Medium Shading 2 Accent 6" w:uiPriority="64"/>
+    <w:lsdException w:name="Medium List 1 Accent 6" w:uiPriority="65"/>
+    <w:lsdException w:name="Medium List 2 Accent 6" w:uiPriority="66"/>
+    <w:lsdException w:name="Medium Grid 1 Accent 6" w:uiPriority="67"/>
+    <w:lsdException w:name="Medium Grid 2 Accent 6" w:uiPriority="68"/>
+    <w:lsdException w:name="Medium Grid 3 Accent 6" w:uiPriority="69"/>
+    <w:lsdException w:name="Dark List Accent 6" w:uiPriority="70"/>
+    <w:lsdException w:name="Colorful Shading Accent 6" w:uiPriority="71"/>
+    <w:lsdException w:name="Colorful List Accent 6" w:uiPriority="72"/>
+    <w:lsdException w:name="Colorful Grid Accent 6" w:uiPriority="73"/>
+    <w:lsdException w:name="Subtle Emphasis" w:uiPriority="19" w:qFormat="1"/>
+    <w:lsdException w:name="Intense Emphasis" w:uiPriority="21" w:qFormat="1"/>
+    <w:lsdException w:name="Subtle Reference" w:uiPriority="31" w:qFormat="1"/>
+    <w:lsdException w:name="Intense Reference" w:uiPriority="32" w:qFormat="1"/>
+    <w:lsdException w:name="Book Title" w:uiPriority="33" w:qFormat="1"/>
+    <w:lsdException w:name="Bibliography" w:semiHidden="1" w:uiPriority="37" w:unhideWhenUsed="1"/>
+    <w:lsdException w:name="TOC Heading" w:semiHidden="1" w:uiPriority="39" w:unhideWhenUsed="1" w:qFormat="1"/>
+    <w:lsdException w:name="Plain Table 1" w:uiPriority="41"/>
+    <w:lsdException w:name="Plain Table 2" w:uiPriority="42"/>
+    <w:lsdException w:name="Plain Table 3" w:uiPriority="43"/>
+    <w:lsdException w:name="Plain Table 4" w:uiPriority="44"/>
+    <w:lsdException w:name="Plain Table 5" w:uiPriority="45"/>
+    <w:lsdException w:name="Grid Table Light" w:uiPriority="40"/>
+    <w:lsdException w:name="Grid Table 1 Light" w:uiPriority="46"/>
+    <w:lsdException w:name="Grid Table 2" w:uiPriority="47"/>
+    <w:lsdException w:name="Grid Table 3" w:uiPriority="48"/>
+    <w:lsdException w:name="Grid Table 4" w:uiPriority="49"/>
+    <w:lsdException w:name="Grid Table 5 Dark" w:uiPriority="50"/>
+    <w:lsdException w:name="Grid Table 6 Colorful" w:uiPriority="51"/>
+    <w:lsdException w:name="Grid Table 7 Colorful" w:uiPriority="52"/>
+    <w:lsdException w:name="Grid Table 1 Light Accent 1" w:uiPriority="46"/>
+    <w:lsdException w:name="Grid Table 2 Accent 1" w:uiPriority="47"/>
+    <w:lsdException w:name="Grid Table 3 Accent 1" w:uiPriority="48"/>
+    <w:lsdException w:name="Grid Table 4 Accent 1" w:uiPriority="49"/>
+    <w:lsdException w:name="Grid Table 5 Dark Accent 1" w:uiPriority="50"/>
+    <w:lsdException w:name="Grid Table 6 Colorful Accent 1" w:uiPriority="51"/>
+    <w:lsdException w:name="Grid Table 7 Colorful Accent 1" w:uiPriority="52"/>
+    <w:lsdException w:name="Grid Table 1 Light Accent 2" w:uiPriority="46"/>
+    <w:lsdException w:name="Grid Table 2 Accent 2" w:uiPriority="47"/>
+    <w:lsdException w:name="Grid Table 3 Accent 2" w:uiPriority="48"/>
+    <w:lsdException w:name="Grid Table 4 Accent 2" w:uiPriority="49"/>
+    <w:lsdException w:name="Grid Table 5 Dark Accent 2" w:uiPriority="50"/>
+    <w:lsdException w:name="Grid Table 6 Colorful Accent 2" w:uiPriority="51"/>
+    <w:lsdException w:name="Grid Table 7 Colorful Accent 2" w:uiPriority="52"/>
+    <w:lsdException w:name="Grid Table 1 Light Accent 3" w:uiPriority="46"/>
+    <w:lsdException w:name="Grid Table 2 Accent 3" w:uiPriority="47"/>
+    <w:lsdException w:name="Grid Table 3 Accent 3" w:uiPriority="48"/>
+    <w:lsdException w:name="Grid Table 4 Accent 3" w:uiPriority="49"/>
+    <w:lsdException w:name="Grid Table 5 Dark Accent 3" w:uiPriority="50"/>
+    <w:lsdException w:name="Grid Table 6 Colorful Accent 3" w:uiPriority="51"/>
+    <w:lsdException w:name="Grid Table 7 Colorful Accent 3" w:uiPriority="52"/>
+    <w:lsdException w:name="Grid Table 1 Light Accent 4" w:uiPriority="46"/>
+    <w:lsdException w:name="Grid Table 2 Accent 4" w:uiPriority="47"/>
+    <w:lsdException w:name="Grid Table 3 Accent 4" w:uiPriority="48"/>
+    <w:lsdException w:name="Grid Table 4 Accent 4" w:uiPriority="49"/>
+    <w:lsdException w:name="Grid Table 5 Dark Accent 4" w:uiPriority="50"/>
+    <w:lsdException w:name="Grid Table 6 Colorful Accent 4" w:uiPriority="51"/>
+    <w:lsdException w:name="Grid Table 7 Colorful Accent 4" w:uiPriority="52"/>
+    <w:lsdException w:name="Grid Table 1 Light Accent 5" w:uiPriority="46"/>
+    <w:lsdException w:name="Grid Table 2 Accent 5" w:uiPriority="47"/>
+    <w:lsdException w:name="Grid Table 3 Accent 5" w:uiPriority="48"/>
+    <w:lsdException w:name="Grid Table 4 Accent 5" w:uiPriority="49"/>
+    <w:lsdException w:name="Grid Table 5 Dark Accent 5" w:uiPriority="50"/>
+    <w:lsdException w:name="Grid Table 6 Colorful Accent 5" w:uiPriority="51"/>
+    <w:lsdException w:name="Grid Table 7 Colorful Accent 5" w:uiPriority="52"/>
+    <w:lsdException w:name="Grid Table 1 Light Accent 6" w:uiPriority="46"/>
+    <w:lsdException w:name="Grid Table 2 Accent 6" w:uiPriority="47"/>
+    <w:lsdException w:name="Grid Table 3 Accent 6" w:uiPriority="48"/>
+    <w:lsdException w:name="Grid Table 4 Accent 6" w:uiPriority="49"/>
+    <w:lsdException w:name="Grid Table 5 Dark Accent 6" w:uiPriority="50"/>
+    <w:lsdException w:name="Grid Table 6 Colorful Accent 6" w:uiPriority="51"/>
+    <w:lsdException w:name="Grid Table 7 Colorful Accent 6" w:uiPriority="52"/>
+    <w:lsdException w:name="List Table 1 Light" w:uiPriority="46"/>
+    <w:lsdException w:name="List Table 2" w:uiPriority="47"/>
+    <w:lsdException w:name="List Table 3" w:uiPriority="48"/>
+    <w:lsdException w:name="List Table 4" w:uiPriority="49"/>
+    <w:lsdException w:name="List Table 5 Dark" w:uiPriority="50"/>
+    <w:lsdException w:name="List Table 6 Colorful" w:uiPriority="51"/>
+    <w:lsdException w:name="List Table 7 Colorful" w:uiPriority="52"/>
+    <w:lsdException w:name="List Table 1 Light Accent 1" w:uiPriority="46"/>
+    <w:lsdException w:name="List Table 2 Accent 1" w:uiPriority="47"/>
+    <w:lsdException w:name="List Table 3 Accent 1" w:uiPriority="48"/>
+    <w:lsdException w:name="List Table 4 Accent 1" w:uiPriority="49"/>
+    <w:lsdException w:name="List Table 5 Dark Accent 1" w:uiPriority="50"/>
+    <w:lsdException w:name="List Table 6 Colorful Accent 1" w:uiPriority="51"/>
+    <w:lsdException w:name="List Table 7 Colorful Accent 1" w:uiPriority="52"/>
+    <w:lsdException w:name="List Table 1 Light Accent 2" w:uiPriority="46"/>
+    <w:lsdException w:name="List Table 2 Accent 2" w:uiPriority="47"/>
+    <w:lsdException w:name="List Table 3 Accent 2" w:uiPriority="48"/>
+    <w:lsdException w:name="List Table 4 Accent 2" w:uiPriority="49"/>
+    <w:lsdException w:name="List Table 5 Dark Accent 2" w:uiPriority="50"/>
+    <w:lsdException w:name="List Table 6 Colorful Accent 2" w:uiPriority="51"/>
+    <w:lsdException w:name="List Table 7 Colorful Accent 2" w:uiPriority="52"/>
+    <w:lsdException w:name="List Table 1 Light Accent 3" w:uiPriority="46"/>
+    <w:lsdException w:name="List Table 2 Accent 3" w:uiPriority="47"/>
+    <w:lsdException w:name="List Table 3 Accent 3" w:uiPriority="48"/>
+    <w:lsdException w:name="List Table 4 Accent 3" w:uiPriority="49"/>
+    <w:lsdException w:name="List Table 5 Dark Accent 3" w:uiPriority="50"/>
+    <w:lsdException w:name="List Table 6 Colorful Accent 3" w:uiPriority="51"/>
+    <w:lsdException w:name="List Table 7 Colorful Accent 3" w:uiPriority="52"/>
+    <w:lsdException w:name="List Table 1 Light Accent 4" w:uiPriority="46"/>
+    <w:lsdException w:name="List Table 2 Accent 4" w:uiPriority="47"/>
+    <w:lsdException w:name="List Table 3 Accent 4" w:uiPriority="48"/>
+    <w:lsdException w:name="List Table 4 Accent 4" w:uiPriority="49"/>
+    <w:lsdException w:name="List Table 5 Dark Accent 4" w:uiPriority="50"/>
+    <w:lsdException w:name="List Table 6 Colorful Accent 4" w:uiPriority="51"/>
+    <w:lsdException w:name="List Table 7 Colorful Accent 4" w:uiPriority="52"/>
+    <w:lsdException w:name="List Table 1 Light Accent 5" w:uiPriority="46"/>
+    <w:lsdException w:name="List Table 2 Accent 5" w:uiPriority="47"/>
+    <w:lsdException w:name="List Table 3 Accent 5" w:uiPriority="48"/>
+    <w:lsdException w:name="List Table 4 Accent 5" w:uiPriority="49"/>
+    <w:lsdException w:name="List Table 5 Dark Accent 5" w:uiPriority="50"/>
+    <w:lsdException w:name="List Table 6 Colorful Accent 5" w:uiPriority="51"/>
+    <w:lsdException w:name="List Table 7 Colorful Accent 5" w:uiPriority="52"/>
+    <w:lsdException w:name="List Table 1 Light Accent 6" w:uiPriority="46"/>
+    <w:lsdException w:name="List Table 2 Accent 6" w:uiPriority="47"/>
+    <w:lsdException w:name="List Table 3 Accent 6" w:uiPriority="48"/>
+    <w:lsdException w:name="List Table 4 Accent 6" w:uiPriority="49"/>
+    <w:lsdException w:name="List Table 5 Dark Accent 6" w:uiPriority="50"/>
+    <w:lsdException w:name="List Table 6 Colorful Accent 6" w:uiPriority="51"/>
+    <w:lsdException w:name="List Table 7 Colorful Accent 6" w:uiPriority="52"/>
+    <w:lsdException w:name="Mention" w:semiHidden="1" w:uiPriority="99" w:unhideWhenUsed="1"/>
+    <w:lsdException w:name="Smart Hyperlink" w:semiHidden="1" w:uiPriority="99" w:unhideWhenUsed="1"/>
+    <w:lsdException w:name="Hashtag" w:semiHidden="1" w:uiPriority="99" w:unhideWhenUsed="1"/>
+    <w:lsdException w:name="Unresolved Mention" w:semiHidden="1" w:uiPriority="99" w:unhideWhenUsed="1"/>
+    <w:lsdException w:name="Smart Link" w:semiHidden="1" w:uiPriority="99" w:unhideWhenUsed="1"/>
   </w:latentStyles>
-  <w:style w:type="paragraph" w:default="1" w:styleId="1">
+  <w:style w:type="paragraph" w:default="1" w:styleId="a">
     <w:name w:val="Normal"/>
     <w:qFormat/>
-    <w:uiPriority w:val="0"/>
     <w:pPr>
       <w:widowControl w:val="0"/>
       <w:jc w:val="both"/>
@@ -5252,16 +7285,19 @@
       <w:szCs w:val="22"/>
     </w:rPr>
   </w:style>
-  <w:style w:type="character" w:default="1" w:styleId="3">
+  <w:style w:type="character" w:default="1" w:styleId="a0">
     <w:name w:val="Default Paragraph Font"/>
+    <w:uiPriority w:val="1"/>
     <w:semiHidden/>
-    <w:uiPriority w:val="0"/>
+    <w:unhideWhenUsed/>
   </w:style>
-  <w:style w:type="table" w:default="1" w:styleId="2">
+  <w:style w:type="table" w:default="1" w:styleId="a1">
     <w:name w:val="Normal Table"/>
+    <w:uiPriority w:val="99"/>
     <w:semiHidden/>
-    <w:uiPriority w:val="0"/>
+    <w:unhideWhenUsed/>
     <w:tblPr>
+      <w:tblInd w:w="0" w:type="dxa"/>
       <w:tblCellMar>
         <w:top w:w="0" w:type="dxa"/>
         <w:left w:w="108" w:type="dxa"/>
@@ -5269,6 +7305,68 @@
         <w:right w:w="108" w:type="dxa"/>
       </w:tblCellMar>
     </w:tblPr>
+  </w:style>
+  <w:style w:type="numbering" w:default="1" w:styleId="a2">
+    <w:name w:val="No List"/>
+    <w:uiPriority w:val="99"/>
+    <w:semiHidden/>
+    <w:unhideWhenUsed/>
+  </w:style>
+  <w:style w:type="paragraph" w:styleId="a3">
+    <w:name w:val="header"/>
+    <w:basedOn w:val="a"/>
+    <w:link w:val="a4"/>
+    <w:rsid w:val="00BA4479"/>
+    <w:pPr>
+      <w:tabs>
+        <w:tab w:val="center" w:pos="4153"/>
+        <w:tab w:val="right" w:pos="8306"/>
+      </w:tabs>
+      <w:snapToGrid w:val="0"/>
+      <w:jc w:val="center"/>
+    </w:pPr>
+    <w:rPr>
+      <w:sz w:val="18"/>
+      <w:szCs w:val="18"/>
+    </w:rPr>
+  </w:style>
+  <w:style w:type="character" w:customStyle="1" w:styleId="a4">
+    <w:name w:val="页眉 字符"/>
+    <w:basedOn w:val="a0"/>
+    <w:link w:val="a3"/>
+    <w:rsid w:val="00BA4479"/>
+    <w:rPr>
+      <w:sz w:val="18"/>
+      <w:szCs w:val="18"/>
+    </w:rPr>
+  </w:style>
+  <w:style w:type="paragraph" w:styleId="a5">
+    <w:name w:val="footer"/>
+    <w:basedOn w:val="a"/>
+    <w:link w:val="a6"/>
+    <w:rsid w:val="00BA4479"/>
+    <w:pPr>
+      <w:tabs>
+        <w:tab w:val="center" w:pos="4153"/>
+        <w:tab w:val="right" w:pos="8306"/>
+      </w:tabs>
+      <w:snapToGrid w:val="0"/>
+      <w:jc w:val="left"/>
+    </w:pPr>
+    <w:rPr>
+      <w:sz w:val="18"/>
+      <w:szCs w:val="18"/>
+    </w:rPr>
+  </w:style>
+  <w:style w:type="character" w:customStyle="1" w:styleId="a6">
+    <w:name w:val="页脚 字符"/>
+    <w:basedOn w:val="a0"/>
+    <w:link w:val="a5"/>
+    <w:rsid w:val="00BA4479"/>
+    <w:rPr>
+      <w:sz w:val="18"/>
+      <w:szCs w:val="18"/>
+    </w:rPr>
   </w:style>
 </w:styles>
 </file>
@@ -5554,5 +7652,6 @@
     </a:fmtScheme>
   </a:themeElements>
   <a:objectDefaults/>
+  <a:extraClrSchemeLst/>
 </a:theme>
 </file>